--- a/docx/ru/BUFRCREX_CodeFlag_ru_11.docx
+++ b/docx/ru/BUFRCREX_CodeFlag_ru_11.docx
@@ -8,17 +8,17 @@
       </w:pPr>
       <w:r>
         <w:rPr>
-          <w:rFonts w:ascii="Arial" w:hAnsi="Arial"/>
+          <w:rFonts w:ascii="Verdana" w:hAnsi="Verdana"/>
           <w:b/>
           <w:sz w:val="22"/>
         </w:rPr>
-        <w:t>BUFR/CREX Code/Flag Tables — Class 11</w:t>
+        <w:t>Класс 11</w:t>
       </w:r>
     </w:p>
     <w:p>
       <w:r>
         <w:rPr>
-          <w:rFonts w:ascii="Arial" w:hAnsi="Arial"/>
+          <w:rFonts w:ascii="Verdana" w:hAnsi="Verdana"/>
           <w:b/>
           <w:sz w:val="18"/>
         </w:rPr>
@@ -31,6 +31,20 @@
         <w:tblW w:type="auto" w:w="0"/>
         <w:jc w:val="center"/>
         <w:tblLook w:firstColumn="1" w:firstRow="1" w:lastColumn="0" w:lastRow="0" w:noHBand="0" w:noVBand="1" w:val="04A0"/>
+        <w:tblBorders>
+          <w:top w:val="single" w:sz="4" w:space="0" w:color="595959"/>
+          <w:left w:val="single" w:sz="4" w:space="0" w:color="595959"/>
+          <w:bottom w:val="single" w:sz="4" w:space="0" w:color="595959"/>
+          <w:right w:val="single" w:sz="4" w:space="0" w:color="595959"/>
+          <w:insideH w:val="single" w:sz="4" w:space="0" w:color="595959"/>
+          <w:insideV w:val="single" w:sz="4" w:space="0" w:color="595959"/>
+        </w:tblBorders>
+        <w:tblCellMar>
+          <w:top w:w="85" w:type="dxa"/>
+          <w:left w:w="85" w:type="dxa"/>
+          <w:bottom w:w="85" w:type="dxa"/>
+          <w:right w:w="85" w:type="dxa"/>
+        </w:tblCellMar>
       </w:tblPr>
       <w:tblGrid>
         <w:gridCol w:w="3784"/>
@@ -41,81 +55,69 @@
       <w:tr>
         <w:tc>
           <w:tcPr>
+            <w:tcW w:type="dxa" w:w="1134"/>
+            <w:shd w:val="clear" w:color="auto" w:fill="D9D9D9"/>
+          </w:tcPr>
+          <w:p>
+            <w:r/>
+            <w:r>
+              <w:rPr>
+                <w:rFonts w:ascii="Verdana" w:hAnsi="Verdana"/>
+                <w:b w:val="0"/>
+                <w:sz w:val="16"/>
+              </w:rPr>
+              <w:t>КОДОВАЯ ЦИФРА</w:t>
+            </w:r>
+          </w:p>
+        </w:tc>
+        <w:tc>
+          <w:tcPr>
             <w:tcW w:type="dxa" w:w="3784"/>
-            <w:shd w:val="clear" w:color="auto" w:fill="D9E2F3"/>
-          </w:tcPr>
-          <w:p>
-            <w:pPr>
-              <w:jc w:val="center"/>
-            </w:pPr>
-            <w:r/>
-            <w:r>
-              <w:rPr>
-                <w:rFonts w:ascii="Arial" w:hAnsi="Arial"/>
-                <w:b/>
-                <w:sz w:val="16"/>
-              </w:rPr>
-              <w:t>Code Figure</w:t>
+            <w:shd w:val="clear" w:color="auto" w:fill="D9D9D9"/>
+          </w:tcPr>
+          <w:p>
+            <w:r/>
+            <w:r>
+              <w:rPr>
+                <w:rFonts w:ascii="Verdana" w:hAnsi="Verdana"/>
+                <w:b w:val="0"/>
+                <w:sz w:val="16"/>
+              </w:rPr>
+              <w:t>ЗНАЧЕНИЕ</w:t>
             </w:r>
           </w:p>
         </w:tc>
         <w:tc>
           <w:tcPr>
             <w:tcW w:type="dxa" w:w="3784"/>
-            <w:shd w:val="clear" w:color="auto" w:fill="D9E2F3"/>
-          </w:tcPr>
-          <w:p>
-            <w:pPr>
-              <w:jc w:val="center"/>
-            </w:pPr>
-            <w:r/>
-            <w:r>
-              <w:rPr>
-                <w:rFonts w:ascii="Arial" w:hAnsi="Arial"/>
-                <w:b/>
-                <w:sz w:val="16"/>
-              </w:rPr>
-              <w:t>Entry Name</w:t>
+            <w:shd w:val="clear" w:color="auto" w:fill="D9D9D9"/>
+          </w:tcPr>
+          <w:p>
+            <w:r/>
+            <w:r>
+              <w:rPr>
+                <w:rFonts w:ascii="Verdana" w:hAnsi="Verdana"/>
+                <w:b w:val="0"/>
+                <w:sz w:val="16"/>
+              </w:rPr>
+              <w:t>ПОД 1</w:t>
             </w:r>
           </w:p>
         </w:tc>
         <w:tc>
           <w:tcPr>
             <w:tcW w:type="dxa" w:w="3784"/>
-            <w:shd w:val="clear" w:color="auto" w:fill="D9E2F3"/>
-          </w:tcPr>
-          <w:p>
-            <w:pPr>
-              <w:jc w:val="center"/>
-            </w:pPr>
-            <w:r/>
-            <w:r>
-              <w:rPr>
-                <w:rFonts w:ascii="Arial" w:hAnsi="Arial"/>
-                <w:b/>
-                <w:sz w:val="16"/>
-              </w:rPr>
-              <w:t>Sub 1</w:t>
-            </w:r>
-          </w:p>
-        </w:tc>
-        <w:tc>
-          <w:tcPr>
-            <w:tcW w:type="dxa" w:w="3784"/>
-            <w:shd w:val="clear" w:color="auto" w:fill="D9E2F3"/>
-          </w:tcPr>
-          <w:p>
-            <w:pPr>
-              <w:jc w:val="center"/>
-            </w:pPr>
-            <w:r/>
-            <w:r>
-              <w:rPr>
-                <w:rFonts w:ascii="Arial" w:hAnsi="Arial"/>
-                <w:b/>
-                <w:sz w:val="16"/>
-              </w:rPr>
-              <w:t>Note</w:t>
+            <w:shd w:val="clear" w:color="auto" w:fill="D9D9D9"/>
+          </w:tcPr>
+          <w:p>
+            <w:r/>
+            <w:r>
+              <w:rPr>
+                <w:rFonts w:ascii="Verdana" w:hAnsi="Verdana"/>
+                <w:b w:val="0"/>
+                <w:sz w:val="16"/>
+              </w:rPr>
+              <w:t>ПРИМЕЧАНИЕ</w:t>
             </w:r>
           </w:p>
         </w:tc>
@@ -129,7 +131,7 @@
             <w:r/>
             <w:r>
               <w:rPr>
-                <w:rFonts w:ascii="Arial" w:hAnsi="Arial"/>
+                <w:rFonts w:ascii="Verdana" w:hAnsi="Verdana"/>
                 <w:b w:val="0"/>
                 <w:sz w:val="16"/>
               </w:rPr>
@@ -145,7 +147,7 @@
             <w:r/>
             <w:r>
               <w:rPr>
-                <w:rFonts w:ascii="Arial" w:hAnsi="Arial"/>
+                <w:rFonts w:ascii="Verdana" w:hAnsi="Verdana"/>
                 <w:b w:val="0"/>
                 <w:sz w:val="16"/>
               </w:rPr>
@@ -161,7 +163,7 @@
             <w:r/>
             <w:r>
               <w:rPr>
-                <w:rFonts w:ascii="Arial" w:hAnsi="Arial"/>
+                <w:rFonts w:ascii="Verdana" w:hAnsi="Verdana"/>
                 <w:b w:val="0"/>
                 <w:sz w:val="16"/>
               </w:rPr>
@@ -177,7 +179,7 @@
             <w:r/>
             <w:r>
               <w:rPr>
-                <w:rFonts w:ascii="Arial" w:hAnsi="Arial"/>
+                <w:rFonts w:ascii="Verdana" w:hAnsi="Verdana"/>
                 <w:b w:val="0"/>
                 <w:sz w:val="16"/>
               </w:rPr>
@@ -194,7 +196,7 @@
             <w:r/>
             <w:r>
               <w:rPr>
-                <w:rFonts w:ascii="Arial" w:hAnsi="Arial"/>
+                <w:rFonts w:ascii="Verdana" w:hAnsi="Verdana"/>
                 <w:b w:val="0"/>
                 <w:sz w:val="16"/>
               </w:rPr>
@@ -210,7 +212,7 @@
             <w:r/>
             <w:r>
               <w:rPr>
-                <w:rFonts w:ascii="Arial" w:hAnsi="Arial"/>
+                <w:rFonts w:ascii="Verdana" w:hAnsi="Verdana"/>
                 <w:b w:val="0"/>
                 <w:sz w:val="16"/>
               </w:rPr>
@@ -226,7 +228,7 @@
             <w:r/>
             <w:r>
               <w:rPr>
-                <w:rFonts w:ascii="Arial" w:hAnsi="Arial"/>
+                <w:rFonts w:ascii="Verdana" w:hAnsi="Verdana"/>
                 <w:b w:val="0"/>
                 <w:sz w:val="16"/>
               </w:rPr>
@@ -242,7 +244,7 @@
             <w:r/>
             <w:r>
               <w:rPr>
-                <w:rFonts w:ascii="Arial" w:hAnsi="Arial"/>
+                <w:rFonts w:ascii="Verdana" w:hAnsi="Verdana"/>
                 <w:b w:val="0"/>
                 <w:sz w:val="16"/>
               </w:rPr>
@@ -259,7 +261,7 @@
             <w:r/>
             <w:r>
               <w:rPr>
-                <w:rFonts w:ascii="Arial" w:hAnsi="Arial"/>
+                <w:rFonts w:ascii="Verdana" w:hAnsi="Verdana"/>
                 <w:b w:val="0"/>
                 <w:sz w:val="16"/>
               </w:rPr>
@@ -275,7 +277,7 @@
             <w:r/>
             <w:r>
               <w:rPr>
-                <w:rFonts w:ascii="Arial" w:hAnsi="Arial"/>
+                <w:rFonts w:ascii="Verdana" w:hAnsi="Verdana"/>
                 <w:b w:val="0"/>
                 <w:sz w:val="16"/>
               </w:rPr>
@@ -291,7 +293,7 @@
             <w:r/>
             <w:r>
               <w:rPr>
-                <w:rFonts w:ascii="Arial" w:hAnsi="Arial"/>
+                <w:rFonts w:ascii="Verdana" w:hAnsi="Verdana"/>
                 <w:b w:val="0"/>
                 <w:sz w:val="16"/>
               </w:rPr>
@@ -307,7 +309,7 @@
             <w:r/>
             <w:r>
               <w:rPr>
-                <w:rFonts w:ascii="Arial" w:hAnsi="Arial"/>
+                <w:rFonts w:ascii="Verdana" w:hAnsi="Verdana"/>
                 <w:b w:val="0"/>
                 <w:sz w:val="16"/>
               </w:rPr>
@@ -324,7 +326,7 @@
             <w:r/>
             <w:r>
               <w:rPr>
-                <w:rFonts w:ascii="Arial" w:hAnsi="Arial"/>
+                <w:rFonts w:ascii="Verdana" w:hAnsi="Verdana"/>
                 <w:b w:val="0"/>
                 <w:sz w:val="16"/>
               </w:rPr>
@@ -340,7 +342,7 @@
             <w:r/>
             <w:r>
               <w:rPr>
-                <w:rFonts w:ascii="Arial" w:hAnsi="Arial"/>
+                <w:rFonts w:ascii="Verdana" w:hAnsi="Verdana"/>
                 <w:b w:val="0"/>
                 <w:sz w:val="16"/>
               </w:rPr>
@@ -356,7 +358,7 @@
             <w:r/>
             <w:r>
               <w:rPr>
-                <w:rFonts w:ascii="Arial" w:hAnsi="Arial"/>
+                <w:rFonts w:ascii="Verdana" w:hAnsi="Verdana"/>
                 <w:b w:val="0"/>
                 <w:sz w:val="16"/>
               </w:rPr>
@@ -372,7 +374,7 @@
             <w:r/>
             <w:r>
               <w:rPr>
-                <w:rFonts w:ascii="Arial" w:hAnsi="Arial"/>
+                <w:rFonts w:ascii="Verdana" w:hAnsi="Verdana"/>
                 <w:b w:val="0"/>
                 <w:sz w:val="16"/>
               </w:rPr>
@@ -389,7 +391,7 @@
             <w:r/>
             <w:r>
               <w:rPr>
-                <w:rFonts w:ascii="Arial" w:hAnsi="Arial"/>
+                <w:rFonts w:ascii="Verdana" w:hAnsi="Verdana"/>
                 <w:b w:val="0"/>
                 <w:sz w:val="16"/>
               </w:rPr>
@@ -405,7 +407,7 @@
             <w:r/>
             <w:r>
               <w:rPr>
-                <w:rFonts w:ascii="Arial" w:hAnsi="Arial"/>
+                <w:rFonts w:ascii="Verdana" w:hAnsi="Verdana"/>
                 <w:b w:val="0"/>
                 <w:sz w:val="16"/>
               </w:rPr>
@@ -421,7 +423,7 @@
             <w:r/>
             <w:r>
               <w:rPr>
-                <w:rFonts w:ascii="Arial" w:hAnsi="Arial"/>
+                <w:rFonts w:ascii="Verdana" w:hAnsi="Verdana"/>
                 <w:b w:val="0"/>
                 <w:sz w:val="16"/>
               </w:rPr>
@@ -437,7 +439,7 @@
             <w:r/>
             <w:r>
               <w:rPr>
-                <w:rFonts w:ascii="Arial" w:hAnsi="Arial"/>
+                <w:rFonts w:ascii="Verdana" w:hAnsi="Verdana"/>
                 <w:b w:val="0"/>
                 <w:sz w:val="16"/>
               </w:rPr>
@@ -454,7 +456,7 @@
             <w:r/>
             <w:r>
               <w:rPr>
-                <w:rFonts w:ascii="Arial" w:hAnsi="Arial"/>
+                <w:rFonts w:ascii="Verdana" w:hAnsi="Verdana"/>
                 <w:b w:val="0"/>
                 <w:sz w:val="16"/>
               </w:rPr>
@@ -470,7 +472,7 @@
             <w:r/>
             <w:r>
               <w:rPr>
-                <w:rFonts w:ascii="Arial" w:hAnsi="Arial"/>
+                <w:rFonts w:ascii="Verdana" w:hAnsi="Verdana"/>
                 <w:b w:val="0"/>
                 <w:sz w:val="16"/>
               </w:rPr>
@@ -486,7 +488,7 @@
             <w:r/>
             <w:r>
               <w:rPr>
-                <w:rFonts w:ascii="Arial" w:hAnsi="Arial"/>
+                <w:rFonts w:ascii="Verdana" w:hAnsi="Verdana"/>
                 <w:b w:val="0"/>
                 <w:sz w:val="16"/>
               </w:rPr>
@@ -502,7 +504,7 @@
             <w:r/>
             <w:r>
               <w:rPr>
-                <w:rFonts w:ascii="Arial" w:hAnsi="Arial"/>
+                <w:rFonts w:ascii="Verdana" w:hAnsi="Verdana"/>
                 <w:b w:val="0"/>
                 <w:sz w:val="16"/>
               </w:rPr>
@@ -519,7 +521,7 @@
             <w:r/>
             <w:r>
               <w:rPr>
-                <w:rFonts w:ascii="Arial" w:hAnsi="Arial"/>
+                <w:rFonts w:ascii="Verdana" w:hAnsi="Verdana"/>
                 <w:b w:val="0"/>
                 <w:sz w:val="16"/>
               </w:rPr>
@@ -535,7 +537,7 @@
             <w:r/>
             <w:r>
               <w:rPr>
-                <w:rFonts w:ascii="Arial" w:hAnsi="Arial"/>
+                <w:rFonts w:ascii="Verdana" w:hAnsi="Verdana"/>
                 <w:b w:val="0"/>
                 <w:sz w:val="16"/>
               </w:rPr>
@@ -551,7 +553,7 @@
             <w:r/>
             <w:r>
               <w:rPr>
-                <w:rFonts w:ascii="Arial" w:hAnsi="Arial"/>
+                <w:rFonts w:ascii="Verdana" w:hAnsi="Verdana"/>
                 <w:b w:val="0"/>
                 <w:sz w:val="16"/>
               </w:rPr>
@@ -567,7 +569,7 @@
             <w:r/>
             <w:r>
               <w:rPr>
-                <w:rFonts w:ascii="Arial" w:hAnsi="Arial"/>
+                <w:rFonts w:ascii="Verdana" w:hAnsi="Verdana"/>
                 <w:b w:val="0"/>
                 <w:sz w:val="16"/>
               </w:rPr>
@@ -584,7 +586,7 @@
             <w:r/>
             <w:r>
               <w:rPr>
-                <w:rFonts w:ascii="Arial" w:hAnsi="Arial"/>
+                <w:rFonts w:ascii="Verdana" w:hAnsi="Verdana"/>
                 <w:b w:val="0"/>
                 <w:sz w:val="16"/>
               </w:rPr>
@@ -600,7 +602,7 @@
             <w:r/>
             <w:r>
               <w:rPr>
-                <w:rFonts w:ascii="Arial" w:hAnsi="Arial"/>
+                <w:rFonts w:ascii="Verdana" w:hAnsi="Verdana"/>
                 <w:b w:val="0"/>
                 <w:sz w:val="16"/>
               </w:rPr>
@@ -616,7 +618,7 @@
             <w:r/>
             <w:r>
               <w:rPr>
-                <w:rFonts w:ascii="Arial" w:hAnsi="Arial"/>
+                <w:rFonts w:ascii="Verdana" w:hAnsi="Verdana"/>
                 <w:b w:val="0"/>
                 <w:sz w:val="16"/>
               </w:rPr>
@@ -632,7 +634,7 @@
             <w:r/>
             <w:r>
               <w:rPr>
-                <w:rFonts w:ascii="Arial" w:hAnsi="Arial"/>
+                <w:rFonts w:ascii="Verdana" w:hAnsi="Verdana"/>
                 <w:b w:val="0"/>
                 <w:sz w:val="16"/>
               </w:rPr>
@@ -649,7 +651,7 @@
             <w:r/>
             <w:r>
               <w:rPr>
-                <w:rFonts w:ascii="Arial" w:hAnsi="Arial"/>
+                <w:rFonts w:ascii="Verdana" w:hAnsi="Verdana"/>
                 <w:b w:val="0"/>
                 <w:sz w:val="16"/>
               </w:rPr>
@@ -665,7 +667,7 @@
             <w:r/>
             <w:r>
               <w:rPr>
-                <w:rFonts w:ascii="Arial" w:hAnsi="Arial"/>
+                <w:rFonts w:ascii="Verdana" w:hAnsi="Verdana"/>
                 <w:b w:val="0"/>
                 <w:sz w:val="16"/>
               </w:rPr>
@@ -681,7 +683,7 @@
             <w:r/>
             <w:r>
               <w:rPr>
-                <w:rFonts w:ascii="Arial" w:hAnsi="Arial"/>
+                <w:rFonts w:ascii="Verdana" w:hAnsi="Verdana"/>
                 <w:b w:val="0"/>
                 <w:sz w:val="16"/>
               </w:rPr>
@@ -697,7 +699,7 @@
             <w:r/>
             <w:r>
               <w:rPr>
-                <w:rFonts w:ascii="Arial" w:hAnsi="Arial"/>
+                <w:rFonts w:ascii="Verdana" w:hAnsi="Verdana"/>
                 <w:b w:val="0"/>
                 <w:sz w:val="16"/>
               </w:rPr>
@@ -714,7 +716,7 @@
             <w:r/>
             <w:r>
               <w:rPr>
-                <w:rFonts w:ascii="Arial" w:hAnsi="Arial"/>
+                <w:rFonts w:ascii="Verdana" w:hAnsi="Verdana"/>
                 <w:b w:val="0"/>
                 <w:sz w:val="16"/>
               </w:rPr>
@@ -730,7 +732,7 @@
             <w:r/>
             <w:r>
               <w:rPr>
-                <w:rFonts w:ascii="Arial" w:hAnsi="Arial"/>
+                <w:rFonts w:ascii="Verdana" w:hAnsi="Verdana"/>
                 <w:b w:val="0"/>
                 <w:sz w:val="16"/>
               </w:rPr>
@@ -746,7 +748,7 @@
             <w:r/>
             <w:r>
               <w:rPr>
-                <w:rFonts w:ascii="Arial" w:hAnsi="Arial"/>
+                <w:rFonts w:ascii="Verdana" w:hAnsi="Verdana"/>
                 <w:b w:val="0"/>
                 <w:sz w:val="16"/>
               </w:rPr>
@@ -762,7 +764,7 @@
             <w:r/>
             <w:r>
               <w:rPr>
-                <w:rFonts w:ascii="Arial" w:hAnsi="Arial"/>
+                <w:rFonts w:ascii="Verdana" w:hAnsi="Verdana"/>
                 <w:b w:val="0"/>
                 <w:sz w:val="16"/>
               </w:rPr>
@@ -779,7 +781,7 @@
             <w:r/>
             <w:r>
               <w:rPr>
-                <w:rFonts w:ascii="Arial" w:hAnsi="Arial"/>
+                <w:rFonts w:ascii="Verdana" w:hAnsi="Verdana"/>
                 <w:b w:val="0"/>
                 <w:sz w:val="16"/>
               </w:rPr>
@@ -795,7 +797,7 @@
             <w:r/>
             <w:r>
               <w:rPr>
-                <w:rFonts w:ascii="Arial" w:hAnsi="Arial"/>
+                <w:rFonts w:ascii="Verdana" w:hAnsi="Verdana"/>
                 <w:b w:val="0"/>
                 <w:sz w:val="16"/>
               </w:rPr>
@@ -811,7 +813,7 @@
             <w:r/>
             <w:r>
               <w:rPr>
-                <w:rFonts w:ascii="Arial" w:hAnsi="Arial"/>
+                <w:rFonts w:ascii="Verdana" w:hAnsi="Verdana"/>
                 <w:b w:val="0"/>
                 <w:sz w:val="16"/>
               </w:rPr>
@@ -827,7 +829,7 @@
             <w:r/>
             <w:r>
               <w:rPr>
-                <w:rFonts w:ascii="Arial" w:hAnsi="Arial"/>
+                <w:rFonts w:ascii="Verdana" w:hAnsi="Verdana"/>
                 <w:b w:val="0"/>
                 <w:sz w:val="16"/>
               </w:rPr>
@@ -844,7 +846,7 @@
             <w:r/>
             <w:r>
               <w:rPr>
-                <w:rFonts w:ascii="Arial" w:hAnsi="Arial"/>
+                <w:rFonts w:ascii="Verdana" w:hAnsi="Verdana"/>
                 <w:b w:val="0"/>
                 <w:sz w:val="16"/>
               </w:rPr>
@@ -860,7 +862,7 @@
             <w:r/>
             <w:r>
               <w:rPr>
-                <w:rFonts w:ascii="Arial" w:hAnsi="Arial"/>
+                <w:rFonts w:ascii="Verdana" w:hAnsi="Verdana"/>
                 <w:b w:val="0"/>
                 <w:sz w:val="16"/>
               </w:rPr>
@@ -876,7 +878,7 @@
             <w:r/>
             <w:r>
               <w:rPr>
-                <w:rFonts w:ascii="Arial" w:hAnsi="Arial"/>
+                <w:rFonts w:ascii="Verdana" w:hAnsi="Verdana"/>
                 <w:b w:val="0"/>
                 <w:sz w:val="16"/>
               </w:rPr>
@@ -892,7 +894,7 @@
             <w:r/>
             <w:r>
               <w:rPr>
-                <w:rFonts w:ascii="Arial" w:hAnsi="Arial"/>
+                <w:rFonts w:ascii="Verdana" w:hAnsi="Verdana"/>
                 <w:b w:val="0"/>
                 <w:sz w:val="16"/>
               </w:rPr>
@@ -909,7 +911,7 @@
             <w:r/>
             <w:r>
               <w:rPr>
-                <w:rFonts w:ascii="Arial" w:hAnsi="Arial"/>
+                <w:rFonts w:ascii="Verdana" w:hAnsi="Verdana"/>
                 <w:b w:val="0"/>
                 <w:sz w:val="16"/>
               </w:rPr>
@@ -925,7 +927,7 @@
             <w:r/>
             <w:r>
               <w:rPr>
-                <w:rFonts w:ascii="Arial" w:hAnsi="Arial"/>
+                <w:rFonts w:ascii="Verdana" w:hAnsi="Verdana"/>
                 <w:b w:val="0"/>
                 <w:sz w:val="16"/>
               </w:rPr>
@@ -941,7 +943,7 @@
             <w:r/>
             <w:r>
               <w:rPr>
-                <w:rFonts w:ascii="Arial" w:hAnsi="Arial"/>
+                <w:rFonts w:ascii="Verdana" w:hAnsi="Verdana"/>
                 <w:b w:val="0"/>
                 <w:sz w:val="16"/>
               </w:rPr>
@@ -956,7 +958,7 @@
             <w:r/>
             <w:r>
               <w:rPr>
-                <w:rFonts w:ascii="Arial" w:hAnsi="Arial"/>
+                <w:rFonts w:ascii="Verdana" w:hAnsi="Verdana"/>
                 <w:b w:val="0"/>
                 <w:sz w:val="16"/>
               </w:rPr>
@@ -973,7 +975,7 @@
             <w:r/>
             <w:r>
               <w:rPr>
-                <w:rFonts w:ascii="Arial" w:hAnsi="Arial"/>
+                <w:rFonts w:ascii="Verdana" w:hAnsi="Verdana"/>
                 <w:b w:val="0"/>
                 <w:sz w:val="16"/>
               </w:rPr>
@@ -989,7 +991,7 @@
             <w:r/>
             <w:r>
               <w:rPr>
-                <w:rFonts w:ascii="Arial" w:hAnsi="Arial"/>
+                <w:rFonts w:ascii="Verdana" w:hAnsi="Verdana"/>
                 <w:b w:val="0"/>
                 <w:sz w:val="16"/>
               </w:rPr>
@@ -1005,7 +1007,7 @@
             <w:r/>
             <w:r>
               <w:rPr>
-                <w:rFonts w:ascii="Arial" w:hAnsi="Arial"/>
+                <w:rFonts w:ascii="Verdana" w:hAnsi="Verdana"/>
                 <w:b w:val="0"/>
                 <w:sz w:val="16"/>
               </w:rPr>
@@ -1020,7 +1022,7 @@
             <w:r/>
             <w:r>
               <w:rPr>
-                <w:rFonts w:ascii="Arial" w:hAnsi="Arial"/>
+                <w:rFonts w:ascii="Verdana" w:hAnsi="Verdana"/>
                 <w:b w:val="0"/>
                 <w:sz w:val="16"/>
               </w:rPr>
@@ -1037,7 +1039,7 @@
             <w:r/>
             <w:r>
               <w:rPr>
-                <w:rFonts w:ascii="Arial" w:hAnsi="Arial"/>
+                <w:rFonts w:ascii="Verdana" w:hAnsi="Verdana"/>
                 <w:b w:val="0"/>
                 <w:sz w:val="16"/>
               </w:rPr>
@@ -1053,7 +1055,7 @@
             <w:r/>
             <w:r>
               <w:rPr>
-                <w:rFonts w:ascii="Arial" w:hAnsi="Arial"/>
+                <w:rFonts w:ascii="Verdana" w:hAnsi="Verdana"/>
                 <w:b w:val="0"/>
                 <w:sz w:val="16"/>
               </w:rPr>
@@ -1069,7 +1071,7 @@
             <w:r/>
             <w:r>
               <w:rPr>
-                <w:rFonts w:ascii="Arial" w:hAnsi="Arial"/>
+                <w:rFonts w:ascii="Verdana" w:hAnsi="Verdana"/>
                 <w:b w:val="0"/>
                 <w:sz w:val="16"/>
               </w:rPr>
@@ -1084,7 +1086,7 @@
             <w:r/>
             <w:r>
               <w:rPr>
-                <w:rFonts w:ascii="Arial" w:hAnsi="Arial"/>
+                <w:rFonts w:ascii="Verdana" w:hAnsi="Verdana"/>
                 <w:b w:val="0"/>
                 <w:sz w:val="16"/>
               </w:rPr>
@@ -1101,7 +1103,7 @@
             <w:r/>
             <w:r>
               <w:rPr>
-                <w:rFonts w:ascii="Arial" w:hAnsi="Arial"/>
+                <w:rFonts w:ascii="Verdana" w:hAnsi="Verdana"/>
                 <w:b w:val="0"/>
                 <w:sz w:val="16"/>
               </w:rPr>
@@ -1117,7 +1119,7 @@
             <w:r/>
             <w:r>
               <w:rPr>
-                <w:rFonts w:ascii="Arial" w:hAnsi="Arial"/>
+                <w:rFonts w:ascii="Verdana" w:hAnsi="Verdana"/>
                 <w:b w:val="0"/>
                 <w:sz w:val="16"/>
               </w:rPr>
@@ -1133,7 +1135,7 @@
             <w:r/>
             <w:r>
               <w:rPr>
-                <w:rFonts w:ascii="Arial" w:hAnsi="Arial"/>
+                <w:rFonts w:ascii="Verdana" w:hAnsi="Verdana"/>
                 <w:b w:val="0"/>
                 <w:sz w:val="16"/>
               </w:rPr>
@@ -1148,7 +1150,7 @@
             <w:r/>
             <w:r>
               <w:rPr>
-                <w:rFonts w:ascii="Arial" w:hAnsi="Arial"/>
+                <w:rFonts w:ascii="Verdana" w:hAnsi="Verdana"/>
                 <w:b w:val="0"/>
                 <w:sz w:val="16"/>
               </w:rPr>
@@ -1165,7 +1167,7 @@
             <w:r/>
             <w:r>
               <w:rPr>
-                <w:rFonts w:ascii="Arial" w:hAnsi="Arial"/>
+                <w:rFonts w:ascii="Verdana" w:hAnsi="Verdana"/>
                 <w:b w:val="0"/>
                 <w:sz w:val="16"/>
               </w:rPr>
@@ -1181,7 +1183,7 @@
             <w:r/>
             <w:r>
               <w:rPr>
-                <w:rFonts w:ascii="Arial" w:hAnsi="Arial"/>
+                <w:rFonts w:ascii="Verdana" w:hAnsi="Verdana"/>
                 <w:b w:val="0"/>
                 <w:sz w:val="16"/>
               </w:rPr>
@@ -1197,7 +1199,7 @@
             <w:r/>
             <w:r>
               <w:rPr>
-                <w:rFonts w:ascii="Arial" w:hAnsi="Arial"/>
+                <w:rFonts w:ascii="Verdana" w:hAnsi="Verdana"/>
                 <w:b w:val="0"/>
                 <w:sz w:val="16"/>
               </w:rPr>
@@ -1212,7 +1214,7 @@
             <w:r/>
             <w:r>
               <w:rPr>
-                <w:rFonts w:ascii="Arial" w:hAnsi="Arial"/>
+                <w:rFonts w:ascii="Verdana" w:hAnsi="Verdana"/>
                 <w:b w:val="0"/>
                 <w:sz w:val="16"/>
               </w:rPr>
@@ -1229,7 +1231,7 @@
             <w:r/>
             <w:r>
               <w:rPr>
-                <w:rFonts w:ascii="Arial" w:hAnsi="Arial"/>
+                <w:rFonts w:ascii="Verdana" w:hAnsi="Verdana"/>
                 <w:b w:val="0"/>
                 <w:sz w:val="16"/>
               </w:rPr>
@@ -1245,7 +1247,7 @@
             <w:r/>
             <w:r>
               <w:rPr>
-                <w:rFonts w:ascii="Arial" w:hAnsi="Arial"/>
+                <w:rFonts w:ascii="Verdana" w:hAnsi="Verdana"/>
                 <w:b w:val="0"/>
                 <w:sz w:val="16"/>
               </w:rPr>
@@ -1261,7 +1263,7 @@
             <w:r/>
             <w:r>
               <w:rPr>
-                <w:rFonts w:ascii="Arial" w:hAnsi="Arial"/>
+                <w:rFonts w:ascii="Verdana" w:hAnsi="Verdana"/>
                 <w:b w:val="0"/>
                 <w:sz w:val="16"/>
               </w:rPr>
@@ -1276,7 +1278,7 @@
             <w:r/>
             <w:r>
               <w:rPr>
-                <w:rFonts w:ascii="Arial" w:hAnsi="Arial"/>
+                <w:rFonts w:ascii="Verdana" w:hAnsi="Verdana"/>
                 <w:b w:val="0"/>
                 <w:sz w:val="16"/>
               </w:rPr>
@@ -1293,7 +1295,7 @@
             <w:r/>
             <w:r>
               <w:rPr>
-                <w:rFonts w:ascii="Arial" w:hAnsi="Arial"/>
+                <w:rFonts w:ascii="Verdana" w:hAnsi="Verdana"/>
                 <w:b w:val="0"/>
                 <w:sz w:val="16"/>
               </w:rPr>
@@ -1309,7 +1311,7 @@
             <w:r/>
             <w:r>
               <w:rPr>
-                <w:rFonts w:ascii="Arial" w:hAnsi="Arial"/>
+                <w:rFonts w:ascii="Verdana" w:hAnsi="Verdana"/>
                 <w:b w:val="0"/>
                 <w:sz w:val="16"/>
               </w:rPr>
@@ -1325,7 +1327,7 @@
             <w:r/>
             <w:r>
               <w:rPr>
-                <w:rFonts w:ascii="Arial" w:hAnsi="Arial"/>
+                <w:rFonts w:ascii="Verdana" w:hAnsi="Verdana"/>
                 <w:b w:val="0"/>
                 <w:sz w:val="16"/>
               </w:rPr>
@@ -1340,7 +1342,7 @@
             <w:r/>
             <w:r>
               <w:rPr>
-                <w:rFonts w:ascii="Arial" w:hAnsi="Arial"/>
+                <w:rFonts w:ascii="Verdana" w:hAnsi="Verdana"/>
                 <w:b w:val="0"/>
                 <w:sz w:val="16"/>
               </w:rPr>
@@ -1357,7 +1359,7 @@
             <w:r/>
             <w:r>
               <w:rPr>
-                <w:rFonts w:ascii="Arial" w:hAnsi="Arial"/>
+                <w:rFonts w:ascii="Verdana" w:hAnsi="Verdana"/>
                 <w:b w:val="0"/>
                 <w:sz w:val="16"/>
               </w:rPr>
@@ -1373,7 +1375,7 @@
             <w:r/>
             <w:r>
               <w:rPr>
-                <w:rFonts w:ascii="Arial" w:hAnsi="Arial"/>
+                <w:rFonts w:ascii="Verdana" w:hAnsi="Verdana"/>
                 <w:b w:val="0"/>
                 <w:sz w:val="16"/>
               </w:rPr>
@@ -1389,7 +1391,7 @@
             <w:r/>
             <w:r>
               <w:rPr>
-                <w:rFonts w:ascii="Arial" w:hAnsi="Arial"/>
+                <w:rFonts w:ascii="Verdana" w:hAnsi="Verdana"/>
                 <w:b w:val="0"/>
                 <w:sz w:val="16"/>
               </w:rPr>
@@ -1404,7 +1406,7 @@
             <w:r/>
             <w:r>
               <w:rPr>
-                <w:rFonts w:ascii="Arial" w:hAnsi="Arial"/>
+                <w:rFonts w:ascii="Verdana" w:hAnsi="Verdana"/>
                 <w:b w:val="0"/>
                 <w:sz w:val="16"/>
               </w:rPr>
@@ -1421,7 +1423,7 @@
             <w:r/>
             <w:r>
               <w:rPr>
-                <w:rFonts w:ascii="Arial" w:hAnsi="Arial"/>
+                <w:rFonts w:ascii="Verdana" w:hAnsi="Verdana"/>
                 <w:b w:val="0"/>
                 <w:sz w:val="16"/>
               </w:rPr>
@@ -1437,7 +1439,7 @@
             <w:r/>
             <w:r>
               <w:rPr>
-                <w:rFonts w:ascii="Arial" w:hAnsi="Arial"/>
+                <w:rFonts w:ascii="Verdana" w:hAnsi="Verdana"/>
                 <w:b w:val="0"/>
                 <w:sz w:val="16"/>
               </w:rPr>
@@ -1453,7 +1455,7 @@
             <w:r/>
             <w:r>
               <w:rPr>
-                <w:rFonts w:ascii="Arial" w:hAnsi="Arial"/>
+                <w:rFonts w:ascii="Verdana" w:hAnsi="Verdana"/>
                 <w:b w:val="0"/>
                 <w:sz w:val="16"/>
               </w:rPr>
@@ -1468,7 +1470,7 @@
             <w:r/>
             <w:r>
               <w:rPr>
-                <w:rFonts w:ascii="Arial" w:hAnsi="Arial"/>
+                <w:rFonts w:ascii="Verdana" w:hAnsi="Verdana"/>
                 <w:b w:val="0"/>
                 <w:sz w:val="16"/>
               </w:rPr>
@@ -1485,7 +1487,7 @@
             <w:r/>
             <w:r>
               <w:rPr>
-                <w:rFonts w:ascii="Arial" w:hAnsi="Arial"/>
+                <w:rFonts w:ascii="Verdana" w:hAnsi="Verdana"/>
                 <w:b w:val="0"/>
                 <w:sz w:val="16"/>
               </w:rPr>
@@ -1501,7 +1503,7 @@
             <w:r/>
             <w:r>
               <w:rPr>
-                <w:rFonts w:ascii="Arial" w:hAnsi="Arial"/>
+                <w:rFonts w:ascii="Verdana" w:hAnsi="Verdana"/>
                 <w:b w:val="0"/>
                 <w:sz w:val="16"/>
               </w:rPr>
@@ -1517,7 +1519,7 @@
             <w:r/>
             <w:r>
               <w:rPr>
-                <w:rFonts w:ascii="Arial" w:hAnsi="Arial"/>
+                <w:rFonts w:ascii="Verdana" w:hAnsi="Verdana"/>
                 <w:b w:val="0"/>
                 <w:sz w:val="16"/>
               </w:rPr>
@@ -1532,7 +1534,7 @@
             <w:r/>
             <w:r>
               <w:rPr>
-                <w:rFonts w:ascii="Arial" w:hAnsi="Arial"/>
+                <w:rFonts w:ascii="Verdana" w:hAnsi="Verdana"/>
                 <w:b w:val="0"/>
                 <w:sz w:val="16"/>
               </w:rPr>
@@ -1549,7 +1551,7 @@
             <w:r/>
             <w:r>
               <w:rPr>
-                <w:rFonts w:ascii="Arial" w:hAnsi="Arial"/>
+                <w:rFonts w:ascii="Verdana" w:hAnsi="Verdana"/>
                 <w:b w:val="0"/>
                 <w:sz w:val="16"/>
               </w:rPr>
@@ -1565,7 +1567,7 @@
             <w:r/>
             <w:r>
               <w:rPr>
-                <w:rFonts w:ascii="Arial" w:hAnsi="Arial"/>
+                <w:rFonts w:ascii="Verdana" w:hAnsi="Verdana"/>
                 <w:b w:val="0"/>
                 <w:sz w:val="16"/>
               </w:rPr>
@@ -1581,7 +1583,7 @@
             <w:r/>
             <w:r>
               <w:rPr>
-                <w:rFonts w:ascii="Arial" w:hAnsi="Arial"/>
+                <w:rFonts w:ascii="Verdana" w:hAnsi="Verdana"/>
                 <w:b w:val="0"/>
                 <w:sz w:val="16"/>
               </w:rPr>
@@ -1596,7 +1598,7 @@
             <w:r/>
             <w:r>
               <w:rPr>
-                <w:rFonts w:ascii="Arial" w:hAnsi="Arial"/>
+                <w:rFonts w:ascii="Verdana" w:hAnsi="Verdana"/>
                 <w:b w:val="0"/>
                 <w:sz w:val="16"/>
               </w:rPr>
@@ -1613,7 +1615,7 @@
             <w:r/>
             <w:r>
               <w:rPr>
-                <w:rFonts w:ascii="Arial" w:hAnsi="Arial"/>
+                <w:rFonts w:ascii="Verdana" w:hAnsi="Verdana"/>
                 <w:b w:val="0"/>
                 <w:sz w:val="16"/>
               </w:rPr>
@@ -1629,7 +1631,7 @@
             <w:r/>
             <w:r>
               <w:rPr>
-                <w:rFonts w:ascii="Arial" w:hAnsi="Arial"/>
+                <w:rFonts w:ascii="Verdana" w:hAnsi="Verdana"/>
                 <w:b w:val="0"/>
                 <w:sz w:val="16"/>
               </w:rPr>
@@ -1645,7 +1647,7 @@
             <w:r/>
             <w:r>
               <w:rPr>
-                <w:rFonts w:ascii="Arial" w:hAnsi="Arial"/>
+                <w:rFonts w:ascii="Verdana" w:hAnsi="Verdana"/>
                 <w:b w:val="0"/>
                 <w:sz w:val="16"/>
               </w:rPr>
@@ -1660,7 +1662,7 @@
             <w:r/>
             <w:r>
               <w:rPr>
-                <w:rFonts w:ascii="Arial" w:hAnsi="Arial"/>
+                <w:rFonts w:ascii="Verdana" w:hAnsi="Verdana"/>
                 <w:b w:val="0"/>
                 <w:sz w:val="16"/>
               </w:rPr>
@@ -1677,7 +1679,7 @@
             <w:r/>
             <w:r>
               <w:rPr>
-                <w:rFonts w:ascii="Arial" w:hAnsi="Arial"/>
+                <w:rFonts w:ascii="Verdana" w:hAnsi="Verdana"/>
                 <w:b w:val="0"/>
                 <w:sz w:val="16"/>
               </w:rPr>
@@ -1693,7 +1695,7 @@
             <w:r/>
             <w:r>
               <w:rPr>
-                <w:rFonts w:ascii="Arial" w:hAnsi="Arial"/>
+                <w:rFonts w:ascii="Verdana" w:hAnsi="Verdana"/>
                 <w:b w:val="0"/>
                 <w:sz w:val="16"/>
               </w:rPr>
@@ -1709,7 +1711,7 @@
             <w:r/>
             <w:r>
               <w:rPr>
-                <w:rFonts w:ascii="Arial" w:hAnsi="Arial"/>
+                <w:rFonts w:ascii="Verdana" w:hAnsi="Verdana"/>
                 <w:b w:val="0"/>
                 <w:sz w:val="16"/>
               </w:rPr>
@@ -1724,7 +1726,7 @@
             <w:r/>
             <w:r>
               <w:rPr>
-                <w:rFonts w:ascii="Arial" w:hAnsi="Arial"/>
+                <w:rFonts w:ascii="Verdana" w:hAnsi="Verdana"/>
                 <w:b w:val="0"/>
                 <w:sz w:val="16"/>
               </w:rPr>
@@ -1741,7 +1743,7 @@
             <w:r/>
             <w:r>
               <w:rPr>
-                <w:rFonts w:ascii="Arial" w:hAnsi="Arial"/>
+                <w:rFonts w:ascii="Verdana" w:hAnsi="Verdana"/>
                 <w:b w:val="0"/>
                 <w:sz w:val="16"/>
               </w:rPr>
@@ -1757,7 +1759,7 @@
             <w:r/>
             <w:r>
               <w:rPr>
-                <w:rFonts w:ascii="Arial" w:hAnsi="Arial"/>
+                <w:rFonts w:ascii="Verdana" w:hAnsi="Verdana"/>
                 <w:b w:val="0"/>
                 <w:sz w:val="16"/>
               </w:rPr>
@@ -1773,7 +1775,7 @@
             <w:r/>
             <w:r>
               <w:rPr>
-                <w:rFonts w:ascii="Arial" w:hAnsi="Arial"/>
+                <w:rFonts w:ascii="Verdana" w:hAnsi="Verdana"/>
                 <w:b w:val="0"/>
                 <w:sz w:val="16"/>
               </w:rPr>
@@ -1788,7 +1790,7 @@
             <w:r/>
             <w:r>
               <w:rPr>
-                <w:rFonts w:ascii="Arial" w:hAnsi="Arial"/>
+                <w:rFonts w:ascii="Verdana" w:hAnsi="Verdana"/>
                 <w:b w:val="0"/>
                 <w:sz w:val="16"/>
               </w:rPr>
@@ -1801,7 +1803,7 @@
     <w:p>
       <w:r>
         <w:rPr>
-          <w:rFonts w:ascii="Arial" w:hAnsi="Arial"/>
+          <w:rFonts w:ascii="Verdana" w:hAnsi="Verdana"/>
           <w:b/>
           <w:sz w:val="18"/>
         </w:rPr>
@@ -1814,6 +1816,20 @@
         <w:tblW w:type="auto" w:w="0"/>
         <w:jc w:val="center"/>
         <w:tblLook w:firstColumn="1" w:firstRow="1" w:lastColumn="0" w:lastRow="0" w:noHBand="0" w:noVBand="1" w:val="04A0"/>
+        <w:tblBorders>
+          <w:top w:val="single" w:sz="4" w:space="0" w:color="595959"/>
+          <w:left w:val="single" w:sz="4" w:space="0" w:color="595959"/>
+          <w:bottom w:val="single" w:sz="4" w:space="0" w:color="595959"/>
+          <w:right w:val="single" w:sz="4" w:space="0" w:color="595959"/>
+          <w:insideH w:val="single" w:sz="4" w:space="0" w:color="595959"/>
+          <w:insideV w:val="single" w:sz="4" w:space="0" w:color="595959"/>
+        </w:tblBorders>
+        <w:tblCellMar>
+          <w:top w:w="85" w:type="dxa"/>
+          <w:left w:w="85" w:type="dxa"/>
+          <w:bottom w:w="85" w:type="dxa"/>
+          <w:right w:w="85" w:type="dxa"/>
+        </w:tblCellMar>
       </w:tblPr>
       <w:tblGrid>
         <w:gridCol w:w="3784"/>
@@ -1824,81 +1840,69 @@
       <w:tr>
         <w:tc>
           <w:tcPr>
+            <w:tcW w:type="dxa" w:w="1134"/>
+            <w:shd w:val="clear" w:color="auto" w:fill="D9D9D9"/>
+          </w:tcPr>
+          <w:p>
+            <w:r/>
+            <w:r>
+              <w:rPr>
+                <w:rFonts w:ascii="Verdana" w:hAnsi="Verdana"/>
+                <w:b w:val="0"/>
+                <w:sz w:val="16"/>
+              </w:rPr>
+              <w:t>КОДОВАЯ ЦИФРА</w:t>
+            </w:r>
+          </w:p>
+        </w:tc>
+        <w:tc>
+          <w:tcPr>
             <w:tcW w:type="dxa" w:w="3784"/>
-            <w:shd w:val="clear" w:color="auto" w:fill="D9E2F3"/>
-          </w:tcPr>
-          <w:p>
-            <w:pPr>
-              <w:jc w:val="center"/>
-            </w:pPr>
-            <w:r/>
-            <w:r>
-              <w:rPr>
-                <w:rFonts w:ascii="Arial" w:hAnsi="Arial"/>
-                <w:b/>
-                <w:sz w:val="16"/>
-              </w:rPr>
-              <w:t>Code Figure</w:t>
+            <w:shd w:val="clear" w:color="auto" w:fill="D9D9D9"/>
+          </w:tcPr>
+          <w:p>
+            <w:r/>
+            <w:r>
+              <w:rPr>
+                <w:rFonts w:ascii="Verdana" w:hAnsi="Verdana"/>
+                <w:b w:val="0"/>
+                <w:sz w:val="16"/>
+              </w:rPr>
+              <w:t>ЗНАЧЕНИЕ</w:t>
             </w:r>
           </w:p>
         </w:tc>
         <w:tc>
           <w:tcPr>
             <w:tcW w:type="dxa" w:w="3784"/>
-            <w:shd w:val="clear" w:color="auto" w:fill="D9E2F3"/>
-          </w:tcPr>
-          <w:p>
-            <w:pPr>
-              <w:jc w:val="center"/>
-            </w:pPr>
-            <w:r/>
-            <w:r>
-              <w:rPr>
-                <w:rFonts w:ascii="Arial" w:hAnsi="Arial"/>
-                <w:b/>
-                <w:sz w:val="16"/>
-              </w:rPr>
-              <w:t>Entry Name</w:t>
+            <w:shd w:val="clear" w:color="auto" w:fill="D9D9D9"/>
+          </w:tcPr>
+          <w:p>
+            <w:r/>
+            <w:r>
+              <w:rPr>
+                <w:rFonts w:ascii="Verdana" w:hAnsi="Verdana"/>
+                <w:b w:val="0"/>
+                <w:sz w:val="16"/>
+              </w:rPr>
+              <w:t>ПОД 1</w:t>
             </w:r>
           </w:p>
         </w:tc>
         <w:tc>
           <w:tcPr>
             <w:tcW w:type="dxa" w:w="3784"/>
-            <w:shd w:val="clear" w:color="auto" w:fill="D9E2F3"/>
-          </w:tcPr>
-          <w:p>
-            <w:pPr>
-              <w:jc w:val="center"/>
-            </w:pPr>
-            <w:r/>
-            <w:r>
-              <w:rPr>
-                <w:rFonts w:ascii="Arial" w:hAnsi="Arial"/>
-                <w:b/>
-                <w:sz w:val="16"/>
-              </w:rPr>
-              <w:t>Sub 1</w:t>
-            </w:r>
-          </w:p>
-        </w:tc>
-        <w:tc>
-          <w:tcPr>
-            <w:tcW w:type="dxa" w:w="3784"/>
-            <w:shd w:val="clear" w:color="auto" w:fill="D9E2F3"/>
-          </w:tcPr>
-          <w:p>
-            <w:pPr>
-              <w:jc w:val="center"/>
-            </w:pPr>
-            <w:r/>
-            <w:r>
-              <w:rPr>
-                <w:rFonts w:ascii="Arial" w:hAnsi="Arial"/>
-                <w:b/>
-                <w:sz w:val="16"/>
-              </w:rPr>
-              <w:t>Note</w:t>
+            <w:shd w:val="clear" w:color="auto" w:fill="D9D9D9"/>
+          </w:tcPr>
+          <w:p>
+            <w:r/>
+            <w:r>
+              <w:rPr>
+                <w:rFonts w:ascii="Verdana" w:hAnsi="Verdana"/>
+                <w:b w:val="0"/>
+                <w:sz w:val="16"/>
+              </w:rPr>
+              <w:t>ПРИМЕЧАНИЕ</w:t>
             </w:r>
           </w:p>
         </w:tc>
@@ -1912,7 +1916,7 @@
             <w:r/>
             <w:r>
               <w:rPr>
-                <w:rFonts w:ascii="Arial" w:hAnsi="Arial"/>
+                <w:rFonts w:ascii="Verdana" w:hAnsi="Verdana"/>
                 <w:b w:val="0"/>
                 <w:sz w:val="16"/>
               </w:rPr>
@@ -1928,7 +1932,7 @@
             <w:r/>
             <w:r>
               <w:rPr>
-                <w:rFonts w:ascii="Arial" w:hAnsi="Arial"/>
+                <w:rFonts w:ascii="Verdana" w:hAnsi="Verdana"/>
                 <w:b w:val="0"/>
                 <w:sz w:val="16"/>
               </w:rPr>
@@ -1944,7 +1948,7 @@
             <w:r/>
             <w:r>
               <w:rPr>
-                <w:rFonts w:ascii="Arial" w:hAnsi="Arial"/>
+                <w:rFonts w:ascii="Verdana" w:hAnsi="Verdana"/>
                 <w:b w:val="0"/>
                 <w:sz w:val="16"/>
               </w:rPr>
@@ -1960,7 +1964,7 @@
             <w:r/>
             <w:r>
               <w:rPr>
-                <w:rFonts w:ascii="Arial" w:hAnsi="Arial"/>
+                <w:rFonts w:ascii="Verdana" w:hAnsi="Verdana"/>
                 <w:b w:val="0"/>
                 <w:sz w:val="16"/>
               </w:rPr>
@@ -1977,7 +1981,7 @@
             <w:r/>
             <w:r>
               <w:rPr>
-                <w:rFonts w:ascii="Arial" w:hAnsi="Arial"/>
+                <w:rFonts w:ascii="Verdana" w:hAnsi="Verdana"/>
                 <w:b w:val="0"/>
                 <w:sz w:val="16"/>
               </w:rPr>
@@ -1993,7 +1997,7 @@
             <w:r/>
             <w:r>
               <w:rPr>
-                <w:rFonts w:ascii="Arial" w:hAnsi="Arial"/>
+                <w:rFonts w:ascii="Verdana" w:hAnsi="Verdana"/>
                 <w:b w:val="0"/>
                 <w:sz w:val="16"/>
               </w:rPr>
@@ -2009,7 +2013,7 @@
             <w:r/>
             <w:r>
               <w:rPr>
-                <w:rFonts w:ascii="Arial" w:hAnsi="Arial"/>
+                <w:rFonts w:ascii="Verdana" w:hAnsi="Verdana"/>
                 <w:b w:val="0"/>
                 <w:sz w:val="16"/>
               </w:rPr>
@@ -2025,7 +2029,7 @@
             <w:r/>
             <w:r>
               <w:rPr>
-                <w:rFonts w:ascii="Arial" w:hAnsi="Arial"/>
+                <w:rFonts w:ascii="Verdana" w:hAnsi="Verdana"/>
                 <w:b w:val="0"/>
                 <w:sz w:val="16"/>
               </w:rPr>
@@ -2042,7 +2046,7 @@
             <w:r/>
             <w:r>
               <w:rPr>
-                <w:rFonts w:ascii="Arial" w:hAnsi="Arial"/>
+                <w:rFonts w:ascii="Verdana" w:hAnsi="Verdana"/>
                 <w:b w:val="0"/>
                 <w:sz w:val="16"/>
               </w:rPr>
@@ -2058,7 +2062,7 @@
             <w:r/>
             <w:r>
               <w:rPr>
-                <w:rFonts w:ascii="Arial" w:hAnsi="Arial"/>
+                <w:rFonts w:ascii="Verdana" w:hAnsi="Verdana"/>
                 <w:b w:val="0"/>
                 <w:sz w:val="16"/>
               </w:rPr>
@@ -2074,7 +2078,7 @@
             <w:r/>
             <w:r>
               <w:rPr>
-                <w:rFonts w:ascii="Arial" w:hAnsi="Arial"/>
+                <w:rFonts w:ascii="Verdana" w:hAnsi="Verdana"/>
                 <w:b w:val="0"/>
                 <w:sz w:val="16"/>
               </w:rPr>
@@ -2090,7 +2094,7 @@
             <w:r/>
             <w:r>
               <w:rPr>
-                <w:rFonts w:ascii="Arial" w:hAnsi="Arial"/>
+                <w:rFonts w:ascii="Verdana" w:hAnsi="Verdana"/>
                 <w:b w:val="0"/>
                 <w:sz w:val="16"/>
               </w:rPr>
@@ -2107,7 +2111,7 @@
             <w:r/>
             <w:r>
               <w:rPr>
-                <w:rFonts w:ascii="Arial" w:hAnsi="Arial"/>
+                <w:rFonts w:ascii="Verdana" w:hAnsi="Verdana"/>
                 <w:b w:val="0"/>
                 <w:sz w:val="16"/>
               </w:rPr>
@@ -2123,7 +2127,7 @@
             <w:r/>
             <w:r>
               <w:rPr>
-                <w:rFonts w:ascii="Arial" w:hAnsi="Arial"/>
+                <w:rFonts w:ascii="Verdana" w:hAnsi="Verdana"/>
                 <w:b w:val="0"/>
                 <w:sz w:val="16"/>
               </w:rPr>
@@ -2139,7 +2143,7 @@
             <w:r/>
             <w:r>
               <w:rPr>
-                <w:rFonts w:ascii="Arial" w:hAnsi="Arial"/>
+                <w:rFonts w:ascii="Verdana" w:hAnsi="Verdana"/>
                 <w:b w:val="0"/>
                 <w:sz w:val="16"/>
               </w:rPr>
@@ -2155,7 +2159,7 @@
             <w:r/>
             <w:r>
               <w:rPr>
-                <w:rFonts w:ascii="Arial" w:hAnsi="Arial"/>
+                <w:rFonts w:ascii="Verdana" w:hAnsi="Verdana"/>
                 <w:b w:val="0"/>
                 <w:sz w:val="16"/>
               </w:rPr>
@@ -2172,7 +2176,7 @@
             <w:r/>
             <w:r>
               <w:rPr>
-                <w:rFonts w:ascii="Arial" w:hAnsi="Arial"/>
+                <w:rFonts w:ascii="Verdana" w:hAnsi="Verdana"/>
                 <w:b w:val="0"/>
                 <w:sz w:val="16"/>
               </w:rPr>
@@ -2188,7 +2192,7 @@
             <w:r/>
             <w:r>
               <w:rPr>
-                <w:rFonts w:ascii="Arial" w:hAnsi="Arial"/>
+                <w:rFonts w:ascii="Verdana" w:hAnsi="Verdana"/>
                 <w:b w:val="0"/>
                 <w:sz w:val="16"/>
               </w:rPr>
@@ -2204,7 +2208,7 @@
             <w:r/>
             <w:r>
               <w:rPr>
-                <w:rFonts w:ascii="Arial" w:hAnsi="Arial"/>
+                <w:rFonts w:ascii="Verdana" w:hAnsi="Verdana"/>
                 <w:b w:val="0"/>
                 <w:sz w:val="16"/>
               </w:rPr>
@@ -2220,7 +2224,7 @@
             <w:r/>
             <w:r>
               <w:rPr>
-                <w:rFonts w:ascii="Arial" w:hAnsi="Arial"/>
+                <w:rFonts w:ascii="Verdana" w:hAnsi="Verdana"/>
                 <w:b w:val="0"/>
                 <w:sz w:val="16"/>
               </w:rPr>
@@ -2237,7 +2241,7 @@
             <w:r/>
             <w:r>
               <w:rPr>
-                <w:rFonts w:ascii="Arial" w:hAnsi="Arial"/>
+                <w:rFonts w:ascii="Verdana" w:hAnsi="Verdana"/>
                 <w:b w:val="0"/>
                 <w:sz w:val="16"/>
               </w:rPr>
@@ -2253,7 +2257,7 @@
             <w:r/>
             <w:r>
               <w:rPr>
-                <w:rFonts w:ascii="Arial" w:hAnsi="Arial"/>
+                <w:rFonts w:ascii="Verdana" w:hAnsi="Verdana"/>
                 <w:b w:val="0"/>
                 <w:sz w:val="16"/>
               </w:rPr>
@@ -2269,7 +2273,7 @@
             <w:r/>
             <w:r>
               <w:rPr>
-                <w:rFonts w:ascii="Arial" w:hAnsi="Arial"/>
+                <w:rFonts w:ascii="Verdana" w:hAnsi="Verdana"/>
                 <w:b w:val="0"/>
                 <w:sz w:val="16"/>
               </w:rPr>
@@ -2285,7 +2289,7 @@
             <w:r/>
             <w:r>
               <w:rPr>
-                <w:rFonts w:ascii="Arial" w:hAnsi="Arial"/>
+                <w:rFonts w:ascii="Verdana" w:hAnsi="Verdana"/>
                 <w:b w:val="0"/>
                 <w:sz w:val="16"/>
               </w:rPr>
@@ -2302,7 +2306,7 @@
             <w:r/>
             <w:r>
               <w:rPr>
-                <w:rFonts w:ascii="Arial" w:hAnsi="Arial"/>
+                <w:rFonts w:ascii="Verdana" w:hAnsi="Verdana"/>
                 <w:b w:val="0"/>
                 <w:sz w:val="16"/>
               </w:rPr>
@@ -2318,7 +2322,7 @@
             <w:r/>
             <w:r>
               <w:rPr>
-                <w:rFonts w:ascii="Arial" w:hAnsi="Arial"/>
+                <w:rFonts w:ascii="Verdana" w:hAnsi="Verdana"/>
                 <w:b w:val="0"/>
                 <w:sz w:val="16"/>
               </w:rPr>
@@ -2334,7 +2338,7 @@
             <w:r/>
             <w:r>
               <w:rPr>
-                <w:rFonts w:ascii="Arial" w:hAnsi="Arial"/>
+                <w:rFonts w:ascii="Verdana" w:hAnsi="Verdana"/>
                 <w:b w:val="0"/>
                 <w:sz w:val="16"/>
               </w:rPr>
@@ -2350,7 +2354,7 @@
             <w:r/>
             <w:r>
               <w:rPr>
-                <w:rFonts w:ascii="Arial" w:hAnsi="Arial"/>
+                <w:rFonts w:ascii="Verdana" w:hAnsi="Verdana"/>
                 <w:b w:val="0"/>
                 <w:sz w:val="16"/>
               </w:rPr>
@@ -2367,7 +2371,7 @@
             <w:r/>
             <w:r>
               <w:rPr>
-                <w:rFonts w:ascii="Arial" w:hAnsi="Arial"/>
+                <w:rFonts w:ascii="Verdana" w:hAnsi="Verdana"/>
                 <w:b w:val="0"/>
                 <w:sz w:val="16"/>
               </w:rPr>
@@ -2383,7 +2387,7 @@
             <w:r/>
             <w:r>
               <w:rPr>
-                <w:rFonts w:ascii="Arial" w:hAnsi="Arial"/>
+                <w:rFonts w:ascii="Verdana" w:hAnsi="Verdana"/>
                 <w:b w:val="0"/>
                 <w:sz w:val="16"/>
               </w:rPr>
@@ -2399,7 +2403,7 @@
             <w:r/>
             <w:r>
               <w:rPr>
-                <w:rFonts w:ascii="Arial" w:hAnsi="Arial"/>
+                <w:rFonts w:ascii="Verdana" w:hAnsi="Verdana"/>
                 <w:b w:val="0"/>
                 <w:sz w:val="16"/>
               </w:rPr>
@@ -2415,7 +2419,7 @@
             <w:r/>
             <w:r>
               <w:rPr>
-                <w:rFonts w:ascii="Arial" w:hAnsi="Arial"/>
+                <w:rFonts w:ascii="Verdana" w:hAnsi="Verdana"/>
                 <w:b w:val="0"/>
                 <w:sz w:val="16"/>
               </w:rPr>
@@ -2432,7 +2436,7 @@
             <w:r/>
             <w:r>
               <w:rPr>
-                <w:rFonts w:ascii="Arial" w:hAnsi="Arial"/>
+                <w:rFonts w:ascii="Verdana" w:hAnsi="Verdana"/>
                 <w:b w:val="0"/>
                 <w:sz w:val="16"/>
               </w:rPr>
@@ -2448,7 +2452,7 @@
             <w:r/>
             <w:r>
               <w:rPr>
-                <w:rFonts w:ascii="Arial" w:hAnsi="Arial"/>
+                <w:rFonts w:ascii="Verdana" w:hAnsi="Verdana"/>
                 <w:b w:val="0"/>
                 <w:sz w:val="16"/>
               </w:rPr>
@@ -2464,7 +2468,7 @@
             <w:r/>
             <w:r>
               <w:rPr>
-                <w:rFonts w:ascii="Arial" w:hAnsi="Arial"/>
+                <w:rFonts w:ascii="Verdana" w:hAnsi="Verdana"/>
                 <w:b w:val="0"/>
                 <w:sz w:val="16"/>
               </w:rPr>
@@ -2480,7 +2484,7 @@
             <w:r/>
             <w:r>
               <w:rPr>
-                <w:rFonts w:ascii="Arial" w:hAnsi="Arial"/>
+                <w:rFonts w:ascii="Verdana" w:hAnsi="Verdana"/>
                 <w:b w:val="0"/>
                 <w:sz w:val="16"/>
               </w:rPr>
@@ -2497,7 +2501,7 @@
             <w:r/>
             <w:r>
               <w:rPr>
-                <w:rFonts w:ascii="Arial" w:hAnsi="Arial"/>
+                <w:rFonts w:ascii="Verdana" w:hAnsi="Verdana"/>
                 <w:b w:val="0"/>
                 <w:sz w:val="16"/>
               </w:rPr>
@@ -2513,7 +2517,7 @@
             <w:r/>
             <w:r>
               <w:rPr>
-                <w:rFonts w:ascii="Arial" w:hAnsi="Arial"/>
+                <w:rFonts w:ascii="Verdana" w:hAnsi="Verdana"/>
                 <w:b w:val="0"/>
                 <w:sz w:val="16"/>
               </w:rPr>
@@ -2529,7 +2533,7 @@
             <w:r/>
             <w:r>
               <w:rPr>
-                <w:rFonts w:ascii="Arial" w:hAnsi="Arial"/>
+                <w:rFonts w:ascii="Verdana" w:hAnsi="Verdana"/>
                 <w:b w:val="0"/>
                 <w:sz w:val="16"/>
               </w:rPr>
@@ -2545,7 +2549,7 @@
             <w:r/>
             <w:r>
               <w:rPr>
-                <w:rFonts w:ascii="Arial" w:hAnsi="Arial"/>
+                <w:rFonts w:ascii="Verdana" w:hAnsi="Verdana"/>
                 <w:b w:val="0"/>
                 <w:sz w:val="16"/>
               </w:rPr>
@@ -2562,7 +2566,7 @@
             <w:r/>
             <w:r>
               <w:rPr>
-                <w:rFonts w:ascii="Arial" w:hAnsi="Arial"/>
+                <w:rFonts w:ascii="Verdana" w:hAnsi="Verdana"/>
                 <w:b w:val="0"/>
                 <w:sz w:val="16"/>
               </w:rPr>
@@ -2578,7 +2582,7 @@
             <w:r/>
             <w:r>
               <w:rPr>
-                <w:rFonts w:ascii="Arial" w:hAnsi="Arial"/>
+                <w:rFonts w:ascii="Verdana" w:hAnsi="Verdana"/>
                 <w:b w:val="0"/>
                 <w:sz w:val="16"/>
               </w:rPr>
@@ -2594,7 +2598,7 @@
             <w:r/>
             <w:r>
               <w:rPr>
-                <w:rFonts w:ascii="Arial" w:hAnsi="Arial"/>
+                <w:rFonts w:ascii="Verdana" w:hAnsi="Verdana"/>
                 <w:b w:val="0"/>
                 <w:sz w:val="16"/>
               </w:rPr>
@@ -2610,7 +2614,7 @@
             <w:r/>
             <w:r>
               <w:rPr>
-                <w:rFonts w:ascii="Arial" w:hAnsi="Arial"/>
+                <w:rFonts w:ascii="Verdana" w:hAnsi="Verdana"/>
                 <w:b w:val="0"/>
                 <w:sz w:val="16"/>
               </w:rPr>
@@ -2627,7 +2631,7 @@
             <w:r/>
             <w:r>
               <w:rPr>
-                <w:rFonts w:ascii="Arial" w:hAnsi="Arial"/>
+                <w:rFonts w:ascii="Verdana" w:hAnsi="Verdana"/>
                 <w:b w:val="0"/>
                 <w:sz w:val="16"/>
               </w:rPr>
@@ -2643,7 +2647,7 @@
             <w:r/>
             <w:r>
               <w:rPr>
-                <w:rFonts w:ascii="Arial" w:hAnsi="Arial"/>
+                <w:rFonts w:ascii="Verdana" w:hAnsi="Verdana"/>
                 <w:b w:val="0"/>
                 <w:sz w:val="16"/>
               </w:rPr>
@@ -2659,7 +2663,7 @@
             <w:r/>
             <w:r>
               <w:rPr>
-                <w:rFonts w:ascii="Arial" w:hAnsi="Arial"/>
+                <w:rFonts w:ascii="Verdana" w:hAnsi="Verdana"/>
                 <w:b w:val="0"/>
                 <w:sz w:val="16"/>
               </w:rPr>
@@ -2675,7 +2679,7 @@
             <w:r/>
             <w:r>
               <w:rPr>
-                <w:rFonts w:ascii="Arial" w:hAnsi="Arial"/>
+                <w:rFonts w:ascii="Verdana" w:hAnsi="Verdana"/>
                 <w:b w:val="0"/>
                 <w:sz w:val="16"/>
               </w:rPr>
@@ -2692,7 +2696,7 @@
             <w:r/>
             <w:r>
               <w:rPr>
-                <w:rFonts w:ascii="Arial" w:hAnsi="Arial"/>
+                <w:rFonts w:ascii="Verdana" w:hAnsi="Verdana"/>
                 <w:b w:val="0"/>
                 <w:sz w:val="16"/>
               </w:rPr>
@@ -2708,7 +2712,7 @@
             <w:r/>
             <w:r>
               <w:rPr>
-                <w:rFonts w:ascii="Arial" w:hAnsi="Arial"/>
+                <w:rFonts w:ascii="Verdana" w:hAnsi="Verdana"/>
                 <w:b w:val="0"/>
                 <w:sz w:val="16"/>
               </w:rPr>
@@ -2724,7 +2728,7 @@
             <w:r/>
             <w:r>
               <w:rPr>
-                <w:rFonts w:ascii="Arial" w:hAnsi="Arial"/>
+                <w:rFonts w:ascii="Verdana" w:hAnsi="Verdana"/>
                 <w:b w:val="0"/>
                 <w:sz w:val="16"/>
               </w:rPr>
@@ -2739,7 +2743,7 @@
             <w:r/>
             <w:r>
               <w:rPr>
-                <w:rFonts w:ascii="Arial" w:hAnsi="Arial"/>
+                <w:rFonts w:ascii="Verdana" w:hAnsi="Verdana"/>
                 <w:b w:val="0"/>
                 <w:sz w:val="16"/>
               </w:rPr>
@@ -2756,7 +2760,7 @@
             <w:r/>
             <w:r>
               <w:rPr>
-                <w:rFonts w:ascii="Arial" w:hAnsi="Arial"/>
+                <w:rFonts w:ascii="Verdana" w:hAnsi="Verdana"/>
                 <w:b w:val="0"/>
                 <w:sz w:val="16"/>
               </w:rPr>
@@ -2772,7 +2776,7 @@
             <w:r/>
             <w:r>
               <w:rPr>
-                <w:rFonts w:ascii="Arial" w:hAnsi="Arial"/>
+                <w:rFonts w:ascii="Verdana" w:hAnsi="Verdana"/>
                 <w:b w:val="0"/>
                 <w:sz w:val="16"/>
               </w:rPr>
@@ -2788,7 +2792,7 @@
             <w:r/>
             <w:r>
               <w:rPr>
-                <w:rFonts w:ascii="Arial" w:hAnsi="Arial"/>
+                <w:rFonts w:ascii="Verdana" w:hAnsi="Verdana"/>
                 <w:b w:val="0"/>
                 <w:sz w:val="16"/>
               </w:rPr>
@@ -2803,7 +2807,7 @@
             <w:r/>
             <w:r>
               <w:rPr>
-                <w:rFonts w:ascii="Arial" w:hAnsi="Arial"/>
+                <w:rFonts w:ascii="Verdana" w:hAnsi="Verdana"/>
                 <w:b w:val="0"/>
                 <w:sz w:val="16"/>
               </w:rPr>
@@ -2820,7 +2824,7 @@
             <w:r/>
             <w:r>
               <w:rPr>
-                <w:rFonts w:ascii="Arial" w:hAnsi="Arial"/>
+                <w:rFonts w:ascii="Verdana" w:hAnsi="Verdana"/>
                 <w:b w:val="0"/>
                 <w:sz w:val="16"/>
               </w:rPr>
@@ -2836,7 +2840,7 @@
             <w:r/>
             <w:r>
               <w:rPr>
-                <w:rFonts w:ascii="Arial" w:hAnsi="Arial"/>
+                <w:rFonts w:ascii="Verdana" w:hAnsi="Verdana"/>
                 <w:b w:val="0"/>
                 <w:sz w:val="16"/>
               </w:rPr>
@@ -2852,7 +2856,7 @@
             <w:r/>
             <w:r>
               <w:rPr>
-                <w:rFonts w:ascii="Arial" w:hAnsi="Arial"/>
+                <w:rFonts w:ascii="Verdana" w:hAnsi="Verdana"/>
                 <w:b w:val="0"/>
                 <w:sz w:val="16"/>
               </w:rPr>
@@ -2867,7 +2871,7 @@
             <w:r/>
             <w:r>
               <w:rPr>
-                <w:rFonts w:ascii="Arial" w:hAnsi="Arial"/>
+                <w:rFonts w:ascii="Verdana" w:hAnsi="Verdana"/>
                 <w:b w:val="0"/>
                 <w:sz w:val="16"/>
               </w:rPr>
@@ -2884,7 +2888,7 @@
             <w:r/>
             <w:r>
               <w:rPr>
-                <w:rFonts w:ascii="Arial" w:hAnsi="Arial"/>
+                <w:rFonts w:ascii="Verdana" w:hAnsi="Verdana"/>
                 <w:b w:val="0"/>
                 <w:sz w:val="16"/>
               </w:rPr>
@@ -2900,7 +2904,7 @@
             <w:r/>
             <w:r>
               <w:rPr>
-                <w:rFonts w:ascii="Arial" w:hAnsi="Arial"/>
+                <w:rFonts w:ascii="Verdana" w:hAnsi="Verdana"/>
                 <w:b w:val="0"/>
                 <w:sz w:val="16"/>
               </w:rPr>
@@ -2916,7 +2920,7 @@
             <w:r/>
             <w:r>
               <w:rPr>
-                <w:rFonts w:ascii="Arial" w:hAnsi="Arial"/>
+                <w:rFonts w:ascii="Verdana" w:hAnsi="Verdana"/>
                 <w:b w:val="0"/>
                 <w:sz w:val="16"/>
               </w:rPr>
@@ -2931,7 +2935,7 @@
             <w:r/>
             <w:r>
               <w:rPr>
-                <w:rFonts w:ascii="Arial" w:hAnsi="Arial"/>
+                <w:rFonts w:ascii="Verdana" w:hAnsi="Verdana"/>
                 <w:b w:val="0"/>
                 <w:sz w:val="16"/>
               </w:rPr>
@@ -2944,7 +2948,7 @@
     <w:p>
       <w:r>
         <w:rPr>
-          <w:rFonts w:ascii="Arial" w:hAnsi="Arial"/>
+          <w:rFonts w:ascii="Verdana" w:hAnsi="Verdana"/>
           <w:b/>
           <w:sz w:val="18"/>
         </w:rPr>
@@ -2957,6 +2961,20 @@
         <w:tblW w:type="auto" w:w="0"/>
         <w:jc w:val="center"/>
         <w:tblLook w:firstColumn="1" w:firstRow="1" w:lastColumn="0" w:lastRow="0" w:noHBand="0" w:noVBand="1" w:val="04A0"/>
+        <w:tblBorders>
+          <w:top w:val="single" w:sz="4" w:space="0" w:color="595959"/>
+          <w:left w:val="single" w:sz="4" w:space="0" w:color="595959"/>
+          <w:bottom w:val="single" w:sz="4" w:space="0" w:color="595959"/>
+          <w:right w:val="single" w:sz="4" w:space="0" w:color="595959"/>
+          <w:insideH w:val="single" w:sz="4" w:space="0" w:color="595959"/>
+          <w:insideV w:val="single" w:sz="4" w:space="0" w:color="595959"/>
+        </w:tblBorders>
+        <w:tblCellMar>
+          <w:top w:w="85" w:type="dxa"/>
+          <w:left w:w="85" w:type="dxa"/>
+          <w:bottom w:w="85" w:type="dxa"/>
+          <w:right w:w="85" w:type="dxa"/>
+        </w:tblCellMar>
       </w:tblPr>
       <w:tblGrid>
         <w:gridCol w:w="3784"/>
@@ -2967,81 +2985,69 @@
       <w:tr>
         <w:tc>
           <w:tcPr>
+            <w:tcW w:type="dxa" w:w="1134"/>
+            <w:shd w:val="clear" w:color="auto" w:fill="D9D9D9"/>
+          </w:tcPr>
+          <w:p>
+            <w:r/>
+            <w:r>
+              <w:rPr>
+                <w:rFonts w:ascii="Verdana" w:hAnsi="Verdana"/>
+                <w:b w:val="0"/>
+                <w:sz w:val="16"/>
+              </w:rPr>
+              <w:t>КОДОВАЯ ЦИФРА</w:t>
+            </w:r>
+          </w:p>
+        </w:tc>
+        <w:tc>
+          <w:tcPr>
             <w:tcW w:type="dxa" w:w="3784"/>
-            <w:shd w:val="clear" w:color="auto" w:fill="D9E2F3"/>
-          </w:tcPr>
-          <w:p>
-            <w:pPr>
-              <w:jc w:val="center"/>
-            </w:pPr>
-            <w:r/>
-            <w:r>
-              <w:rPr>
-                <w:rFonts w:ascii="Arial" w:hAnsi="Arial"/>
-                <w:b/>
-                <w:sz w:val="16"/>
-              </w:rPr>
-              <w:t>Code Figure</w:t>
+            <w:shd w:val="clear" w:color="auto" w:fill="D9D9D9"/>
+          </w:tcPr>
+          <w:p>
+            <w:r/>
+            <w:r>
+              <w:rPr>
+                <w:rFonts w:ascii="Verdana" w:hAnsi="Verdana"/>
+                <w:b w:val="0"/>
+                <w:sz w:val="16"/>
+              </w:rPr>
+              <w:t>ЗНАЧЕНИЕ</w:t>
             </w:r>
           </w:p>
         </w:tc>
         <w:tc>
           <w:tcPr>
             <w:tcW w:type="dxa" w:w="3784"/>
-            <w:shd w:val="clear" w:color="auto" w:fill="D9E2F3"/>
-          </w:tcPr>
-          <w:p>
-            <w:pPr>
-              <w:jc w:val="center"/>
-            </w:pPr>
-            <w:r/>
-            <w:r>
-              <w:rPr>
-                <w:rFonts w:ascii="Arial" w:hAnsi="Arial"/>
-                <w:b/>
-                <w:sz w:val="16"/>
-              </w:rPr>
-              <w:t>Entry Name</w:t>
+            <w:shd w:val="clear" w:color="auto" w:fill="D9D9D9"/>
+          </w:tcPr>
+          <w:p>
+            <w:r/>
+            <w:r>
+              <w:rPr>
+                <w:rFonts w:ascii="Verdana" w:hAnsi="Verdana"/>
+                <w:b w:val="0"/>
+                <w:sz w:val="16"/>
+              </w:rPr>
+              <w:t>ПОД 1</w:t>
             </w:r>
           </w:p>
         </w:tc>
         <w:tc>
           <w:tcPr>
             <w:tcW w:type="dxa" w:w="3784"/>
-            <w:shd w:val="clear" w:color="auto" w:fill="D9E2F3"/>
-          </w:tcPr>
-          <w:p>
-            <w:pPr>
-              <w:jc w:val="center"/>
-            </w:pPr>
-            <w:r/>
-            <w:r>
-              <w:rPr>
-                <w:rFonts w:ascii="Arial" w:hAnsi="Arial"/>
-                <w:b/>
-                <w:sz w:val="16"/>
-              </w:rPr>
-              <w:t>Sub 1</w:t>
-            </w:r>
-          </w:p>
-        </w:tc>
-        <w:tc>
-          <w:tcPr>
-            <w:tcW w:type="dxa" w:w="3784"/>
-            <w:shd w:val="clear" w:color="auto" w:fill="D9E2F3"/>
-          </w:tcPr>
-          <w:p>
-            <w:pPr>
-              <w:jc w:val="center"/>
-            </w:pPr>
-            <w:r/>
-            <w:r>
-              <w:rPr>
-                <w:rFonts w:ascii="Arial" w:hAnsi="Arial"/>
-                <w:b/>
-                <w:sz w:val="16"/>
-              </w:rPr>
-              <w:t>Note</w:t>
+            <w:shd w:val="clear" w:color="auto" w:fill="D9D9D9"/>
+          </w:tcPr>
+          <w:p>
+            <w:r/>
+            <w:r>
+              <w:rPr>
+                <w:rFonts w:ascii="Verdana" w:hAnsi="Verdana"/>
+                <w:b w:val="0"/>
+                <w:sz w:val="16"/>
+              </w:rPr>
+              <w:t>ПРИМЕЧАНИЕ</w:t>
             </w:r>
           </w:p>
         </w:tc>
@@ -3055,7 +3061,7 @@
             <w:r/>
             <w:r>
               <w:rPr>
-                <w:rFonts w:ascii="Arial" w:hAnsi="Arial"/>
+                <w:rFonts w:ascii="Verdana" w:hAnsi="Verdana"/>
                 <w:b w:val="0"/>
                 <w:sz w:val="16"/>
               </w:rPr>
@@ -3071,7 +3077,7 @@
             <w:r/>
             <w:r>
               <w:rPr>
-                <w:rFonts w:ascii="Arial" w:hAnsi="Arial"/>
+                <w:rFonts w:ascii="Verdana" w:hAnsi="Verdana"/>
                 <w:b w:val="0"/>
                 <w:sz w:val="16"/>
               </w:rPr>
@@ -3087,7 +3093,7 @@
             <w:r/>
             <w:r>
               <w:rPr>
-                <w:rFonts w:ascii="Arial" w:hAnsi="Arial"/>
+                <w:rFonts w:ascii="Verdana" w:hAnsi="Verdana"/>
                 <w:b w:val="0"/>
                 <w:sz w:val="16"/>
               </w:rPr>
@@ -3103,7 +3109,7 @@
             <w:r/>
             <w:r>
               <w:rPr>
-                <w:rFonts w:ascii="Arial" w:hAnsi="Arial"/>
+                <w:rFonts w:ascii="Verdana" w:hAnsi="Verdana"/>
                 <w:b w:val="0"/>
                 <w:sz w:val="16"/>
               </w:rPr>
@@ -3120,7 +3126,7 @@
             <w:r/>
             <w:r>
               <w:rPr>
-                <w:rFonts w:ascii="Arial" w:hAnsi="Arial"/>
+                <w:rFonts w:ascii="Verdana" w:hAnsi="Verdana"/>
                 <w:b w:val="0"/>
                 <w:sz w:val="16"/>
               </w:rPr>
@@ -3136,7 +3142,7 @@
             <w:r/>
             <w:r>
               <w:rPr>
-                <w:rFonts w:ascii="Arial" w:hAnsi="Arial"/>
+                <w:rFonts w:ascii="Verdana" w:hAnsi="Verdana"/>
                 <w:b w:val="0"/>
                 <w:sz w:val="16"/>
               </w:rPr>
@@ -3152,7 +3158,7 @@
             <w:r/>
             <w:r>
               <w:rPr>
-                <w:rFonts w:ascii="Arial" w:hAnsi="Arial"/>
+                <w:rFonts w:ascii="Verdana" w:hAnsi="Verdana"/>
                 <w:b w:val="0"/>
                 <w:sz w:val="16"/>
               </w:rPr>
@@ -3168,7 +3174,7 @@
             <w:r/>
             <w:r>
               <w:rPr>
-                <w:rFonts w:ascii="Arial" w:hAnsi="Arial"/>
+                <w:rFonts w:ascii="Verdana" w:hAnsi="Verdana"/>
                 <w:b w:val="0"/>
                 <w:sz w:val="16"/>
               </w:rPr>
@@ -3185,7 +3191,7 @@
             <w:r/>
             <w:r>
               <w:rPr>
-                <w:rFonts w:ascii="Arial" w:hAnsi="Arial"/>
+                <w:rFonts w:ascii="Verdana" w:hAnsi="Verdana"/>
                 <w:b w:val="0"/>
                 <w:sz w:val="16"/>
               </w:rPr>
@@ -3201,7 +3207,7 @@
             <w:r/>
             <w:r>
               <w:rPr>
-                <w:rFonts w:ascii="Arial" w:hAnsi="Arial"/>
+                <w:rFonts w:ascii="Verdana" w:hAnsi="Verdana"/>
                 <w:b w:val="0"/>
                 <w:sz w:val="16"/>
               </w:rPr>
@@ -3217,7 +3223,7 @@
             <w:r/>
             <w:r>
               <w:rPr>
-                <w:rFonts w:ascii="Arial" w:hAnsi="Arial"/>
+                <w:rFonts w:ascii="Verdana" w:hAnsi="Verdana"/>
                 <w:b w:val="0"/>
                 <w:sz w:val="16"/>
               </w:rPr>
@@ -3233,7 +3239,7 @@
             <w:r/>
             <w:r>
               <w:rPr>
-                <w:rFonts w:ascii="Arial" w:hAnsi="Arial"/>
+                <w:rFonts w:ascii="Verdana" w:hAnsi="Verdana"/>
                 <w:b w:val="0"/>
                 <w:sz w:val="16"/>
               </w:rPr>
@@ -3250,7 +3256,7 @@
             <w:r/>
             <w:r>
               <w:rPr>
-                <w:rFonts w:ascii="Arial" w:hAnsi="Arial"/>
+                <w:rFonts w:ascii="Verdana" w:hAnsi="Verdana"/>
                 <w:b w:val="0"/>
                 <w:sz w:val="16"/>
               </w:rPr>
@@ -3266,7 +3272,7 @@
             <w:r/>
             <w:r>
               <w:rPr>
-                <w:rFonts w:ascii="Arial" w:hAnsi="Arial"/>
+                <w:rFonts w:ascii="Verdana" w:hAnsi="Verdana"/>
                 <w:b w:val="0"/>
                 <w:sz w:val="16"/>
               </w:rPr>
@@ -3282,7 +3288,7 @@
             <w:r/>
             <w:r>
               <w:rPr>
-                <w:rFonts w:ascii="Arial" w:hAnsi="Arial"/>
+                <w:rFonts w:ascii="Verdana" w:hAnsi="Verdana"/>
                 <w:b w:val="0"/>
                 <w:sz w:val="16"/>
               </w:rPr>
@@ -3298,7 +3304,7 @@
             <w:r/>
             <w:r>
               <w:rPr>
-                <w:rFonts w:ascii="Arial" w:hAnsi="Arial"/>
+                <w:rFonts w:ascii="Verdana" w:hAnsi="Verdana"/>
                 <w:b w:val="0"/>
                 <w:sz w:val="16"/>
               </w:rPr>
@@ -3315,7 +3321,7 @@
             <w:r/>
             <w:r>
               <w:rPr>
-                <w:rFonts w:ascii="Arial" w:hAnsi="Arial"/>
+                <w:rFonts w:ascii="Verdana" w:hAnsi="Verdana"/>
                 <w:b w:val="0"/>
                 <w:sz w:val="16"/>
               </w:rPr>
@@ -3331,7 +3337,7 @@
             <w:r/>
             <w:r>
               <w:rPr>
-                <w:rFonts w:ascii="Arial" w:hAnsi="Arial"/>
+                <w:rFonts w:ascii="Verdana" w:hAnsi="Verdana"/>
                 <w:b w:val="0"/>
                 <w:sz w:val="16"/>
               </w:rPr>
@@ -3347,7 +3353,7 @@
             <w:r/>
             <w:r>
               <w:rPr>
-                <w:rFonts w:ascii="Arial" w:hAnsi="Arial"/>
+                <w:rFonts w:ascii="Verdana" w:hAnsi="Verdana"/>
                 <w:b w:val="0"/>
                 <w:sz w:val="16"/>
               </w:rPr>
@@ -3363,7 +3369,7 @@
             <w:r/>
             <w:r>
               <w:rPr>
-                <w:rFonts w:ascii="Arial" w:hAnsi="Arial"/>
+                <w:rFonts w:ascii="Verdana" w:hAnsi="Verdana"/>
                 <w:b w:val="0"/>
                 <w:sz w:val="16"/>
               </w:rPr>
@@ -3380,7 +3386,7 @@
             <w:r/>
             <w:r>
               <w:rPr>
-                <w:rFonts w:ascii="Arial" w:hAnsi="Arial"/>
+                <w:rFonts w:ascii="Verdana" w:hAnsi="Verdana"/>
                 <w:b w:val="0"/>
                 <w:sz w:val="16"/>
               </w:rPr>
@@ -3396,7 +3402,7 @@
             <w:r/>
             <w:r>
               <w:rPr>
-                <w:rFonts w:ascii="Arial" w:hAnsi="Arial"/>
+                <w:rFonts w:ascii="Verdana" w:hAnsi="Verdana"/>
                 <w:b w:val="0"/>
                 <w:sz w:val="16"/>
               </w:rPr>
@@ -3412,7 +3418,7 @@
             <w:r/>
             <w:r>
               <w:rPr>
-                <w:rFonts w:ascii="Arial" w:hAnsi="Arial"/>
+                <w:rFonts w:ascii="Verdana" w:hAnsi="Verdana"/>
                 <w:b w:val="0"/>
                 <w:sz w:val="16"/>
               </w:rPr>
@@ -3428,7 +3434,7 @@
             <w:r/>
             <w:r>
               <w:rPr>
-                <w:rFonts w:ascii="Arial" w:hAnsi="Arial"/>
+                <w:rFonts w:ascii="Verdana" w:hAnsi="Verdana"/>
                 <w:b w:val="0"/>
                 <w:sz w:val="16"/>
               </w:rPr>
@@ -3445,7 +3451,7 @@
             <w:r/>
             <w:r>
               <w:rPr>
-                <w:rFonts w:ascii="Arial" w:hAnsi="Arial"/>
+                <w:rFonts w:ascii="Verdana" w:hAnsi="Verdana"/>
                 <w:b w:val="0"/>
                 <w:sz w:val="16"/>
               </w:rPr>
@@ -3461,7 +3467,7 @@
             <w:r/>
             <w:r>
               <w:rPr>
-                <w:rFonts w:ascii="Arial" w:hAnsi="Arial"/>
+                <w:rFonts w:ascii="Verdana" w:hAnsi="Verdana"/>
                 <w:b w:val="0"/>
                 <w:sz w:val="16"/>
               </w:rPr>
@@ -3477,7 +3483,7 @@
             <w:r/>
             <w:r>
               <w:rPr>
-                <w:rFonts w:ascii="Arial" w:hAnsi="Arial"/>
+                <w:rFonts w:ascii="Verdana" w:hAnsi="Verdana"/>
                 <w:b w:val="0"/>
                 <w:sz w:val="16"/>
               </w:rPr>
@@ -3493,7 +3499,7 @@
             <w:r/>
             <w:r>
               <w:rPr>
-                <w:rFonts w:ascii="Arial" w:hAnsi="Arial"/>
+                <w:rFonts w:ascii="Verdana" w:hAnsi="Verdana"/>
                 <w:b w:val="0"/>
                 <w:sz w:val="16"/>
               </w:rPr>
@@ -3510,7 +3516,7 @@
             <w:r/>
             <w:r>
               <w:rPr>
-                <w:rFonts w:ascii="Arial" w:hAnsi="Arial"/>
+                <w:rFonts w:ascii="Verdana" w:hAnsi="Verdana"/>
                 <w:b w:val="0"/>
                 <w:sz w:val="16"/>
               </w:rPr>
@@ -3526,7 +3532,7 @@
             <w:r/>
             <w:r>
               <w:rPr>
-                <w:rFonts w:ascii="Arial" w:hAnsi="Arial"/>
+                <w:rFonts w:ascii="Verdana" w:hAnsi="Verdana"/>
                 <w:b w:val="0"/>
                 <w:sz w:val="16"/>
               </w:rPr>
@@ -3542,7 +3548,7 @@
             <w:r/>
             <w:r>
               <w:rPr>
-                <w:rFonts w:ascii="Arial" w:hAnsi="Arial"/>
+                <w:rFonts w:ascii="Verdana" w:hAnsi="Verdana"/>
                 <w:b w:val="0"/>
                 <w:sz w:val="16"/>
               </w:rPr>
@@ -3558,7 +3564,7 @@
             <w:r/>
             <w:r>
               <w:rPr>
-                <w:rFonts w:ascii="Arial" w:hAnsi="Arial"/>
+                <w:rFonts w:ascii="Verdana" w:hAnsi="Verdana"/>
                 <w:b w:val="0"/>
                 <w:sz w:val="16"/>
               </w:rPr>
@@ -3575,7 +3581,7 @@
             <w:r/>
             <w:r>
               <w:rPr>
-                <w:rFonts w:ascii="Arial" w:hAnsi="Arial"/>
+                <w:rFonts w:ascii="Verdana" w:hAnsi="Verdana"/>
                 <w:b w:val="0"/>
                 <w:sz w:val="16"/>
               </w:rPr>
@@ -3591,7 +3597,7 @@
             <w:r/>
             <w:r>
               <w:rPr>
-                <w:rFonts w:ascii="Arial" w:hAnsi="Arial"/>
+                <w:rFonts w:ascii="Verdana" w:hAnsi="Verdana"/>
                 <w:b w:val="0"/>
                 <w:sz w:val="16"/>
               </w:rPr>
@@ -3607,7 +3613,7 @@
             <w:r/>
             <w:r>
               <w:rPr>
-                <w:rFonts w:ascii="Arial" w:hAnsi="Arial"/>
+                <w:rFonts w:ascii="Verdana" w:hAnsi="Verdana"/>
                 <w:b w:val="0"/>
                 <w:sz w:val="16"/>
               </w:rPr>
@@ -3623,7 +3629,7 @@
             <w:r/>
             <w:r>
               <w:rPr>
-                <w:rFonts w:ascii="Arial" w:hAnsi="Arial"/>
+                <w:rFonts w:ascii="Verdana" w:hAnsi="Verdana"/>
                 <w:b w:val="0"/>
                 <w:sz w:val="16"/>
               </w:rPr>
@@ -3640,7 +3646,7 @@
             <w:r/>
             <w:r>
               <w:rPr>
-                <w:rFonts w:ascii="Arial" w:hAnsi="Arial"/>
+                <w:rFonts w:ascii="Verdana" w:hAnsi="Verdana"/>
                 <w:b w:val="0"/>
                 <w:sz w:val="16"/>
               </w:rPr>
@@ -3656,7 +3662,7 @@
             <w:r/>
             <w:r>
               <w:rPr>
-                <w:rFonts w:ascii="Arial" w:hAnsi="Arial"/>
+                <w:rFonts w:ascii="Verdana" w:hAnsi="Verdana"/>
                 <w:b w:val="0"/>
                 <w:sz w:val="16"/>
               </w:rPr>
@@ -3672,7 +3678,7 @@
             <w:r/>
             <w:r>
               <w:rPr>
-                <w:rFonts w:ascii="Arial" w:hAnsi="Arial"/>
+                <w:rFonts w:ascii="Verdana" w:hAnsi="Verdana"/>
                 <w:b w:val="0"/>
                 <w:sz w:val="16"/>
               </w:rPr>
@@ -3688,7 +3694,7 @@
             <w:r/>
             <w:r>
               <w:rPr>
-                <w:rFonts w:ascii="Arial" w:hAnsi="Arial"/>
+                <w:rFonts w:ascii="Verdana" w:hAnsi="Verdana"/>
                 <w:b w:val="0"/>
                 <w:sz w:val="16"/>
               </w:rPr>
@@ -3705,7 +3711,7 @@
             <w:r/>
             <w:r>
               <w:rPr>
-                <w:rFonts w:ascii="Arial" w:hAnsi="Arial"/>
+                <w:rFonts w:ascii="Verdana" w:hAnsi="Verdana"/>
                 <w:b w:val="0"/>
                 <w:sz w:val="16"/>
               </w:rPr>
@@ -3721,7 +3727,7 @@
             <w:r/>
             <w:r>
               <w:rPr>
-                <w:rFonts w:ascii="Arial" w:hAnsi="Arial"/>
+                <w:rFonts w:ascii="Verdana" w:hAnsi="Verdana"/>
                 <w:b w:val="0"/>
                 <w:sz w:val="16"/>
               </w:rPr>
@@ -3737,7 +3743,7 @@
             <w:r/>
             <w:r>
               <w:rPr>
-                <w:rFonts w:ascii="Arial" w:hAnsi="Arial"/>
+                <w:rFonts w:ascii="Verdana" w:hAnsi="Verdana"/>
                 <w:b w:val="0"/>
                 <w:sz w:val="16"/>
               </w:rPr>
@@ -3753,7 +3759,7 @@
             <w:r/>
             <w:r>
               <w:rPr>
-                <w:rFonts w:ascii="Arial" w:hAnsi="Arial"/>
+                <w:rFonts w:ascii="Verdana" w:hAnsi="Verdana"/>
                 <w:b w:val="0"/>
                 <w:sz w:val="16"/>
               </w:rPr>
@@ -3770,7 +3776,7 @@
             <w:r/>
             <w:r>
               <w:rPr>
-                <w:rFonts w:ascii="Arial" w:hAnsi="Arial"/>
+                <w:rFonts w:ascii="Verdana" w:hAnsi="Verdana"/>
                 <w:b w:val="0"/>
                 <w:sz w:val="16"/>
               </w:rPr>
@@ -3786,7 +3792,7 @@
             <w:r/>
             <w:r>
               <w:rPr>
-                <w:rFonts w:ascii="Arial" w:hAnsi="Arial"/>
+                <w:rFonts w:ascii="Verdana" w:hAnsi="Verdana"/>
                 <w:b w:val="0"/>
                 <w:sz w:val="16"/>
               </w:rPr>
@@ -3802,7 +3808,7 @@
             <w:r/>
             <w:r>
               <w:rPr>
-                <w:rFonts w:ascii="Arial" w:hAnsi="Arial"/>
+                <w:rFonts w:ascii="Verdana" w:hAnsi="Verdana"/>
                 <w:b w:val="0"/>
                 <w:sz w:val="16"/>
               </w:rPr>
@@ -3818,7 +3824,7 @@
             <w:r/>
             <w:r>
               <w:rPr>
-                <w:rFonts w:ascii="Arial" w:hAnsi="Arial"/>
+                <w:rFonts w:ascii="Verdana" w:hAnsi="Verdana"/>
                 <w:b w:val="0"/>
                 <w:sz w:val="16"/>
               </w:rPr>
@@ -3835,7 +3841,7 @@
             <w:r/>
             <w:r>
               <w:rPr>
-                <w:rFonts w:ascii="Arial" w:hAnsi="Arial"/>
+                <w:rFonts w:ascii="Verdana" w:hAnsi="Verdana"/>
                 <w:b w:val="0"/>
                 <w:sz w:val="16"/>
               </w:rPr>
@@ -3851,7 +3857,7 @@
             <w:r/>
             <w:r>
               <w:rPr>
-                <w:rFonts w:ascii="Arial" w:hAnsi="Arial"/>
+                <w:rFonts w:ascii="Verdana" w:hAnsi="Verdana"/>
                 <w:b w:val="0"/>
                 <w:sz w:val="16"/>
               </w:rPr>
@@ -3867,7 +3873,7 @@
             <w:r/>
             <w:r>
               <w:rPr>
-                <w:rFonts w:ascii="Arial" w:hAnsi="Arial"/>
+                <w:rFonts w:ascii="Verdana" w:hAnsi="Verdana"/>
                 <w:b w:val="0"/>
                 <w:sz w:val="16"/>
               </w:rPr>
@@ -3883,7 +3889,7 @@
             <w:r/>
             <w:r>
               <w:rPr>
-                <w:rFonts w:ascii="Arial" w:hAnsi="Arial"/>
+                <w:rFonts w:ascii="Verdana" w:hAnsi="Verdana"/>
                 <w:b w:val="0"/>
                 <w:sz w:val="16"/>
               </w:rPr>
@@ -3900,7 +3906,7 @@
             <w:r/>
             <w:r>
               <w:rPr>
-                <w:rFonts w:ascii="Arial" w:hAnsi="Arial"/>
+                <w:rFonts w:ascii="Verdana" w:hAnsi="Verdana"/>
                 <w:b w:val="0"/>
                 <w:sz w:val="16"/>
               </w:rPr>
@@ -3916,7 +3922,7 @@
             <w:r/>
             <w:r>
               <w:rPr>
-                <w:rFonts w:ascii="Arial" w:hAnsi="Arial"/>
+                <w:rFonts w:ascii="Verdana" w:hAnsi="Verdana"/>
                 <w:b w:val="0"/>
                 <w:sz w:val="16"/>
               </w:rPr>
@@ -3932,7 +3938,7 @@
             <w:r/>
             <w:r>
               <w:rPr>
-                <w:rFonts w:ascii="Arial" w:hAnsi="Arial"/>
+                <w:rFonts w:ascii="Verdana" w:hAnsi="Verdana"/>
                 <w:b w:val="0"/>
                 <w:sz w:val="16"/>
               </w:rPr>
@@ -3948,7 +3954,7 @@
             <w:r/>
             <w:r>
               <w:rPr>
-                <w:rFonts w:ascii="Arial" w:hAnsi="Arial"/>
+                <w:rFonts w:ascii="Verdana" w:hAnsi="Verdana"/>
                 <w:b w:val="0"/>
                 <w:sz w:val="16"/>
               </w:rPr>
@@ -3965,7 +3971,7 @@
             <w:r/>
             <w:r>
               <w:rPr>
-                <w:rFonts w:ascii="Arial" w:hAnsi="Arial"/>
+                <w:rFonts w:ascii="Verdana" w:hAnsi="Verdana"/>
                 <w:b w:val="0"/>
                 <w:sz w:val="16"/>
               </w:rPr>
@@ -3981,7 +3987,7 @@
             <w:r/>
             <w:r>
               <w:rPr>
-                <w:rFonts w:ascii="Arial" w:hAnsi="Arial"/>
+                <w:rFonts w:ascii="Verdana" w:hAnsi="Verdana"/>
                 <w:b w:val="0"/>
                 <w:sz w:val="16"/>
               </w:rPr>
@@ -3997,7 +4003,7 @@
             <w:r/>
             <w:r>
               <w:rPr>
-                <w:rFonts w:ascii="Arial" w:hAnsi="Arial"/>
+                <w:rFonts w:ascii="Verdana" w:hAnsi="Verdana"/>
                 <w:b w:val="0"/>
                 <w:sz w:val="16"/>
               </w:rPr>
@@ -4013,7 +4019,7 @@
             <w:r/>
             <w:r>
               <w:rPr>
-                <w:rFonts w:ascii="Arial" w:hAnsi="Arial"/>
+                <w:rFonts w:ascii="Verdana" w:hAnsi="Verdana"/>
                 <w:b w:val="0"/>
                 <w:sz w:val="16"/>
               </w:rPr>
@@ -4030,7 +4036,7 @@
             <w:r/>
             <w:r>
               <w:rPr>
-                <w:rFonts w:ascii="Arial" w:hAnsi="Arial"/>
+                <w:rFonts w:ascii="Verdana" w:hAnsi="Verdana"/>
                 <w:b w:val="0"/>
                 <w:sz w:val="16"/>
               </w:rPr>
@@ -4046,7 +4052,7 @@
             <w:r/>
             <w:r>
               <w:rPr>
-                <w:rFonts w:ascii="Arial" w:hAnsi="Arial"/>
+                <w:rFonts w:ascii="Verdana" w:hAnsi="Verdana"/>
                 <w:b w:val="0"/>
                 <w:sz w:val="16"/>
               </w:rPr>
@@ -4062,7 +4068,7 @@
             <w:r/>
             <w:r>
               <w:rPr>
-                <w:rFonts w:ascii="Arial" w:hAnsi="Arial"/>
+                <w:rFonts w:ascii="Verdana" w:hAnsi="Verdana"/>
                 <w:b w:val="0"/>
                 <w:sz w:val="16"/>
               </w:rPr>
@@ -4078,7 +4084,7 @@
             <w:r/>
             <w:r>
               <w:rPr>
-                <w:rFonts w:ascii="Arial" w:hAnsi="Arial"/>
+                <w:rFonts w:ascii="Verdana" w:hAnsi="Verdana"/>
                 <w:b w:val="0"/>
                 <w:sz w:val="16"/>
               </w:rPr>
@@ -4095,7 +4101,7 @@
             <w:r/>
             <w:r>
               <w:rPr>
-                <w:rFonts w:ascii="Arial" w:hAnsi="Arial"/>
+                <w:rFonts w:ascii="Verdana" w:hAnsi="Verdana"/>
                 <w:b w:val="0"/>
                 <w:sz w:val="16"/>
               </w:rPr>
@@ -4111,7 +4117,7 @@
             <w:r/>
             <w:r>
               <w:rPr>
-                <w:rFonts w:ascii="Arial" w:hAnsi="Arial"/>
+                <w:rFonts w:ascii="Verdana" w:hAnsi="Verdana"/>
                 <w:b w:val="0"/>
                 <w:sz w:val="16"/>
               </w:rPr>
@@ -4127,7 +4133,7 @@
             <w:r/>
             <w:r>
               <w:rPr>
-                <w:rFonts w:ascii="Arial" w:hAnsi="Arial"/>
+                <w:rFonts w:ascii="Verdana" w:hAnsi="Verdana"/>
                 <w:b w:val="0"/>
                 <w:sz w:val="16"/>
               </w:rPr>
@@ -4143,7 +4149,7 @@
             <w:r/>
             <w:r>
               <w:rPr>
-                <w:rFonts w:ascii="Arial" w:hAnsi="Arial"/>
+                <w:rFonts w:ascii="Verdana" w:hAnsi="Verdana"/>
                 <w:b w:val="0"/>
                 <w:sz w:val="16"/>
               </w:rPr>
@@ -4160,7 +4166,7 @@
             <w:r/>
             <w:r>
               <w:rPr>
-                <w:rFonts w:ascii="Arial" w:hAnsi="Arial"/>
+                <w:rFonts w:ascii="Verdana" w:hAnsi="Verdana"/>
                 <w:b w:val="0"/>
                 <w:sz w:val="16"/>
               </w:rPr>
@@ -4176,7 +4182,7 @@
             <w:r/>
             <w:r>
               <w:rPr>
-                <w:rFonts w:ascii="Arial" w:hAnsi="Arial"/>
+                <w:rFonts w:ascii="Verdana" w:hAnsi="Verdana"/>
                 <w:b w:val="0"/>
                 <w:sz w:val="16"/>
               </w:rPr>
@@ -4192,7 +4198,7 @@
             <w:r/>
             <w:r>
               <w:rPr>
-                <w:rFonts w:ascii="Arial" w:hAnsi="Arial"/>
+                <w:rFonts w:ascii="Verdana" w:hAnsi="Verdana"/>
                 <w:b w:val="0"/>
                 <w:sz w:val="16"/>
               </w:rPr>
@@ -4208,7 +4214,7 @@
             <w:r/>
             <w:r>
               <w:rPr>
-                <w:rFonts w:ascii="Arial" w:hAnsi="Arial"/>
+                <w:rFonts w:ascii="Verdana" w:hAnsi="Verdana"/>
                 <w:b w:val="0"/>
                 <w:sz w:val="16"/>
               </w:rPr>
@@ -4225,7 +4231,7 @@
             <w:r/>
             <w:r>
               <w:rPr>
-                <w:rFonts w:ascii="Arial" w:hAnsi="Arial"/>
+                <w:rFonts w:ascii="Verdana" w:hAnsi="Verdana"/>
                 <w:b w:val="0"/>
                 <w:sz w:val="16"/>
               </w:rPr>
@@ -4241,7 +4247,7 @@
             <w:r/>
             <w:r>
               <w:rPr>
-                <w:rFonts w:ascii="Arial" w:hAnsi="Arial"/>
+                <w:rFonts w:ascii="Verdana" w:hAnsi="Verdana"/>
                 <w:b w:val="0"/>
                 <w:sz w:val="16"/>
               </w:rPr>
@@ -4257,7 +4263,7 @@
             <w:r/>
             <w:r>
               <w:rPr>
-                <w:rFonts w:ascii="Arial" w:hAnsi="Arial"/>
+                <w:rFonts w:ascii="Verdana" w:hAnsi="Verdana"/>
                 <w:b w:val="0"/>
                 <w:sz w:val="16"/>
               </w:rPr>
@@ -4273,7 +4279,7 @@
             <w:r/>
             <w:r>
               <w:rPr>
-                <w:rFonts w:ascii="Arial" w:hAnsi="Arial"/>
+                <w:rFonts w:ascii="Verdana" w:hAnsi="Verdana"/>
                 <w:b w:val="0"/>
                 <w:sz w:val="16"/>
               </w:rPr>
@@ -4290,7 +4296,7 @@
             <w:r/>
             <w:r>
               <w:rPr>
-                <w:rFonts w:ascii="Arial" w:hAnsi="Arial"/>
+                <w:rFonts w:ascii="Verdana" w:hAnsi="Verdana"/>
                 <w:b w:val="0"/>
                 <w:sz w:val="16"/>
               </w:rPr>
@@ -4306,7 +4312,7 @@
             <w:r/>
             <w:r>
               <w:rPr>
-                <w:rFonts w:ascii="Arial" w:hAnsi="Arial"/>
+                <w:rFonts w:ascii="Verdana" w:hAnsi="Verdana"/>
                 <w:b w:val="0"/>
                 <w:sz w:val="16"/>
               </w:rPr>
@@ -4322,7 +4328,7 @@
             <w:r/>
             <w:r>
               <w:rPr>
-                <w:rFonts w:ascii="Arial" w:hAnsi="Arial"/>
+                <w:rFonts w:ascii="Verdana" w:hAnsi="Verdana"/>
                 <w:b w:val="0"/>
                 <w:sz w:val="16"/>
               </w:rPr>
@@ -4338,7 +4344,7 @@
             <w:r/>
             <w:r>
               <w:rPr>
-                <w:rFonts w:ascii="Arial" w:hAnsi="Arial"/>
+                <w:rFonts w:ascii="Verdana" w:hAnsi="Verdana"/>
                 <w:b w:val="0"/>
                 <w:sz w:val="16"/>
               </w:rPr>
@@ -4355,7 +4361,7 @@
             <w:r/>
             <w:r>
               <w:rPr>
-                <w:rFonts w:ascii="Arial" w:hAnsi="Arial"/>
+                <w:rFonts w:ascii="Verdana" w:hAnsi="Verdana"/>
                 <w:b w:val="0"/>
                 <w:sz w:val="16"/>
               </w:rPr>
@@ -4371,7 +4377,7 @@
             <w:r/>
             <w:r>
               <w:rPr>
-                <w:rFonts w:ascii="Arial" w:hAnsi="Arial"/>
+                <w:rFonts w:ascii="Verdana" w:hAnsi="Verdana"/>
                 <w:b w:val="0"/>
                 <w:sz w:val="16"/>
               </w:rPr>
@@ -4387,7 +4393,7 @@
             <w:r/>
             <w:r>
               <w:rPr>
-                <w:rFonts w:ascii="Arial" w:hAnsi="Arial"/>
+                <w:rFonts w:ascii="Verdana" w:hAnsi="Verdana"/>
                 <w:b w:val="0"/>
                 <w:sz w:val="16"/>
               </w:rPr>
@@ -4403,7 +4409,7 @@
             <w:r/>
             <w:r>
               <w:rPr>
-                <w:rFonts w:ascii="Arial" w:hAnsi="Arial"/>
+                <w:rFonts w:ascii="Verdana" w:hAnsi="Verdana"/>
                 <w:b w:val="0"/>
                 <w:sz w:val="16"/>
               </w:rPr>
@@ -4420,7 +4426,7 @@
             <w:r/>
             <w:r>
               <w:rPr>
-                <w:rFonts w:ascii="Arial" w:hAnsi="Arial"/>
+                <w:rFonts w:ascii="Verdana" w:hAnsi="Verdana"/>
                 <w:b w:val="0"/>
                 <w:sz w:val="16"/>
               </w:rPr>
@@ -4436,7 +4442,7 @@
             <w:r/>
             <w:r>
               <w:rPr>
-                <w:rFonts w:ascii="Arial" w:hAnsi="Arial"/>
+                <w:rFonts w:ascii="Verdana" w:hAnsi="Verdana"/>
                 <w:b w:val="0"/>
                 <w:sz w:val="16"/>
               </w:rPr>
@@ -4452,7 +4458,7 @@
             <w:r/>
             <w:r>
               <w:rPr>
-                <w:rFonts w:ascii="Arial" w:hAnsi="Arial"/>
+                <w:rFonts w:ascii="Verdana" w:hAnsi="Verdana"/>
                 <w:b w:val="0"/>
                 <w:sz w:val="16"/>
               </w:rPr>
@@ -4468,7 +4474,7 @@
             <w:r/>
             <w:r>
               <w:rPr>
-                <w:rFonts w:ascii="Arial" w:hAnsi="Arial"/>
+                <w:rFonts w:ascii="Verdana" w:hAnsi="Verdana"/>
                 <w:b w:val="0"/>
                 <w:sz w:val="16"/>
               </w:rPr>
@@ -4485,7 +4491,7 @@
             <w:r/>
             <w:r>
               <w:rPr>
-                <w:rFonts w:ascii="Arial" w:hAnsi="Arial"/>
+                <w:rFonts w:ascii="Verdana" w:hAnsi="Verdana"/>
                 <w:b w:val="0"/>
                 <w:sz w:val="16"/>
               </w:rPr>
@@ -4501,7 +4507,7 @@
             <w:r/>
             <w:r>
               <w:rPr>
-                <w:rFonts w:ascii="Arial" w:hAnsi="Arial"/>
+                <w:rFonts w:ascii="Verdana" w:hAnsi="Verdana"/>
                 <w:b w:val="0"/>
                 <w:sz w:val="16"/>
               </w:rPr>
@@ -4517,7 +4523,7 @@
             <w:r/>
             <w:r>
               <w:rPr>
-                <w:rFonts w:ascii="Arial" w:hAnsi="Arial"/>
+                <w:rFonts w:ascii="Verdana" w:hAnsi="Verdana"/>
                 <w:b w:val="0"/>
                 <w:sz w:val="16"/>
               </w:rPr>
@@ -4533,7 +4539,7 @@
             <w:r/>
             <w:r>
               <w:rPr>
-                <w:rFonts w:ascii="Arial" w:hAnsi="Arial"/>
+                <w:rFonts w:ascii="Verdana" w:hAnsi="Verdana"/>
                 <w:b w:val="0"/>
                 <w:sz w:val="16"/>
               </w:rPr>
@@ -4550,7 +4556,7 @@
             <w:r/>
             <w:r>
               <w:rPr>
-                <w:rFonts w:ascii="Arial" w:hAnsi="Arial"/>
+                <w:rFonts w:ascii="Verdana" w:hAnsi="Verdana"/>
                 <w:b w:val="0"/>
                 <w:sz w:val="16"/>
               </w:rPr>
@@ -4566,7 +4572,7 @@
             <w:r/>
             <w:r>
               <w:rPr>
-                <w:rFonts w:ascii="Arial" w:hAnsi="Arial"/>
+                <w:rFonts w:ascii="Verdana" w:hAnsi="Verdana"/>
                 <w:b w:val="0"/>
                 <w:sz w:val="16"/>
               </w:rPr>
@@ -4582,7 +4588,7 @@
             <w:r/>
             <w:r>
               <w:rPr>
-                <w:rFonts w:ascii="Arial" w:hAnsi="Arial"/>
+                <w:rFonts w:ascii="Verdana" w:hAnsi="Verdana"/>
                 <w:b w:val="0"/>
                 <w:sz w:val="16"/>
               </w:rPr>
@@ -4598,7 +4604,7 @@
             <w:r/>
             <w:r>
               <w:rPr>
-                <w:rFonts w:ascii="Arial" w:hAnsi="Arial"/>
+                <w:rFonts w:ascii="Verdana" w:hAnsi="Verdana"/>
                 <w:b w:val="0"/>
                 <w:sz w:val="16"/>
               </w:rPr>
@@ -4615,7 +4621,7 @@
             <w:r/>
             <w:r>
               <w:rPr>
-                <w:rFonts w:ascii="Arial" w:hAnsi="Arial"/>
+                <w:rFonts w:ascii="Verdana" w:hAnsi="Verdana"/>
                 <w:b w:val="0"/>
                 <w:sz w:val="16"/>
               </w:rPr>
@@ -4631,7 +4637,7 @@
             <w:r/>
             <w:r>
               <w:rPr>
-                <w:rFonts w:ascii="Arial" w:hAnsi="Arial"/>
+                <w:rFonts w:ascii="Verdana" w:hAnsi="Verdana"/>
                 <w:b w:val="0"/>
                 <w:sz w:val="16"/>
               </w:rPr>
@@ -4647,7 +4653,7 @@
             <w:r/>
             <w:r>
               <w:rPr>
-                <w:rFonts w:ascii="Arial" w:hAnsi="Arial"/>
+                <w:rFonts w:ascii="Verdana" w:hAnsi="Verdana"/>
                 <w:b w:val="0"/>
                 <w:sz w:val="16"/>
               </w:rPr>
@@ -4663,7 +4669,7 @@
             <w:r/>
             <w:r>
               <w:rPr>
-                <w:rFonts w:ascii="Arial" w:hAnsi="Arial"/>
+                <w:rFonts w:ascii="Verdana" w:hAnsi="Verdana"/>
                 <w:b w:val="0"/>
                 <w:sz w:val="16"/>
               </w:rPr>
@@ -4680,7 +4686,7 @@
             <w:r/>
             <w:r>
               <w:rPr>
-                <w:rFonts w:ascii="Arial" w:hAnsi="Arial"/>
+                <w:rFonts w:ascii="Verdana" w:hAnsi="Verdana"/>
                 <w:b w:val="0"/>
                 <w:sz w:val="16"/>
               </w:rPr>
@@ -4696,7 +4702,7 @@
             <w:r/>
             <w:r>
               <w:rPr>
-                <w:rFonts w:ascii="Arial" w:hAnsi="Arial"/>
+                <w:rFonts w:ascii="Verdana" w:hAnsi="Verdana"/>
                 <w:b w:val="0"/>
                 <w:sz w:val="16"/>
               </w:rPr>
@@ -4712,7 +4718,7 @@
             <w:r/>
             <w:r>
               <w:rPr>
-                <w:rFonts w:ascii="Arial" w:hAnsi="Arial"/>
+                <w:rFonts w:ascii="Verdana" w:hAnsi="Verdana"/>
                 <w:b w:val="0"/>
                 <w:sz w:val="16"/>
               </w:rPr>
@@ -4728,7 +4734,7 @@
             <w:r/>
             <w:r>
               <w:rPr>
-                <w:rFonts w:ascii="Arial" w:hAnsi="Arial"/>
+                <w:rFonts w:ascii="Verdana" w:hAnsi="Verdana"/>
                 <w:b w:val="0"/>
                 <w:sz w:val="16"/>
               </w:rPr>
@@ -4745,7 +4751,7 @@
             <w:r/>
             <w:r>
               <w:rPr>
-                <w:rFonts w:ascii="Arial" w:hAnsi="Arial"/>
+                <w:rFonts w:ascii="Verdana" w:hAnsi="Verdana"/>
                 <w:b w:val="0"/>
                 <w:sz w:val="16"/>
               </w:rPr>
@@ -4761,7 +4767,7 @@
             <w:r/>
             <w:r>
               <w:rPr>
-                <w:rFonts w:ascii="Arial" w:hAnsi="Arial"/>
+                <w:rFonts w:ascii="Verdana" w:hAnsi="Verdana"/>
                 <w:b w:val="0"/>
                 <w:sz w:val="16"/>
               </w:rPr>
@@ -4777,7 +4783,7 @@
             <w:r/>
             <w:r>
               <w:rPr>
-                <w:rFonts w:ascii="Arial" w:hAnsi="Arial"/>
+                <w:rFonts w:ascii="Verdana" w:hAnsi="Verdana"/>
                 <w:b w:val="0"/>
                 <w:sz w:val="16"/>
               </w:rPr>
@@ -4793,7 +4799,7 @@
             <w:r/>
             <w:r>
               <w:rPr>
-                <w:rFonts w:ascii="Arial" w:hAnsi="Arial"/>
+                <w:rFonts w:ascii="Verdana" w:hAnsi="Verdana"/>
                 <w:b w:val="0"/>
                 <w:sz w:val="16"/>
               </w:rPr>
@@ -4810,7 +4816,7 @@
             <w:r/>
             <w:r>
               <w:rPr>
-                <w:rFonts w:ascii="Arial" w:hAnsi="Arial"/>
+                <w:rFonts w:ascii="Verdana" w:hAnsi="Verdana"/>
                 <w:b w:val="0"/>
                 <w:sz w:val="16"/>
               </w:rPr>
@@ -4826,7 +4832,7 @@
             <w:r/>
             <w:r>
               <w:rPr>
-                <w:rFonts w:ascii="Arial" w:hAnsi="Arial"/>
+                <w:rFonts w:ascii="Verdana" w:hAnsi="Verdana"/>
                 <w:b w:val="0"/>
                 <w:sz w:val="16"/>
               </w:rPr>
@@ -4842,7 +4848,7 @@
             <w:r/>
             <w:r>
               <w:rPr>
-                <w:rFonts w:ascii="Arial" w:hAnsi="Arial"/>
+                <w:rFonts w:ascii="Verdana" w:hAnsi="Verdana"/>
                 <w:b w:val="0"/>
                 <w:sz w:val="16"/>
               </w:rPr>
@@ -4858,7 +4864,7 @@
             <w:r/>
             <w:r>
               <w:rPr>
-                <w:rFonts w:ascii="Arial" w:hAnsi="Arial"/>
+                <w:rFonts w:ascii="Verdana" w:hAnsi="Verdana"/>
                 <w:b w:val="0"/>
                 <w:sz w:val="16"/>
               </w:rPr>
@@ -4875,7 +4881,7 @@
             <w:r/>
             <w:r>
               <w:rPr>
-                <w:rFonts w:ascii="Arial" w:hAnsi="Arial"/>
+                <w:rFonts w:ascii="Verdana" w:hAnsi="Verdana"/>
                 <w:b w:val="0"/>
                 <w:sz w:val="16"/>
               </w:rPr>
@@ -4891,7 +4897,7 @@
             <w:r/>
             <w:r>
               <w:rPr>
-                <w:rFonts w:ascii="Arial" w:hAnsi="Arial"/>
+                <w:rFonts w:ascii="Verdana" w:hAnsi="Verdana"/>
                 <w:b w:val="0"/>
                 <w:sz w:val="16"/>
               </w:rPr>
@@ -4907,7 +4913,7 @@
             <w:r/>
             <w:r>
               <w:rPr>
-                <w:rFonts w:ascii="Arial" w:hAnsi="Arial"/>
+                <w:rFonts w:ascii="Verdana" w:hAnsi="Verdana"/>
                 <w:b w:val="0"/>
                 <w:sz w:val="16"/>
               </w:rPr>
@@ -4923,7 +4929,7 @@
             <w:r/>
             <w:r>
               <w:rPr>
-                <w:rFonts w:ascii="Arial" w:hAnsi="Arial"/>
+                <w:rFonts w:ascii="Verdana" w:hAnsi="Verdana"/>
                 <w:b w:val="0"/>
                 <w:sz w:val="16"/>
               </w:rPr>
@@ -4940,7 +4946,7 @@
             <w:r/>
             <w:r>
               <w:rPr>
-                <w:rFonts w:ascii="Arial" w:hAnsi="Arial"/>
+                <w:rFonts w:ascii="Verdana" w:hAnsi="Verdana"/>
                 <w:b w:val="0"/>
                 <w:sz w:val="16"/>
               </w:rPr>
@@ -4956,7 +4962,7 @@
             <w:r/>
             <w:r>
               <w:rPr>
-                <w:rFonts w:ascii="Arial" w:hAnsi="Arial"/>
+                <w:rFonts w:ascii="Verdana" w:hAnsi="Verdana"/>
                 <w:b w:val="0"/>
                 <w:sz w:val="16"/>
               </w:rPr>
@@ -4972,7 +4978,7 @@
             <w:r/>
             <w:r>
               <w:rPr>
-                <w:rFonts w:ascii="Arial" w:hAnsi="Arial"/>
+                <w:rFonts w:ascii="Verdana" w:hAnsi="Verdana"/>
                 <w:b w:val="0"/>
                 <w:sz w:val="16"/>
               </w:rPr>
@@ -4988,7 +4994,7 @@
             <w:r/>
             <w:r>
               <w:rPr>
-                <w:rFonts w:ascii="Arial" w:hAnsi="Arial"/>
+                <w:rFonts w:ascii="Verdana" w:hAnsi="Verdana"/>
                 <w:b w:val="0"/>
                 <w:sz w:val="16"/>
               </w:rPr>
@@ -5005,7 +5011,7 @@
             <w:r/>
             <w:r>
               <w:rPr>
-                <w:rFonts w:ascii="Arial" w:hAnsi="Arial"/>
+                <w:rFonts w:ascii="Verdana" w:hAnsi="Verdana"/>
                 <w:b w:val="0"/>
                 <w:sz w:val="16"/>
               </w:rPr>
@@ -5021,7 +5027,7 @@
             <w:r/>
             <w:r>
               <w:rPr>
-                <w:rFonts w:ascii="Arial" w:hAnsi="Arial"/>
+                <w:rFonts w:ascii="Verdana" w:hAnsi="Verdana"/>
                 <w:b w:val="0"/>
                 <w:sz w:val="16"/>
               </w:rPr>
@@ -5037,7 +5043,7 @@
             <w:r/>
             <w:r>
               <w:rPr>
-                <w:rFonts w:ascii="Arial" w:hAnsi="Arial"/>
+                <w:rFonts w:ascii="Verdana" w:hAnsi="Verdana"/>
                 <w:b w:val="0"/>
                 <w:sz w:val="16"/>
               </w:rPr>
@@ -5053,7 +5059,7 @@
             <w:r/>
             <w:r>
               <w:rPr>
-                <w:rFonts w:ascii="Arial" w:hAnsi="Arial"/>
+                <w:rFonts w:ascii="Verdana" w:hAnsi="Verdana"/>
                 <w:b w:val="0"/>
                 <w:sz w:val="16"/>
               </w:rPr>
@@ -5066,7 +5072,7 @@
     <w:p>
       <w:r>
         <w:rPr>
-          <w:rFonts w:ascii="Arial" w:hAnsi="Arial"/>
+          <w:rFonts w:ascii="Verdana" w:hAnsi="Verdana"/>
           <w:b/>
           <w:sz w:val="18"/>
         </w:rPr>
@@ -5079,6 +5085,20 @@
         <w:tblW w:type="auto" w:w="0"/>
         <w:jc w:val="center"/>
         <w:tblLook w:firstColumn="1" w:firstRow="1" w:lastColumn="0" w:lastRow="0" w:noHBand="0" w:noVBand="1" w:val="04A0"/>
+        <w:tblBorders>
+          <w:top w:val="single" w:sz="4" w:space="0" w:color="595959"/>
+          <w:left w:val="single" w:sz="4" w:space="0" w:color="595959"/>
+          <w:bottom w:val="single" w:sz="4" w:space="0" w:color="595959"/>
+          <w:right w:val="single" w:sz="4" w:space="0" w:color="595959"/>
+          <w:insideH w:val="single" w:sz="4" w:space="0" w:color="595959"/>
+          <w:insideV w:val="single" w:sz="4" w:space="0" w:color="595959"/>
+        </w:tblBorders>
+        <w:tblCellMar>
+          <w:top w:w="85" w:type="dxa"/>
+          <w:left w:w="85" w:type="dxa"/>
+          <w:bottom w:w="85" w:type="dxa"/>
+          <w:right w:w="85" w:type="dxa"/>
+        </w:tblCellMar>
       </w:tblPr>
       <w:tblGrid>
         <w:gridCol w:w="5046"/>
@@ -5088,61 +5108,52 @@
       <w:tr>
         <w:tc>
           <w:tcPr>
+            <w:tcW w:type="dxa" w:w="1134"/>
+            <w:shd w:val="clear" w:color="auto" w:fill="D9D9D9"/>
+          </w:tcPr>
+          <w:p>
+            <w:r/>
+            <w:r>
+              <w:rPr>
+                <w:rFonts w:ascii="Verdana" w:hAnsi="Verdana"/>
+                <w:b w:val="0"/>
+                <w:sz w:val="16"/>
+              </w:rPr>
+              <w:t>КОДОВАЯ ЦИФРА</w:t>
+            </w:r>
+          </w:p>
+        </w:tc>
+        <w:tc>
+          <w:tcPr>
             <w:tcW w:type="dxa" w:w="5046"/>
-            <w:shd w:val="clear" w:color="auto" w:fill="D9E2F3"/>
-          </w:tcPr>
-          <w:p>
-            <w:pPr>
-              <w:jc w:val="center"/>
-            </w:pPr>
-            <w:r/>
-            <w:r>
-              <w:rPr>
-                <w:rFonts w:ascii="Arial" w:hAnsi="Arial"/>
-                <w:b/>
-                <w:sz w:val="16"/>
-              </w:rPr>
-              <w:t>Code Figure</w:t>
+            <w:shd w:val="clear" w:color="auto" w:fill="D9D9D9"/>
+          </w:tcPr>
+          <w:p>
+            <w:r/>
+            <w:r>
+              <w:rPr>
+                <w:rFonts w:ascii="Verdana" w:hAnsi="Verdana"/>
+                <w:b w:val="0"/>
+                <w:sz w:val="16"/>
+              </w:rPr>
+              <w:t>ЗНАЧЕНИЕ</w:t>
             </w:r>
           </w:p>
         </w:tc>
         <w:tc>
           <w:tcPr>
             <w:tcW w:type="dxa" w:w="5046"/>
-            <w:shd w:val="clear" w:color="auto" w:fill="D9E2F3"/>
-          </w:tcPr>
-          <w:p>
-            <w:pPr>
-              <w:jc w:val="center"/>
-            </w:pPr>
-            <w:r/>
-            <w:r>
-              <w:rPr>
-                <w:rFonts w:ascii="Arial" w:hAnsi="Arial"/>
-                <w:b/>
-                <w:sz w:val="16"/>
-              </w:rPr>
-              <w:t>Entry Name</w:t>
-            </w:r>
-          </w:p>
-        </w:tc>
-        <w:tc>
-          <w:tcPr>
-            <w:tcW w:type="dxa" w:w="5046"/>
-            <w:shd w:val="clear" w:color="auto" w:fill="D9E2F3"/>
-          </w:tcPr>
-          <w:p>
-            <w:pPr>
-              <w:jc w:val="center"/>
-            </w:pPr>
-            <w:r/>
-            <w:r>
-              <w:rPr>
-                <w:rFonts w:ascii="Arial" w:hAnsi="Arial"/>
-                <w:b/>
-                <w:sz w:val="16"/>
-              </w:rPr>
-              <w:t>Note</w:t>
+            <w:shd w:val="clear" w:color="auto" w:fill="D9D9D9"/>
+          </w:tcPr>
+          <w:p>
+            <w:r/>
+            <w:r>
+              <w:rPr>
+                <w:rFonts w:ascii="Verdana" w:hAnsi="Verdana"/>
+                <w:b w:val="0"/>
+                <w:sz w:val="16"/>
+              </w:rPr>
+              <w:t>ПРИМЕЧАНИЕ</w:t>
             </w:r>
           </w:p>
         </w:tc>
@@ -5156,7 +5167,7 @@
             <w:r/>
             <w:r>
               <w:rPr>
-                <w:rFonts w:ascii="Arial" w:hAnsi="Arial"/>
+                <w:rFonts w:ascii="Verdana" w:hAnsi="Verdana"/>
                 <w:b w:val="0"/>
                 <w:sz w:val="16"/>
               </w:rPr>
@@ -5172,7 +5183,7 @@
             <w:r/>
             <w:r>
               <w:rPr>
-                <w:rFonts w:ascii="Arial" w:hAnsi="Arial"/>
+                <w:rFonts w:ascii="Verdana" w:hAnsi="Verdana"/>
                 <w:b w:val="0"/>
                 <w:sz w:val="16"/>
               </w:rPr>
@@ -5188,7 +5199,7 @@
             <w:r/>
             <w:r>
               <w:rPr>
-                <w:rFonts w:ascii="Arial" w:hAnsi="Arial"/>
+                <w:rFonts w:ascii="Verdana" w:hAnsi="Verdana"/>
                 <w:b w:val="0"/>
                 <w:sz w:val="16"/>
               </w:rPr>
@@ -5205,7 +5216,7 @@
             <w:r/>
             <w:r>
               <w:rPr>
-                <w:rFonts w:ascii="Arial" w:hAnsi="Arial"/>
+                <w:rFonts w:ascii="Verdana" w:hAnsi="Verdana"/>
                 <w:b w:val="0"/>
                 <w:sz w:val="16"/>
               </w:rPr>
@@ -5221,7 +5232,7 @@
             <w:r/>
             <w:r>
               <w:rPr>
-                <w:rFonts w:ascii="Arial" w:hAnsi="Arial"/>
+                <w:rFonts w:ascii="Verdana" w:hAnsi="Verdana"/>
                 <w:b w:val="0"/>
                 <w:sz w:val="16"/>
               </w:rPr>
@@ -5237,7 +5248,7 @@
             <w:r/>
             <w:r>
               <w:rPr>
-                <w:rFonts w:ascii="Arial" w:hAnsi="Arial"/>
+                <w:rFonts w:ascii="Verdana" w:hAnsi="Verdana"/>
                 <w:b w:val="0"/>
                 <w:sz w:val="16"/>
               </w:rPr>
@@ -5254,7 +5265,7 @@
             <w:r/>
             <w:r>
               <w:rPr>
-                <w:rFonts w:ascii="Arial" w:hAnsi="Arial"/>
+                <w:rFonts w:ascii="Verdana" w:hAnsi="Verdana"/>
                 <w:b w:val="0"/>
                 <w:sz w:val="16"/>
               </w:rPr>
@@ -5270,7 +5281,7 @@
             <w:r/>
             <w:r>
               <w:rPr>
-                <w:rFonts w:ascii="Arial" w:hAnsi="Arial"/>
+                <w:rFonts w:ascii="Verdana" w:hAnsi="Verdana"/>
                 <w:b w:val="0"/>
                 <w:sz w:val="16"/>
               </w:rPr>
@@ -5286,7 +5297,7 @@
             <w:r/>
             <w:r>
               <w:rPr>
-                <w:rFonts w:ascii="Arial" w:hAnsi="Arial"/>
+                <w:rFonts w:ascii="Verdana" w:hAnsi="Verdana"/>
                 <w:b w:val="0"/>
                 <w:sz w:val="16"/>
               </w:rPr>
@@ -5303,7 +5314,7 @@
             <w:r/>
             <w:r>
               <w:rPr>
-                <w:rFonts w:ascii="Arial" w:hAnsi="Arial"/>
+                <w:rFonts w:ascii="Verdana" w:hAnsi="Verdana"/>
                 <w:b w:val="0"/>
                 <w:sz w:val="16"/>
               </w:rPr>
@@ -5319,7 +5330,7 @@
             <w:r/>
             <w:r>
               <w:rPr>
-                <w:rFonts w:ascii="Arial" w:hAnsi="Arial"/>
+                <w:rFonts w:ascii="Verdana" w:hAnsi="Verdana"/>
                 <w:b w:val="0"/>
                 <w:sz w:val="16"/>
               </w:rPr>
@@ -5335,7 +5346,7 @@
             <w:r/>
             <w:r>
               <w:rPr>
-                <w:rFonts w:ascii="Arial" w:hAnsi="Arial"/>
+                <w:rFonts w:ascii="Verdana" w:hAnsi="Verdana"/>
                 <w:b w:val="0"/>
                 <w:sz w:val="16"/>
               </w:rPr>
@@ -5352,7 +5363,7 @@
             <w:r/>
             <w:r>
               <w:rPr>
-                <w:rFonts w:ascii="Arial" w:hAnsi="Arial"/>
+                <w:rFonts w:ascii="Verdana" w:hAnsi="Verdana"/>
                 <w:b w:val="0"/>
                 <w:sz w:val="16"/>
               </w:rPr>
@@ -5368,7 +5379,7 @@
             <w:r/>
             <w:r>
               <w:rPr>
-                <w:rFonts w:ascii="Arial" w:hAnsi="Arial"/>
+                <w:rFonts w:ascii="Verdana" w:hAnsi="Verdana"/>
                 <w:b w:val="0"/>
                 <w:sz w:val="16"/>
               </w:rPr>
@@ -5384,7 +5395,7 @@
             <w:r/>
             <w:r>
               <w:rPr>
-                <w:rFonts w:ascii="Arial" w:hAnsi="Arial"/>
+                <w:rFonts w:ascii="Verdana" w:hAnsi="Verdana"/>
                 <w:b w:val="0"/>
                 <w:sz w:val="16"/>
               </w:rPr>
@@ -5401,7 +5412,7 @@
             <w:r/>
             <w:r>
               <w:rPr>
-                <w:rFonts w:ascii="Arial" w:hAnsi="Arial"/>
+                <w:rFonts w:ascii="Verdana" w:hAnsi="Verdana"/>
                 <w:b w:val="0"/>
                 <w:sz w:val="16"/>
               </w:rPr>
@@ -5417,7 +5428,7 @@
             <w:r/>
             <w:r>
               <w:rPr>
-                <w:rFonts w:ascii="Arial" w:hAnsi="Arial"/>
+                <w:rFonts w:ascii="Verdana" w:hAnsi="Verdana"/>
                 <w:b w:val="0"/>
                 <w:sz w:val="16"/>
               </w:rPr>
@@ -5433,7 +5444,7 @@
             <w:r/>
             <w:r>
               <w:rPr>
-                <w:rFonts w:ascii="Arial" w:hAnsi="Arial"/>
+                <w:rFonts w:ascii="Verdana" w:hAnsi="Verdana"/>
                 <w:b w:val="0"/>
                 <w:sz w:val="16"/>
               </w:rPr>
@@ -5450,7 +5461,7 @@
             <w:r/>
             <w:r>
               <w:rPr>
-                <w:rFonts w:ascii="Arial" w:hAnsi="Arial"/>
+                <w:rFonts w:ascii="Verdana" w:hAnsi="Verdana"/>
                 <w:b w:val="0"/>
                 <w:sz w:val="16"/>
               </w:rPr>
@@ -5466,7 +5477,7 @@
             <w:r/>
             <w:r>
               <w:rPr>
-                <w:rFonts w:ascii="Arial" w:hAnsi="Arial"/>
+                <w:rFonts w:ascii="Verdana" w:hAnsi="Verdana"/>
                 <w:b w:val="0"/>
                 <w:sz w:val="16"/>
               </w:rPr>
@@ -5482,7 +5493,7 @@
             <w:r/>
             <w:r>
               <w:rPr>
-                <w:rFonts w:ascii="Arial" w:hAnsi="Arial"/>
+                <w:rFonts w:ascii="Verdana" w:hAnsi="Verdana"/>
                 <w:b w:val="0"/>
                 <w:sz w:val="16"/>
               </w:rPr>
@@ -5499,7 +5510,7 @@
             <w:r/>
             <w:r>
               <w:rPr>
-                <w:rFonts w:ascii="Arial" w:hAnsi="Arial"/>
+                <w:rFonts w:ascii="Verdana" w:hAnsi="Verdana"/>
                 <w:b w:val="0"/>
                 <w:sz w:val="16"/>
               </w:rPr>
@@ -5515,7 +5526,7 @@
             <w:r/>
             <w:r>
               <w:rPr>
-                <w:rFonts w:ascii="Arial" w:hAnsi="Arial"/>
+                <w:rFonts w:ascii="Verdana" w:hAnsi="Verdana"/>
                 <w:b w:val="0"/>
                 <w:sz w:val="16"/>
               </w:rPr>
@@ -5531,7 +5542,7 @@
             <w:r/>
             <w:r>
               <w:rPr>
-                <w:rFonts w:ascii="Arial" w:hAnsi="Arial"/>
+                <w:rFonts w:ascii="Verdana" w:hAnsi="Verdana"/>
                 <w:b w:val="0"/>
                 <w:sz w:val="16"/>
               </w:rPr>
@@ -5548,7 +5559,7 @@
             <w:r/>
             <w:r>
               <w:rPr>
-                <w:rFonts w:ascii="Arial" w:hAnsi="Arial"/>
+                <w:rFonts w:ascii="Verdana" w:hAnsi="Verdana"/>
                 <w:b w:val="0"/>
                 <w:sz w:val="16"/>
               </w:rPr>
@@ -5564,7 +5575,7 @@
             <w:r/>
             <w:r>
               <w:rPr>
-                <w:rFonts w:ascii="Arial" w:hAnsi="Arial"/>
+                <w:rFonts w:ascii="Verdana" w:hAnsi="Verdana"/>
                 <w:b w:val="0"/>
                 <w:sz w:val="16"/>
               </w:rPr>
@@ -5580,7 +5591,7 @@
             <w:r/>
             <w:r>
               <w:rPr>
-                <w:rFonts w:ascii="Arial" w:hAnsi="Arial"/>
+                <w:rFonts w:ascii="Verdana" w:hAnsi="Verdana"/>
                 <w:b w:val="0"/>
                 <w:sz w:val="16"/>
               </w:rPr>
@@ -5597,7 +5608,7 @@
             <w:r/>
             <w:r>
               <w:rPr>
-                <w:rFonts w:ascii="Arial" w:hAnsi="Arial"/>
+                <w:rFonts w:ascii="Verdana" w:hAnsi="Verdana"/>
                 <w:b w:val="0"/>
                 <w:sz w:val="16"/>
               </w:rPr>
@@ -5613,7 +5624,7 @@
             <w:r/>
             <w:r>
               <w:rPr>
-                <w:rFonts w:ascii="Arial" w:hAnsi="Arial"/>
+                <w:rFonts w:ascii="Verdana" w:hAnsi="Verdana"/>
                 <w:b w:val="0"/>
                 <w:sz w:val="16"/>
               </w:rPr>
@@ -5629,7 +5640,7 @@
             <w:r/>
             <w:r>
               <w:rPr>
-                <w:rFonts w:ascii="Arial" w:hAnsi="Arial"/>
+                <w:rFonts w:ascii="Verdana" w:hAnsi="Verdana"/>
                 <w:b w:val="0"/>
                 <w:sz w:val="16"/>
               </w:rPr>
@@ -5646,7 +5657,7 @@
             <w:r/>
             <w:r>
               <w:rPr>
-                <w:rFonts w:ascii="Arial" w:hAnsi="Arial"/>
+                <w:rFonts w:ascii="Verdana" w:hAnsi="Verdana"/>
                 <w:b w:val="0"/>
                 <w:sz w:val="16"/>
               </w:rPr>
@@ -5662,7 +5673,7 @@
             <w:r/>
             <w:r>
               <w:rPr>
-                <w:rFonts w:ascii="Arial" w:hAnsi="Arial"/>
+                <w:rFonts w:ascii="Verdana" w:hAnsi="Verdana"/>
                 <w:b w:val="0"/>
                 <w:sz w:val="16"/>
               </w:rPr>
@@ -5678,7 +5689,7 @@
             <w:r/>
             <w:r>
               <w:rPr>
-                <w:rFonts w:ascii="Arial" w:hAnsi="Arial"/>
+                <w:rFonts w:ascii="Verdana" w:hAnsi="Verdana"/>
                 <w:b w:val="0"/>
                 <w:sz w:val="16"/>
               </w:rPr>
@@ -5695,7 +5706,7 @@
             <w:r/>
             <w:r>
               <w:rPr>
-                <w:rFonts w:ascii="Arial" w:hAnsi="Arial"/>
+                <w:rFonts w:ascii="Verdana" w:hAnsi="Verdana"/>
                 <w:b w:val="0"/>
                 <w:sz w:val="16"/>
               </w:rPr>
@@ -5711,7 +5722,7 @@
             <w:r/>
             <w:r>
               <w:rPr>
-                <w:rFonts w:ascii="Arial" w:hAnsi="Arial"/>
+                <w:rFonts w:ascii="Verdana" w:hAnsi="Verdana"/>
                 <w:b w:val="0"/>
                 <w:sz w:val="16"/>
               </w:rPr>
@@ -5727,7 +5738,7 @@
             <w:r/>
             <w:r>
               <w:rPr>
-                <w:rFonts w:ascii="Arial" w:hAnsi="Arial"/>
+                <w:rFonts w:ascii="Verdana" w:hAnsi="Verdana"/>
                 <w:b w:val="0"/>
                 <w:sz w:val="16"/>
               </w:rPr>
@@ -5744,7 +5755,7 @@
             <w:r/>
             <w:r>
               <w:rPr>
-                <w:rFonts w:ascii="Arial" w:hAnsi="Arial"/>
+                <w:rFonts w:ascii="Verdana" w:hAnsi="Verdana"/>
                 <w:b w:val="0"/>
                 <w:sz w:val="16"/>
               </w:rPr>
@@ -5760,7 +5771,7 @@
             <w:r/>
             <w:r>
               <w:rPr>
-                <w:rFonts w:ascii="Arial" w:hAnsi="Arial"/>
+                <w:rFonts w:ascii="Verdana" w:hAnsi="Verdana"/>
                 <w:b w:val="0"/>
                 <w:sz w:val="16"/>
               </w:rPr>
@@ -5776,7 +5787,7 @@
             <w:r/>
             <w:r>
               <w:rPr>
-                <w:rFonts w:ascii="Arial" w:hAnsi="Arial"/>
+                <w:rFonts w:ascii="Verdana" w:hAnsi="Verdana"/>
                 <w:b w:val="0"/>
                 <w:sz w:val="16"/>
               </w:rPr>
@@ -5793,7 +5804,7 @@
             <w:r/>
             <w:r>
               <w:rPr>
-                <w:rFonts w:ascii="Arial" w:hAnsi="Arial"/>
+                <w:rFonts w:ascii="Verdana" w:hAnsi="Verdana"/>
                 <w:b w:val="0"/>
                 <w:sz w:val="16"/>
               </w:rPr>
@@ -5809,7 +5820,7 @@
             <w:r/>
             <w:r>
               <w:rPr>
-                <w:rFonts w:ascii="Arial" w:hAnsi="Arial"/>
+                <w:rFonts w:ascii="Verdana" w:hAnsi="Verdana"/>
                 <w:b w:val="0"/>
                 <w:sz w:val="16"/>
               </w:rPr>
@@ -5825,7 +5836,7 @@
             <w:r/>
             <w:r>
               <w:rPr>
-                <w:rFonts w:ascii="Arial" w:hAnsi="Arial"/>
+                <w:rFonts w:ascii="Verdana" w:hAnsi="Verdana"/>
                 <w:b w:val="0"/>
                 <w:sz w:val="16"/>
               </w:rPr>
@@ -5842,7 +5853,7 @@
             <w:r/>
             <w:r>
               <w:rPr>
-                <w:rFonts w:ascii="Arial" w:hAnsi="Arial"/>
+                <w:rFonts w:ascii="Verdana" w:hAnsi="Verdana"/>
                 <w:b w:val="0"/>
                 <w:sz w:val="16"/>
               </w:rPr>
@@ -5858,7 +5869,7 @@
             <w:r/>
             <w:r>
               <w:rPr>
-                <w:rFonts w:ascii="Arial" w:hAnsi="Arial"/>
+                <w:rFonts w:ascii="Verdana" w:hAnsi="Verdana"/>
                 <w:b w:val="0"/>
                 <w:sz w:val="16"/>
               </w:rPr>
@@ -5874,7 +5885,7 @@
             <w:r/>
             <w:r>
               <w:rPr>
-                <w:rFonts w:ascii="Arial" w:hAnsi="Arial"/>
+                <w:rFonts w:ascii="Verdana" w:hAnsi="Verdana"/>
                 <w:b w:val="0"/>
                 <w:sz w:val="16"/>
               </w:rPr>
@@ -5891,7 +5902,7 @@
             <w:r/>
             <w:r>
               <w:rPr>
-                <w:rFonts w:ascii="Arial" w:hAnsi="Arial"/>
+                <w:rFonts w:ascii="Verdana" w:hAnsi="Verdana"/>
                 <w:b w:val="0"/>
                 <w:sz w:val="16"/>
               </w:rPr>
@@ -5907,7 +5918,7 @@
             <w:r/>
             <w:r>
               <w:rPr>
-                <w:rFonts w:ascii="Arial" w:hAnsi="Arial"/>
+                <w:rFonts w:ascii="Verdana" w:hAnsi="Verdana"/>
                 <w:b w:val="0"/>
                 <w:sz w:val="16"/>
               </w:rPr>
@@ -5923,7 +5934,7 @@
             <w:r/>
             <w:r>
               <w:rPr>
-                <w:rFonts w:ascii="Arial" w:hAnsi="Arial"/>
+                <w:rFonts w:ascii="Verdana" w:hAnsi="Verdana"/>
                 <w:b w:val="0"/>
                 <w:sz w:val="16"/>
               </w:rPr>
@@ -5940,7 +5951,7 @@
             <w:r/>
             <w:r>
               <w:rPr>
-                <w:rFonts w:ascii="Arial" w:hAnsi="Arial"/>
+                <w:rFonts w:ascii="Verdana" w:hAnsi="Verdana"/>
                 <w:b w:val="0"/>
                 <w:sz w:val="16"/>
               </w:rPr>
@@ -5956,7 +5967,7 @@
             <w:r/>
             <w:r>
               <w:rPr>
-                <w:rFonts w:ascii="Arial" w:hAnsi="Arial"/>
+                <w:rFonts w:ascii="Verdana" w:hAnsi="Verdana"/>
                 <w:b w:val="0"/>
                 <w:sz w:val="16"/>
               </w:rPr>
@@ -5972,7 +5983,7 @@
             <w:r/>
             <w:r>
               <w:rPr>
-                <w:rFonts w:ascii="Arial" w:hAnsi="Arial"/>
+                <w:rFonts w:ascii="Verdana" w:hAnsi="Verdana"/>
                 <w:b w:val="0"/>
                 <w:sz w:val="16"/>
               </w:rPr>
@@ -5989,7 +6000,7 @@
             <w:r/>
             <w:r>
               <w:rPr>
-                <w:rFonts w:ascii="Arial" w:hAnsi="Arial"/>
+                <w:rFonts w:ascii="Verdana" w:hAnsi="Verdana"/>
                 <w:b w:val="0"/>
                 <w:sz w:val="16"/>
               </w:rPr>
@@ -6005,7 +6016,7 @@
             <w:r/>
             <w:r>
               <w:rPr>
-                <w:rFonts w:ascii="Arial" w:hAnsi="Arial"/>
+                <w:rFonts w:ascii="Verdana" w:hAnsi="Verdana"/>
                 <w:b w:val="0"/>
                 <w:sz w:val="16"/>
               </w:rPr>
@@ -6021,7 +6032,7 @@
             <w:r/>
             <w:r>
               <w:rPr>
-                <w:rFonts w:ascii="Arial" w:hAnsi="Arial"/>
+                <w:rFonts w:ascii="Verdana" w:hAnsi="Verdana"/>
                 <w:b w:val="0"/>
                 <w:sz w:val="16"/>
               </w:rPr>
@@ -6034,7 +6045,7 @@
     <w:p>
       <w:r>
         <w:rPr>
-          <w:rFonts w:ascii="Arial" w:hAnsi="Arial"/>
+          <w:rFonts w:ascii="Verdana" w:hAnsi="Verdana"/>
           <w:b/>
           <w:sz w:val="18"/>
         </w:rPr>
@@ -6047,6 +6058,20 @@
         <w:tblW w:type="auto" w:w="0"/>
         <w:jc w:val="center"/>
         <w:tblLook w:firstColumn="1" w:firstRow="1" w:lastColumn="0" w:lastRow="0" w:noHBand="0" w:noVBand="1" w:val="04A0"/>
+        <w:tblBorders>
+          <w:top w:val="single" w:sz="4" w:space="0" w:color="595959"/>
+          <w:left w:val="single" w:sz="4" w:space="0" w:color="595959"/>
+          <w:bottom w:val="single" w:sz="4" w:space="0" w:color="595959"/>
+          <w:right w:val="single" w:sz="4" w:space="0" w:color="595959"/>
+          <w:insideH w:val="single" w:sz="4" w:space="0" w:color="595959"/>
+          <w:insideV w:val="single" w:sz="4" w:space="0" w:color="595959"/>
+        </w:tblBorders>
+        <w:tblCellMar>
+          <w:top w:w="85" w:type="dxa"/>
+          <w:left w:w="85" w:type="dxa"/>
+          <w:bottom w:w="85" w:type="dxa"/>
+          <w:right w:w="85" w:type="dxa"/>
+        </w:tblCellMar>
       </w:tblPr>
       <w:tblGrid>
         <w:gridCol w:w="5046"/>
@@ -6056,61 +6081,52 @@
       <w:tr>
         <w:tc>
           <w:tcPr>
+            <w:tcW w:type="dxa" w:w="1134"/>
+            <w:shd w:val="clear" w:color="auto" w:fill="D9D9D9"/>
+          </w:tcPr>
+          <w:p>
+            <w:r/>
+            <w:r>
+              <w:rPr>
+                <w:rFonts w:ascii="Verdana" w:hAnsi="Verdana"/>
+                <w:b w:val="0"/>
+                <w:sz w:val="16"/>
+              </w:rPr>
+              <w:t>КОДОВАЯ ЦИФРА</w:t>
+            </w:r>
+          </w:p>
+        </w:tc>
+        <w:tc>
+          <w:tcPr>
             <w:tcW w:type="dxa" w:w="5046"/>
-            <w:shd w:val="clear" w:color="auto" w:fill="D9E2F3"/>
-          </w:tcPr>
-          <w:p>
-            <w:pPr>
-              <w:jc w:val="center"/>
-            </w:pPr>
-            <w:r/>
-            <w:r>
-              <w:rPr>
-                <w:rFonts w:ascii="Arial" w:hAnsi="Arial"/>
-                <w:b/>
-                <w:sz w:val="16"/>
-              </w:rPr>
-              <w:t>Code Figure</w:t>
+            <w:shd w:val="clear" w:color="auto" w:fill="D9D9D9"/>
+          </w:tcPr>
+          <w:p>
+            <w:r/>
+            <w:r>
+              <w:rPr>
+                <w:rFonts w:ascii="Verdana" w:hAnsi="Verdana"/>
+                <w:b w:val="0"/>
+                <w:sz w:val="16"/>
+              </w:rPr>
+              <w:t>ЗНАЧЕНИЕ</w:t>
             </w:r>
           </w:p>
         </w:tc>
         <w:tc>
           <w:tcPr>
             <w:tcW w:type="dxa" w:w="5046"/>
-            <w:shd w:val="clear" w:color="auto" w:fill="D9E2F3"/>
-          </w:tcPr>
-          <w:p>
-            <w:pPr>
-              <w:jc w:val="center"/>
-            </w:pPr>
-            <w:r/>
-            <w:r>
-              <w:rPr>
-                <w:rFonts w:ascii="Arial" w:hAnsi="Arial"/>
-                <w:b/>
-                <w:sz w:val="16"/>
-              </w:rPr>
-              <w:t>Entry Name</w:t>
-            </w:r>
-          </w:p>
-        </w:tc>
-        <w:tc>
-          <w:tcPr>
-            <w:tcW w:type="dxa" w:w="5046"/>
-            <w:shd w:val="clear" w:color="auto" w:fill="D9E2F3"/>
-          </w:tcPr>
-          <w:p>
-            <w:pPr>
-              <w:jc w:val="center"/>
-            </w:pPr>
-            <w:r/>
-            <w:r>
-              <w:rPr>
-                <w:rFonts w:ascii="Arial" w:hAnsi="Arial"/>
-                <w:b/>
-                <w:sz w:val="16"/>
-              </w:rPr>
-              <w:t>Note</w:t>
+            <w:shd w:val="clear" w:color="auto" w:fill="D9D9D9"/>
+          </w:tcPr>
+          <w:p>
+            <w:r/>
+            <w:r>
+              <w:rPr>
+                <w:rFonts w:ascii="Verdana" w:hAnsi="Verdana"/>
+                <w:b w:val="0"/>
+                <w:sz w:val="16"/>
+              </w:rPr>
+              <w:t>ПРИМЕЧАНИЕ</w:t>
             </w:r>
           </w:p>
         </w:tc>
@@ -6124,7 +6140,7 @@
             <w:r/>
             <w:r>
               <w:rPr>
-                <w:rFonts w:ascii="Arial" w:hAnsi="Arial"/>
+                <w:rFonts w:ascii="Verdana" w:hAnsi="Verdana"/>
                 <w:b w:val="0"/>
                 <w:sz w:val="16"/>
               </w:rPr>
@@ -6140,7 +6156,7 @@
             <w:r/>
             <w:r>
               <w:rPr>
-                <w:rFonts w:ascii="Arial" w:hAnsi="Arial"/>
+                <w:rFonts w:ascii="Verdana" w:hAnsi="Verdana"/>
                 <w:b w:val="0"/>
                 <w:sz w:val="16"/>
               </w:rPr>
@@ -6156,7 +6172,7 @@
             <w:r/>
             <w:r>
               <w:rPr>
-                <w:rFonts w:ascii="Arial" w:hAnsi="Arial"/>
+                <w:rFonts w:ascii="Verdana" w:hAnsi="Verdana"/>
                 <w:b w:val="0"/>
                 <w:sz w:val="16"/>
               </w:rPr>
@@ -6173,7 +6189,7 @@
             <w:r/>
             <w:r>
               <w:rPr>
-                <w:rFonts w:ascii="Arial" w:hAnsi="Arial"/>
+                <w:rFonts w:ascii="Verdana" w:hAnsi="Verdana"/>
                 <w:b w:val="0"/>
                 <w:sz w:val="16"/>
               </w:rPr>
@@ -6189,7 +6205,7 @@
             <w:r/>
             <w:r>
               <w:rPr>
-                <w:rFonts w:ascii="Arial" w:hAnsi="Arial"/>
+                <w:rFonts w:ascii="Verdana" w:hAnsi="Verdana"/>
                 <w:b w:val="0"/>
                 <w:sz w:val="16"/>
               </w:rPr>
@@ -6205,7 +6221,7 @@
             <w:r/>
             <w:r>
               <w:rPr>
-                <w:rFonts w:ascii="Arial" w:hAnsi="Arial"/>
+                <w:rFonts w:ascii="Verdana" w:hAnsi="Verdana"/>
                 <w:b w:val="0"/>
                 <w:sz w:val="16"/>
               </w:rPr>
@@ -6222,7 +6238,7 @@
             <w:r/>
             <w:r>
               <w:rPr>
-                <w:rFonts w:ascii="Arial" w:hAnsi="Arial"/>
+                <w:rFonts w:ascii="Verdana" w:hAnsi="Verdana"/>
                 <w:b w:val="0"/>
                 <w:sz w:val="16"/>
               </w:rPr>
@@ -6238,7 +6254,7 @@
             <w:r/>
             <w:r>
               <w:rPr>
-                <w:rFonts w:ascii="Arial" w:hAnsi="Arial"/>
+                <w:rFonts w:ascii="Verdana" w:hAnsi="Verdana"/>
                 <w:b w:val="0"/>
                 <w:sz w:val="16"/>
               </w:rPr>
@@ -6254,7 +6270,7 @@
             <w:r/>
             <w:r>
               <w:rPr>
-                <w:rFonts w:ascii="Arial" w:hAnsi="Arial"/>
+                <w:rFonts w:ascii="Verdana" w:hAnsi="Verdana"/>
                 <w:b w:val="0"/>
                 <w:sz w:val="16"/>
               </w:rPr>
@@ -6271,7 +6287,7 @@
             <w:r/>
             <w:r>
               <w:rPr>
-                <w:rFonts w:ascii="Arial" w:hAnsi="Arial"/>
+                <w:rFonts w:ascii="Verdana" w:hAnsi="Verdana"/>
                 <w:b w:val="0"/>
                 <w:sz w:val="16"/>
               </w:rPr>
@@ -6287,7 +6303,7 @@
             <w:r/>
             <w:r>
               <w:rPr>
-                <w:rFonts w:ascii="Arial" w:hAnsi="Arial"/>
+                <w:rFonts w:ascii="Verdana" w:hAnsi="Verdana"/>
                 <w:b w:val="0"/>
                 <w:sz w:val="16"/>
               </w:rPr>
@@ -6303,7 +6319,7 @@
             <w:r/>
             <w:r>
               <w:rPr>
-                <w:rFonts w:ascii="Arial" w:hAnsi="Arial"/>
+                <w:rFonts w:ascii="Verdana" w:hAnsi="Verdana"/>
                 <w:b w:val="0"/>
                 <w:sz w:val="16"/>
               </w:rPr>
@@ -6320,7 +6336,7 @@
             <w:r/>
             <w:r>
               <w:rPr>
-                <w:rFonts w:ascii="Arial" w:hAnsi="Arial"/>
+                <w:rFonts w:ascii="Verdana" w:hAnsi="Verdana"/>
                 <w:b w:val="0"/>
                 <w:sz w:val="16"/>
               </w:rPr>
@@ -6336,7 +6352,7 @@
             <w:r/>
             <w:r>
               <w:rPr>
-                <w:rFonts w:ascii="Arial" w:hAnsi="Arial"/>
+                <w:rFonts w:ascii="Verdana" w:hAnsi="Verdana"/>
                 <w:b w:val="0"/>
                 <w:sz w:val="16"/>
               </w:rPr>
@@ -6352,7 +6368,7 @@
             <w:r/>
             <w:r>
               <w:rPr>
-                <w:rFonts w:ascii="Arial" w:hAnsi="Arial"/>
+                <w:rFonts w:ascii="Verdana" w:hAnsi="Verdana"/>
                 <w:b w:val="0"/>
                 <w:sz w:val="16"/>
               </w:rPr>
@@ -6369,7 +6385,7 @@
             <w:r/>
             <w:r>
               <w:rPr>
-                <w:rFonts w:ascii="Arial" w:hAnsi="Arial"/>
+                <w:rFonts w:ascii="Verdana" w:hAnsi="Verdana"/>
                 <w:b w:val="0"/>
                 <w:sz w:val="16"/>
               </w:rPr>
@@ -6385,7 +6401,7 @@
             <w:r/>
             <w:r>
               <w:rPr>
-                <w:rFonts w:ascii="Arial" w:hAnsi="Arial"/>
+                <w:rFonts w:ascii="Verdana" w:hAnsi="Verdana"/>
                 <w:b w:val="0"/>
                 <w:sz w:val="16"/>
               </w:rPr>
@@ -6401,7 +6417,7 @@
             <w:r/>
             <w:r>
               <w:rPr>
-                <w:rFonts w:ascii="Arial" w:hAnsi="Arial"/>
+                <w:rFonts w:ascii="Verdana" w:hAnsi="Verdana"/>
                 <w:b w:val="0"/>
                 <w:sz w:val="16"/>
               </w:rPr>
@@ -6418,7 +6434,7 @@
             <w:r/>
             <w:r>
               <w:rPr>
-                <w:rFonts w:ascii="Arial" w:hAnsi="Arial"/>
+                <w:rFonts w:ascii="Verdana" w:hAnsi="Verdana"/>
                 <w:b w:val="0"/>
                 <w:sz w:val="16"/>
               </w:rPr>
@@ -6434,7 +6450,7 @@
             <w:r/>
             <w:r>
               <w:rPr>
-                <w:rFonts w:ascii="Arial" w:hAnsi="Arial"/>
+                <w:rFonts w:ascii="Verdana" w:hAnsi="Verdana"/>
                 <w:b w:val="0"/>
                 <w:sz w:val="16"/>
               </w:rPr>
@@ -6450,7 +6466,7 @@
             <w:r/>
             <w:r>
               <w:rPr>
-                <w:rFonts w:ascii="Arial" w:hAnsi="Arial"/>
+                <w:rFonts w:ascii="Verdana" w:hAnsi="Verdana"/>
                 <w:b w:val="0"/>
                 <w:sz w:val="16"/>
               </w:rPr>
@@ -6467,7 +6483,7 @@
             <w:r/>
             <w:r>
               <w:rPr>
-                <w:rFonts w:ascii="Arial" w:hAnsi="Arial"/>
+                <w:rFonts w:ascii="Verdana" w:hAnsi="Verdana"/>
                 <w:b w:val="0"/>
                 <w:sz w:val="16"/>
               </w:rPr>
@@ -6483,7 +6499,7 @@
             <w:r/>
             <w:r>
               <w:rPr>
-                <w:rFonts w:ascii="Arial" w:hAnsi="Arial"/>
+                <w:rFonts w:ascii="Verdana" w:hAnsi="Verdana"/>
                 <w:b w:val="0"/>
                 <w:sz w:val="16"/>
               </w:rPr>
@@ -6499,7 +6515,7 @@
             <w:r/>
             <w:r>
               <w:rPr>
-                <w:rFonts w:ascii="Arial" w:hAnsi="Arial"/>
+                <w:rFonts w:ascii="Verdana" w:hAnsi="Verdana"/>
                 <w:b w:val="0"/>
                 <w:sz w:val="16"/>
               </w:rPr>
@@ -6516,7 +6532,7 @@
             <w:r/>
             <w:r>
               <w:rPr>
-                <w:rFonts w:ascii="Arial" w:hAnsi="Arial"/>
+                <w:rFonts w:ascii="Verdana" w:hAnsi="Verdana"/>
                 <w:b w:val="0"/>
                 <w:sz w:val="16"/>
               </w:rPr>
@@ -6532,7 +6548,7 @@
             <w:r/>
             <w:r>
               <w:rPr>
-                <w:rFonts w:ascii="Arial" w:hAnsi="Arial"/>
+                <w:rFonts w:ascii="Verdana" w:hAnsi="Verdana"/>
                 <w:b w:val="0"/>
                 <w:sz w:val="16"/>
               </w:rPr>
@@ -6548,7 +6564,7 @@
             <w:r/>
             <w:r>
               <w:rPr>
-                <w:rFonts w:ascii="Arial" w:hAnsi="Arial"/>
+                <w:rFonts w:ascii="Verdana" w:hAnsi="Verdana"/>
                 <w:b w:val="0"/>
                 <w:sz w:val="16"/>
               </w:rPr>
@@ -6565,7 +6581,7 @@
             <w:r/>
             <w:r>
               <w:rPr>
-                <w:rFonts w:ascii="Arial" w:hAnsi="Arial"/>
+                <w:rFonts w:ascii="Verdana" w:hAnsi="Verdana"/>
                 <w:b w:val="0"/>
                 <w:sz w:val="16"/>
               </w:rPr>
@@ -6581,7 +6597,7 @@
             <w:r/>
             <w:r>
               <w:rPr>
-                <w:rFonts w:ascii="Arial" w:hAnsi="Arial"/>
+                <w:rFonts w:ascii="Verdana" w:hAnsi="Verdana"/>
                 <w:b w:val="0"/>
                 <w:sz w:val="16"/>
               </w:rPr>
@@ -6597,7 +6613,7 @@
             <w:r/>
             <w:r>
               <w:rPr>
-                <w:rFonts w:ascii="Arial" w:hAnsi="Arial"/>
+                <w:rFonts w:ascii="Verdana" w:hAnsi="Verdana"/>
                 <w:b w:val="0"/>
                 <w:sz w:val="16"/>
               </w:rPr>
@@ -6614,7 +6630,7 @@
             <w:r/>
             <w:r>
               <w:rPr>
-                <w:rFonts w:ascii="Arial" w:hAnsi="Arial"/>
+                <w:rFonts w:ascii="Verdana" w:hAnsi="Verdana"/>
                 <w:b w:val="0"/>
                 <w:sz w:val="16"/>
               </w:rPr>
@@ -6630,7 +6646,7 @@
             <w:r/>
             <w:r>
               <w:rPr>
-                <w:rFonts w:ascii="Arial" w:hAnsi="Arial"/>
+                <w:rFonts w:ascii="Verdana" w:hAnsi="Verdana"/>
                 <w:b w:val="0"/>
                 <w:sz w:val="16"/>
               </w:rPr>
@@ -6646,7 +6662,7 @@
             <w:r/>
             <w:r>
               <w:rPr>
-                <w:rFonts w:ascii="Arial" w:hAnsi="Arial"/>
+                <w:rFonts w:ascii="Verdana" w:hAnsi="Verdana"/>
                 <w:b w:val="0"/>
                 <w:sz w:val="16"/>
               </w:rPr>
@@ -6663,7 +6679,7 @@
             <w:r/>
             <w:r>
               <w:rPr>
-                <w:rFonts w:ascii="Arial" w:hAnsi="Arial"/>
+                <w:rFonts w:ascii="Verdana" w:hAnsi="Verdana"/>
                 <w:b w:val="0"/>
                 <w:sz w:val="16"/>
               </w:rPr>
@@ -6679,7 +6695,7 @@
             <w:r/>
             <w:r>
               <w:rPr>
-                <w:rFonts w:ascii="Arial" w:hAnsi="Arial"/>
+                <w:rFonts w:ascii="Verdana" w:hAnsi="Verdana"/>
                 <w:b w:val="0"/>
                 <w:sz w:val="16"/>
               </w:rPr>
@@ -6695,7 +6711,7 @@
             <w:r/>
             <w:r>
               <w:rPr>
-                <w:rFonts w:ascii="Arial" w:hAnsi="Arial"/>
+                <w:rFonts w:ascii="Verdana" w:hAnsi="Verdana"/>
                 <w:b w:val="0"/>
                 <w:sz w:val="16"/>
               </w:rPr>
@@ -6712,7 +6728,7 @@
             <w:r/>
             <w:r>
               <w:rPr>
-                <w:rFonts w:ascii="Arial" w:hAnsi="Arial"/>
+                <w:rFonts w:ascii="Verdana" w:hAnsi="Verdana"/>
                 <w:b w:val="0"/>
                 <w:sz w:val="16"/>
               </w:rPr>
@@ -6728,7 +6744,7 @@
             <w:r/>
             <w:r>
               <w:rPr>
-                <w:rFonts w:ascii="Arial" w:hAnsi="Arial"/>
+                <w:rFonts w:ascii="Verdana" w:hAnsi="Verdana"/>
                 <w:b w:val="0"/>
                 <w:sz w:val="16"/>
               </w:rPr>
@@ -6744,7 +6760,7 @@
             <w:r/>
             <w:r>
               <w:rPr>
-                <w:rFonts w:ascii="Arial" w:hAnsi="Arial"/>
+                <w:rFonts w:ascii="Verdana" w:hAnsi="Verdana"/>
                 <w:b w:val="0"/>
                 <w:sz w:val="16"/>
               </w:rPr>
@@ -6761,7 +6777,7 @@
             <w:r/>
             <w:r>
               <w:rPr>
-                <w:rFonts w:ascii="Arial" w:hAnsi="Arial"/>
+                <w:rFonts w:ascii="Verdana" w:hAnsi="Verdana"/>
                 <w:b w:val="0"/>
                 <w:sz w:val="16"/>
               </w:rPr>
@@ -6777,7 +6793,7 @@
             <w:r/>
             <w:r>
               <w:rPr>
-                <w:rFonts w:ascii="Arial" w:hAnsi="Arial"/>
+                <w:rFonts w:ascii="Verdana" w:hAnsi="Verdana"/>
                 <w:b w:val="0"/>
                 <w:sz w:val="16"/>
               </w:rPr>
@@ -6793,7 +6809,7 @@
             <w:r/>
             <w:r>
               <w:rPr>
-                <w:rFonts w:ascii="Arial" w:hAnsi="Arial"/>
+                <w:rFonts w:ascii="Verdana" w:hAnsi="Verdana"/>
                 <w:b w:val="0"/>
                 <w:sz w:val="16"/>
               </w:rPr>
@@ -6810,7 +6826,7 @@
             <w:r/>
             <w:r>
               <w:rPr>
-                <w:rFonts w:ascii="Arial" w:hAnsi="Arial"/>
+                <w:rFonts w:ascii="Verdana" w:hAnsi="Verdana"/>
                 <w:b w:val="0"/>
                 <w:sz w:val="16"/>
               </w:rPr>
@@ -6826,7 +6842,7 @@
             <w:r/>
             <w:r>
               <w:rPr>
-                <w:rFonts w:ascii="Arial" w:hAnsi="Arial"/>
+                <w:rFonts w:ascii="Verdana" w:hAnsi="Verdana"/>
                 <w:b w:val="0"/>
                 <w:sz w:val="16"/>
               </w:rPr>
@@ -6842,7 +6858,7 @@
             <w:r/>
             <w:r>
               <w:rPr>
-                <w:rFonts w:ascii="Arial" w:hAnsi="Arial"/>
+                <w:rFonts w:ascii="Verdana" w:hAnsi="Verdana"/>
                 <w:b w:val="0"/>
                 <w:sz w:val="16"/>
               </w:rPr>
@@ -6859,7 +6875,7 @@
             <w:r/>
             <w:r>
               <w:rPr>
-                <w:rFonts w:ascii="Arial" w:hAnsi="Arial"/>
+                <w:rFonts w:ascii="Verdana" w:hAnsi="Verdana"/>
                 <w:b w:val="0"/>
                 <w:sz w:val="16"/>
               </w:rPr>
@@ -6875,7 +6891,7 @@
             <w:r/>
             <w:r>
               <w:rPr>
-                <w:rFonts w:ascii="Arial" w:hAnsi="Arial"/>
+                <w:rFonts w:ascii="Verdana" w:hAnsi="Verdana"/>
                 <w:b w:val="0"/>
                 <w:sz w:val="16"/>
               </w:rPr>
@@ -6891,7 +6907,7 @@
             <w:r/>
             <w:r>
               <w:rPr>
-                <w:rFonts w:ascii="Arial" w:hAnsi="Arial"/>
+                <w:rFonts w:ascii="Verdana" w:hAnsi="Verdana"/>
                 <w:b w:val="0"/>
                 <w:sz w:val="16"/>
               </w:rPr>
@@ -6908,7 +6924,7 @@
             <w:r/>
             <w:r>
               <w:rPr>
-                <w:rFonts w:ascii="Arial" w:hAnsi="Arial"/>
+                <w:rFonts w:ascii="Verdana" w:hAnsi="Verdana"/>
                 <w:b w:val="0"/>
                 <w:sz w:val="16"/>
               </w:rPr>
@@ -6924,7 +6940,7 @@
             <w:r/>
             <w:r>
               <w:rPr>
-                <w:rFonts w:ascii="Arial" w:hAnsi="Arial"/>
+                <w:rFonts w:ascii="Verdana" w:hAnsi="Verdana"/>
                 <w:b w:val="0"/>
                 <w:sz w:val="16"/>
               </w:rPr>
@@ -6940,7 +6956,7 @@
             <w:r/>
             <w:r>
               <w:rPr>
-                <w:rFonts w:ascii="Arial" w:hAnsi="Arial"/>
+                <w:rFonts w:ascii="Verdana" w:hAnsi="Verdana"/>
                 <w:b w:val="0"/>
                 <w:sz w:val="16"/>
               </w:rPr>
@@ -6957,7 +6973,7 @@
             <w:r/>
             <w:r>
               <w:rPr>
-                <w:rFonts w:ascii="Arial" w:hAnsi="Arial"/>
+                <w:rFonts w:ascii="Verdana" w:hAnsi="Verdana"/>
                 <w:b w:val="0"/>
                 <w:sz w:val="16"/>
               </w:rPr>
@@ -6973,7 +6989,7 @@
             <w:r/>
             <w:r>
               <w:rPr>
-                <w:rFonts w:ascii="Arial" w:hAnsi="Arial"/>
+                <w:rFonts w:ascii="Verdana" w:hAnsi="Verdana"/>
                 <w:b w:val="0"/>
                 <w:sz w:val="16"/>
               </w:rPr>
@@ -6989,7 +7005,7 @@
             <w:r/>
             <w:r>
               <w:rPr>
-                <w:rFonts w:ascii="Arial" w:hAnsi="Arial"/>
+                <w:rFonts w:ascii="Verdana" w:hAnsi="Verdana"/>
                 <w:b w:val="0"/>
                 <w:sz w:val="16"/>
               </w:rPr>
@@ -7006,7 +7022,7 @@
             <w:r/>
             <w:r>
               <w:rPr>
-                <w:rFonts w:ascii="Arial" w:hAnsi="Arial"/>
+                <w:rFonts w:ascii="Verdana" w:hAnsi="Verdana"/>
                 <w:b w:val="0"/>
                 <w:sz w:val="16"/>
               </w:rPr>
@@ -7022,7 +7038,7 @@
             <w:r/>
             <w:r>
               <w:rPr>
-                <w:rFonts w:ascii="Arial" w:hAnsi="Arial"/>
+                <w:rFonts w:ascii="Verdana" w:hAnsi="Verdana"/>
                 <w:b w:val="0"/>
                 <w:sz w:val="16"/>
               </w:rPr>
@@ -7038,7 +7054,7 @@
             <w:r/>
             <w:r>
               <w:rPr>
-                <w:rFonts w:ascii="Arial" w:hAnsi="Arial"/>
+                <w:rFonts w:ascii="Verdana" w:hAnsi="Verdana"/>
                 <w:b w:val="0"/>
                 <w:sz w:val="16"/>
               </w:rPr>

--- a/docx/ru/BUFRCREX_CodeFlag_ru_11.docx
+++ b/docx/ru/BUFRCREX_CodeFlag_ru_11.docx
@@ -22,7 +22,7 @@
           <w:b/>
           <w:sz w:val="18"/>
         </w:rPr>
-        <w:t>011030  Повышенная степень турбулентности</w:t>
+        <w:t>0 11 030  Повышенная степень турбулентности</w:t>
       </w:r>
     </w:p>
     <w:tbl>
@@ -1807,7 +1807,7 @@
           <w:b/>
           <w:sz w:val="18"/>
         </w:rPr>
-        <w:t>011031  Степень турбулентности</w:t>
+        <w:t>0 11 031  Степень турбулентности</w:t>
       </w:r>
     </w:p>
     <w:tbl>
@@ -2952,7 +2952,7 @@
           <w:b/>
           <w:sz w:val="18"/>
         </w:rPr>
-        <w:t>011037  Индекс турбулентности</w:t>
+        <w:t>0 11 037  Индекс турбулентности</w:t>
       </w:r>
     </w:p>
     <w:tbl>
@@ -5076,7 +5076,7 @@
           <w:b/>
           <w:sz w:val="18"/>
         </w:rPr>
-        <w:t>011038  Время наступления пиковой скорости вихревой диссипации</w:t>
+        <w:t>0 11 038  Время наступления пиковой скорости вихревой диссипации</w:t>
       </w:r>
     </w:p>
     <w:tbl>
@@ -6049,7 +6049,7 @@
           <w:b/>
           <w:sz w:val="18"/>
         </w:rPr>
-        <w:t>011039  Расширенное время наступления пиковой скорости вихревой диссипации</w:t>
+        <w:t>0 11 039  Расширенное время наступления пиковой скорости вихревой диссипации</w:t>
       </w:r>
     </w:p>
     <w:tbl>

--- a/docx/ru/BUFRCREX_CodeFlag_ru_11.docx
+++ b/docx/ru/BUFRCREX_CodeFlag_ru_11.docx
@@ -13,6 +13,516 @@
           <w:sz w:val="22"/>
         </w:rPr>
         <w:t>Класс 11</w:t>
+      </w:r>
+    </w:p>
+    <w:p>
+      <w:r>
+        <w:rPr>
+          <w:rFonts w:ascii="Verdana" w:hAnsi="Verdana"/>
+          <w:i/>
+          <w:sz w:val="14"/>
+        </w:rPr>
+        <w:t>Note 2: «Ясно» или «сплошная облачность» кодируются соответственно цифрами 0 и 8.</w:t>
+      </w:r>
+    </w:p>
+    <w:p>
+      <w:r>
+        <w:rPr>
+          <w:rFonts w:ascii="Verdana" w:hAnsi="Verdana"/>
+          <w:i/>
+          <w:sz w:val="14"/>
+        </w:rPr>
+        <w:t>Note 5: (0 = хорошее; 1 = плохое)</w:t>
+      </w:r>
+    </w:p>
+    <w:p>
+      <w:r>
+        <w:rPr>
+          <w:rFonts w:ascii="Verdana" w:hAnsi="Verdana"/>
+          <w:i/>
+          <w:sz w:val="14"/>
+        </w:rPr>
+        <w:t>Note 6: (См. общую кодовую таблицу С-1 в части С/с.)</w:t>
+      </w:r>
+    </w:p>
+    <w:p>
+      <w:r>
+        <w:rPr>
+          <w:rFonts w:ascii="Verdana" w:hAnsi="Verdana"/>
+          <w:i/>
+          <w:sz w:val="14"/>
+        </w:rPr>
+        <w:t>Note 7: (См. общую кодовую таблицу С-2 в части С/с.)</w:t>
+      </w:r>
+    </w:p>
+    <w:p>
+      <w:r>
+        <w:rPr>
+          <w:rFonts w:ascii="Verdana" w:hAnsi="Verdana"/>
+          <w:i/>
+          <w:sz w:val="14"/>
+        </w:rPr>
+        <w:t>Note 8: (См. общую кодовую таблицу С-3)</w:t>
+      </w:r>
+    </w:p>
+    <w:p>
+      <w:r>
+        <w:rPr>
+          <w:rFonts w:ascii="Verdana" w:hAnsi="Verdana"/>
+          <w:i/>
+          <w:sz w:val="14"/>
+        </w:rPr>
+        <w:t>Note 9: (См. общую кодовую таблицу С-4)</w:t>
+      </w:r>
+    </w:p>
+    <w:p>
+      <w:r>
+        <w:rPr>
+          <w:rFonts w:ascii="Verdana" w:hAnsi="Verdana"/>
+          <w:i/>
+          <w:sz w:val="14"/>
+        </w:rPr>
+        <w:t>Note 10: (См. общую кодовую таблицу С-5 в части С/с.)</w:t>
+      </w:r>
+    </w:p>
+    <w:p>
+      <w:r>
+        <w:rPr>
+          <w:rFonts w:ascii="Verdana" w:hAnsi="Verdana"/>
+          <w:i/>
+          <w:sz w:val="14"/>
+        </w:rPr>
+        <w:t>Note 11: (См. общую кодовую таблицу С-7 в части С/с.)</w:t>
+      </w:r>
+    </w:p>
+    <w:p>
+      <w:r>
+        <w:rPr>
+          <w:rFonts w:ascii="Verdana" w:hAnsi="Verdana"/>
+          <w:i/>
+          <w:sz w:val="14"/>
+        </w:rPr>
+        <w:t>Note 12: (См. общую кодовую таблицу С-8 в части С/с.)</w:t>
+      </w:r>
+    </w:p>
+    <w:p>
+      <w:r>
+        <w:rPr>
+          <w:rFonts w:ascii="Verdana" w:hAnsi="Verdana"/>
+          <w:i/>
+          <w:sz w:val="14"/>
+        </w:rPr>
+        <w:t>Note 14: (Будет определено самими центрами — см. общую кодовую таблицу С-12 в части С/с.)</w:t>
+      </w:r>
+    </w:p>
+    <w:p>
+      <w:r>
+        <w:rPr>
+          <w:rFonts w:ascii="Verdana" w:hAnsi="Verdana"/>
+          <w:i/>
+          <w:sz w:val="14"/>
+        </w:rPr>
+        <w:t>Note 15: (Будут разработаны)</w:t>
+      </w:r>
+    </w:p>
+    <w:p>
+      <w:r>
+        <w:rPr>
+          <w:rFonts w:ascii="Verdana" w:hAnsi="Verdana"/>
+          <w:i/>
+          <w:sz w:val="14"/>
+        </w:rPr>
+        <w:t>Note 16: Последовательность двух или более пар координат местоположения, таких как широта и долгота, определяет линию или многоугольник. Точки следует соединять в соответствии с порядком, данным в сообщении. Любая описываемая зона будет расположена слева от проведенной границы в направлении, установленном порядком, данным в сообщении. Это определение применяется к простым непересекающимся многоугольникам, без пробелов.</w:t>
+      </w:r>
+    </w:p>
+    <w:p>
+      <w:r>
+        <w:rPr>
+          <w:rFonts w:ascii="Verdana" w:hAnsi="Verdana"/>
+          <w:i/>
+          <w:sz w:val="14"/>
+        </w:rPr>
+        <w:t>Note 17: Если все биты установлены на 0, это означает, что калибровка правильная.</w:t>
+      </w:r>
+    </w:p>
+    <w:p>
+      <w:r>
+        <w:rPr>
+          <w:rFonts w:ascii="Verdana" w:hAnsi="Verdana"/>
+          <w:i/>
+          <w:sz w:val="14"/>
+        </w:rPr>
+        <w:t>Note 18: Все статистические данные первого порядка выражены в единицах измерения, определенных первоначальными дескрипторами данных.</w:t>
+      </w:r>
+    </w:p>
+    <w:p>
+      <w:r>
+        <w:rPr>
+          <w:rFonts w:ascii="Verdana" w:hAnsi="Verdana"/>
+          <w:i/>
+          <w:sz w:val="14"/>
+        </w:rPr>
+        <w:t>Note 19: Значимость ассоциированного поля должна использоваться на первоначальном этапе совместно с качеством данных наблюдений.</w:t>
+      </w:r>
+    </w:p>
+    <w:p>
+      <w:r>
+        <w:rPr>
+          <w:rFonts w:ascii="Verdana" w:hAnsi="Verdana"/>
+          <w:i/>
+          <w:sz w:val="14"/>
+        </w:rPr>
+        <w:t>Note 21: Начиная с позиции первого бита (бит старшего разряда), при приведении бита к цифре 1 канал используется. Если бит приводится к нулю, канал не используется.</w:t>
+      </w:r>
+    </w:p>
+    <w:p>
+      <w:r>
+        <w:rPr>
+          <w:rFonts w:ascii="Verdana" w:hAnsi="Verdana"/>
+          <w:i/>
+          <w:sz w:val="14"/>
+        </w:rPr>
+        <w:t>Note 23: Битовые флаги показывают прибор и/или каналы, используемые при получении различных физических параметров. Если в какой-либо группе параметров все биты = 0, то для этого параметра или группы параметров не производилась обработка.</w:t>
+      </w:r>
+    </w:p>
+    <w:p>
+      <w:r>
+        <w:rPr>
+          <w:rFonts w:ascii="Verdana" w:hAnsi="Verdana"/>
+          <w:i/>
+          <w:sz w:val="14"/>
+        </w:rPr>
+        <w:t>Note 24: Биты 1-4 представляют код погрешности времени. В том случае, когда все биты установлены на 0, это означает, что время сканирования соответствует предсказанному времени.</w:t>
+      </w:r>
+    </w:p>
+    <w:p>
+      <w:r>
+        <w:rPr>
+          <w:rFonts w:ascii="Verdana" w:hAnsi="Verdana"/>
+          <w:i/>
+          <w:sz w:val="14"/>
+        </w:rPr>
+        <w:t>Note 25: Биты 11-17 представляют код погрешности географического местоположения. В том случае, когда все биты установлены на 0, это означает, что географическое местоположение является нормальным.</w:t>
+      </w:r>
+    </w:p>
+    <w:p>
+      <w:r>
+        <w:rPr>
+          <w:rFonts w:ascii="Verdana" w:hAnsi="Verdana"/>
+          <w:i/>
+          <w:sz w:val="14"/>
+        </w:rPr>
+        <w:t>Note 27: Биты 5-10 представляют код погрешности калибровки. В том случае, когда все биты установлены на 0, это означает, что калибровка нормальная. В том случае, когда тот или иной из битов 5, 7 и 10 установлен на 1, это означает, что были использованы вторичные коэффициенты калибровки.</w:t>
+      </w:r>
+    </w:p>
+    <w:p>
+      <w:r>
+        <w:rPr>
+          <w:rFonts w:ascii="Verdana" w:hAnsi="Verdana"/>
+          <w:i/>
+          <w:sz w:val="14"/>
+        </w:rPr>
+        <w:t>Note 32: Кодовые цифры 1-9: Продолжительность и время измерения течения (векторный или доплеровский метод получения профиля течения).</w:t>
+      </w:r>
+    </w:p>
+    <w:p>
+      <w:r>
+        <w:rPr>
+          <w:rFonts w:ascii="Verdana" w:hAnsi="Verdana"/>
+          <w:i/>
+          <w:sz w:val="14"/>
+        </w:rPr>
+        <w:t>Note 33: Кодовые цифры 11-19: Период измерения течения (дрейфовый метод).</w:t>
+      </w:r>
+    </w:p>
+    <w:p>
+      <w:r>
+        <w:rPr>
+          <w:rFonts w:ascii="Verdana" w:hAnsi="Verdana"/>
+          <w:i/>
+          <w:sz w:val="14"/>
+        </w:rPr>
+        <w:t>Note 34: Средняя часть данной кодовой таблицы (кодовые цифры 100-199) включает термины на нескольких уровнях, которые могут быть использованы для простых и более сложных автоматических станций.</w:t>
+      </w:r>
+    </w:p>
+    <w:p>
+      <w:r>
+        <w:rPr>
+          <w:rFonts w:ascii="Verdana" w:hAnsi="Verdana"/>
+          <w:i/>
+          <w:sz w:val="14"/>
+        </w:rPr>
+        <w:t>Note 35: Дескриптор 0 25 009 исключен. Вместо него следует использовать дескриптор 0 25 029.</w:t>
+      </w:r>
+    </w:p>
+    <w:p>
+      <w:r>
+        <w:rPr>
+          <w:rFonts w:ascii="Verdana" w:hAnsi="Verdana"/>
+          <w:i/>
+          <w:sz w:val="14"/>
+        </w:rPr>
+        <w:t>Note 36: Данные о разностях — это значения разности, размеры которых аналогичны размерам соответствующих сообщаемых значений в отношении единиц измерения, но пределы которых установлены на нуль (например: разность между сообщенными и анализированными значениями, разность между сообщенными и прогнозированными значениями и т. д.).</w:t>
+      </w:r>
+    </w:p>
+    <w:p>
+      <w:r>
+        <w:rPr>
+          <w:rFonts w:ascii="Verdana" w:hAnsi="Verdana"/>
+          <w:i/>
+          <w:sz w:val="14"/>
+        </w:rPr>
+        <w:t>Note 39: EPSG представляет собой набор данных по системам координат и ее преобразованиям, который изначально был создан и поддерживался Европейской группой нефтепоисковых исследований. В настоящее время он поддерживается подкомитетом по геодезии Комитета по геоматике Международной ассоциации производителей нефти и газа.</w:t>
+      </w:r>
+    </w:p>
+    <w:p>
+      <w:r>
+        <w:rPr>
+          <w:rFonts w:ascii="Verdana" w:hAnsi="Verdana"/>
+          <w:i/>
+          <w:sz w:val="14"/>
+        </w:rPr>
+        <w:t>Note 42: Могут быть разработаны дополнительные применения.</w:t>
+      </w:r>
+    </w:p>
+    <w:p>
+      <w:r>
+        <w:rPr>
+          <w:rFonts w:ascii="Verdana" w:hAnsi="Verdana"/>
+          <w:i/>
+          <w:sz w:val="14"/>
+        </w:rPr>
+        <w:t>Note 43: Общие термины обозначения погоды (например: туман, морось) предназначены для использования на автоматических станциях, которые могут определить тип погоды, но не дают никакой другой информации. Общие термины обозначаются в кодовой таблице большими буквами.</w:t>
+      </w:r>
+    </w:p>
+    <w:p>
+      <w:r>
+        <w:rPr>
+          <w:rFonts w:ascii="Verdana" w:hAnsi="Verdana"/>
+          <w:i/>
+          <w:sz w:val="14"/>
+        </w:rPr>
+        <w:t>Note 45: H = Время наблюдения.</w:t>
+      </w:r>
+    </w:p>
+    <w:p>
+      <w:r>
+        <w:rPr>
+          <w:rFonts w:ascii="Verdana" w:hAnsi="Verdana"/>
+          <w:i/>
+          <w:sz w:val="14"/>
+        </w:rPr>
+        <w:t>Note 49: Если бит установлен на 1, указание действительно.</w:t>
+      </w:r>
+    </w:p>
+    <w:p>
+      <w:r>
+        <w:rPr>
+          <w:rFonts w:ascii="Verdana" w:hAnsi="Verdana"/>
+          <w:i/>
+          <w:sz w:val="14"/>
+        </w:rPr>
+        <w:t>Note 50: Определения в кодовых цифрах 0-2 и 4 применяются для обнаженной репрезентативной поверхности почвы, а цифры 3, 5-9 и 10-19 — к открытому репрезентативному району.</w:t>
+      </w:r>
+    </w:p>
+    <w:p>
+      <w:r>
+        <w:rPr>
+          <w:rFonts w:ascii="Verdana" w:hAnsi="Verdana"/>
+          <w:i/>
+          <w:sz w:val="14"/>
+        </w:rPr>
+        <w:t>Note 52: В сводках с автоматических станций следует использовать кодовую цифру 2, когда тенденция является положительной; 7 — отрицательной и 4, когда давление является таким же, как и 3 часа назад.</w:t>
+      </w:r>
+    </w:p>
+    <w:p>
+      <w:r>
+        <w:rPr>
+          <w:rFonts w:ascii="Verdana" w:hAnsi="Verdana"/>
+          <w:i/>
+          <w:sz w:val="14"/>
+        </w:rPr>
+        <w:t>Note 53: В сводках от тропических станций, сообщающих суточные изменения, следует использовать кодовую цифру 2 при положительной тенденции; 7 — при отрицательной тенденции и 4 — в случае, если давление остается таким же, как и за предшествующие 24 часа.</w:t>
+      </w:r>
+    </w:p>
+    <w:p>
+      <w:r>
+        <w:rPr>
+          <w:rFonts w:ascii="Verdana" w:hAnsi="Verdana"/>
+          <w:i/>
+          <w:sz w:val="14"/>
+        </w:rPr>
+        <w:t>Note 54: В данной кодовой таблице всякий раз, когда упоминается лед, это также включает в себя другие твердые осадки, отличные от снега.</w:t>
+      </w:r>
+    </w:p>
+    <w:p>
+      <w:r>
+        <w:rPr>
+          <w:rFonts w:ascii="Verdana" w:hAnsi="Verdana"/>
+          <w:i/>
+          <w:sz w:val="14"/>
+        </w:rPr>
+        <w:t>Note 57: Смешанные осадки обозначаются путем установки на единицу битов всех наблюдаемых самостоятельных типов осадков.</w:t>
+      </w:r>
+    </w:p>
+    <w:p>
+      <w:r>
+        <w:rPr>
+          <w:rFonts w:ascii="Verdana" w:hAnsi="Verdana"/>
+          <w:i/>
+          <w:sz w:val="14"/>
+        </w:rPr>
+        <w:t>Note 59: Новые локальные названия шторма различной интенсивности следует добавлять в соответствии с необходимостью.</w:t>
+      </w:r>
+    </w:p>
+    <w:p>
+      <w:r>
+        <w:rPr>
+          <w:rFonts w:ascii="Verdana" w:hAnsi="Verdana"/>
+          <w:i/>
+          <w:sz w:val="14"/>
+        </w:rPr>
+        <w:t>Note 60: Ни одна из кодовых цифр не исключает добавления интерполированных уровней по усмотрению центра-поставщика</w:t>
+      </w:r>
+    </w:p>
+    <w:p>
+      <w:r>
+        <w:rPr>
+          <w:rFonts w:ascii="Verdana" w:hAnsi="Verdana"/>
+          <w:i/>
+          <w:sz w:val="14"/>
+        </w:rPr>
+        <w:t>Note 63: Явление, указанное в данной таблице флагов, означает любое явление, включая осадки и явления, ухудшающие видимость.</w:t>
+      </w:r>
+    </w:p>
+    <w:p>
+      <w:r>
+        <w:rPr>
+          <w:rFonts w:ascii="Verdana" w:hAnsi="Verdana"/>
+          <w:i/>
+          <w:sz w:val="14"/>
+        </w:rPr>
+        <w:t>Note 75: Определения в кодовых цифрах 0-2 и 4 применяются для обнаженной репрезентативной поверхности почвы, а цифры 3, 5-9 и 10-19 — к открытому репрезентативному району.</w:t>
+      </w:r>
+    </w:p>
+    <w:p>
+      <w:r>
+        <w:rPr>
+          <w:rFonts w:ascii="Verdana" w:hAnsi="Verdana"/>
+          <w:i/>
+          <w:sz w:val="14"/>
+        </w:rPr>
+        <w:t>Note 76: Эти величины относятся к хорошо сформированному ветровому волнению в открытом море. В то время как предпочтение следует отдавать описательным терминам, значения этих высот могут использоваться наблюдателем как руководство при передаче состояния поверхности моря, которое возникает в результате различных факторов, таких, как ветер, зыбь, течения, угол между направлением ветра и зыби и т. д.</w:t>
+      </w:r>
+    </w:p>
+    <w:p>
+      <w:r>
+        <w:rPr>
+          <w:rFonts w:ascii="Verdana" w:hAnsi="Verdana"/>
+          <w:i/>
+          <w:sz w:val="14"/>
+        </w:rPr>
+        <w:t>Note 78: Первые три цифры представляют собой код страны ИСО.</w:t>
+      </w:r>
+    </w:p>
+    <w:p>
+      <w:r>
+        <w:rPr>
+          <w:rFonts w:ascii="Verdana" w:hAnsi="Verdana"/>
+          <w:i/>
+          <w:sz w:val="14"/>
+        </w:rPr>
+        <w:t>Note 79: Последняя колонка в таблице содержит соответствующий номер регистрации Химической реферативной службы (CAS) Американского химического общества.</w:t>
+      </w:r>
+    </w:p>
+    <w:p>
+      <w:r>
+        <w:rPr>
+          <w:rFonts w:ascii="Verdana" w:hAnsi="Verdana"/>
+          <w:i/>
+          <w:sz w:val="14"/>
+        </w:rPr>
+        <w:t>Note 80: Средняя часть данной кодовой таблицы (кодовые цифры 100-199) включает термины на нескольких уровнях, которые могут быть использованы для простых и более сложных автоматических станций.</w:t>
+      </w:r>
+    </w:p>
+    <w:p>
+      <w:r>
+        <w:rPr>
+          <w:rFonts w:ascii="Verdana" w:hAnsi="Verdana"/>
+          <w:i/>
+          <w:sz w:val="14"/>
+        </w:rPr>
+        <w:t>Note 81: Номинальный диапазон влажности поверхности почвы — от 0 % до 100 %. В крайних случаях экстраполированное обратное рассеяние при угле наклона в 40 градусов может превышать исходный показатель для влажного обратного рассеяния. В этих случаях значение, полученное в результате процесса измерения влажности поверхности почвы, будет менее 0 % или более 100 %, соответственно.</w:t>
+      </w:r>
+    </w:p>
+    <w:p>
+      <w:r>
+        <w:rPr>
+          <w:rFonts w:ascii="Verdana" w:hAnsi="Verdana"/>
+          <w:i/>
+          <w:sz w:val="14"/>
+        </w:rPr>
+        <w:t>Note 84: Эти величины относятся к хорошо сформированному ветровому волнению в открытом море. В то время как предпочтение следует отдавать описательным терминам, значения этих высот могут использоваться наблюдателем как руководство при передаче состояния поверхности моря, которое возникает в результате различных факторов, таких, как ветер, зыбь, течения, угол между направлением ветра и зыби и т. д.</w:t>
+      </w:r>
+    </w:p>
+    <w:p>
+      <w:r>
+        <w:rPr>
+          <w:rFonts w:ascii="Verdana" w:hAnsi="Verdana"/>
+          <w:i/>
+          <w:sz w:val="14"/>
+        </w:rPr>
+        <w:t>Note 85: Данный дескриптор будет связан с данными по видимости или высоте облаков для указания того, что значение является граничным. Если передаваемое значение является истинным, то кодовая цифра равна нулю. Однако измерение может попасть в предел измерительной способности прибора. Если передаваемое значение больше, чем истинное значение, то кодовая цифра будет равна 1, если передаваемое значение меньше истинного значения, то кодовая цифра будет равна 2.</w:t>
+      </w:r>
+    </w:p>
+    <w:p>
+      <w:r>
+        <w:rPr>
+          <w:rFonts w:ascii="Verdana" w:hAnsi="Verdana"/>
+          <w:i/>
+          <w:sz w:val="14"/>
+        </w:rPr>
+        <w:t>Note 88: Значимость времени должна быть квалифицирована соответствующими периодами времени, которые следует указывать.</w:t>
+      </w:r>
+    </w:p>
+    <w:p>
+      <w:r>
+        <w:rPr>
+          <w:rFonts w:ascii="Verdana" w:hAnsi="Verdana"/>
+          <w:i/>
+          <w:sz w:val="14"/>
+        </w:rPr>
+        <w:t>Note 90: Тип прибора и единицы начальных измерений для измерения ветра (в м с-1 за исключением отдельных указаний).</w:t>
+      </w:r>
+    </w:p>
+    <w:p>
+      <w:r>
+        <w:rPr>
+          <w:rFonts w:ascii="Verdana" w:hAnsi="Verdana"/>
+          <w:i/>
+          <w:sz w:val="14"/>
+        </w:rPr>
+        <w:t>Note 94: Там, где первоначальный метод передачи указывается кодовой цифрой 1, в целях получения достоверных значений данных, соответствующих дескриптору 0 01 012, рекомендуется следующее преобразование: Передаваемое значение Значение данных 0 0 1 45 2 90 3 135 4 180 5 225 6 270 7 315 8 360 9 511</w:t>
+      </w:r>
+    </w:p>
+    <w:p>
+      <w:r>
+        <w:rPr>
+          <w:rFonts w:ascii="Verdana" w:hAnsi="Verdana"/>
+          <w:i/>
+          <w:sz w:val="14"/>
+        </w:rPr>
+        <w:t>Note 95: Там, где первоначальный метод передачи указывается кодовой цифрой 1, в целях получения точных значений данных, соответствующих дескриптору 0 01 013, рекомендуется следующее преобразование: Передаваемое значение Значение данных 0 0 1 1 2 4 3 7 4 9 5 12 6 14 7 17 8 19 9 21 / 1023</w:t>
+      </w:r>
+    </w:p>
+    <w:p>
+      <w:r>
+        <w:rPr>
+          <w:rFonts w:ascii="Verdana" w:hAnsi="Verdana"/>
+          <w:i/>
+          <w:sz w:val="14"/>
+        </w:rPr>
+        <w:t>Note 22: Битовые флаги показывают элементы, включенные при обработке данных зондирования.</w:t>
       </w:r>
     </w:p>
     <w:p>
@@ -59,6 +569,9 @@
             <w:shd w:val="clear" w:color="auto" w:fill="D9D9D9"/>
           </w:tcPr>
           <w:p>
+            <w:pPr>
+              <w:spacing w:before="20" w:after="20"/>
+            </w:pPr>
             <w:r/>
             <w:r>
               <w:rPr>
@@ -76,6 +589,9 @@
             <w:shd w:val="clear" w:color="auto" w:fill="D9D9D9"/>
           </w:tcPr>
           <w:p>
+            <w:pPr>
+              <w:spacing w:before="20" w:after="20"/>
+            </w:pPr>
             <w:r/>
             <w:r>
               <w:rPr>
@@ -93,6 +609,9 @@
             <w:shd w:val="clear" w:color="auto" w:fill="D9D9D9"/>
           </w:tcPr>
           <w:p>
+            <w:pPr>
+              <w:spacing w:before="20" w:after="20"/>
+            </w:pPr>
             <w:r/>
             <w:r>
               <w:rPr>
@@ -110,6 +629,9 @@
             <w:shd w:val="clear" w:color="auto" w:fill="D9D9D9"/>
           </w:tcPr>
           <w:p>
+            <w:pPr>
+              <w:spacing w:before="20" w:after="20"/>
+            </w:pPr>
             <w:r/>
             <w:r>
               <w:rPr>
@@ -123,11 +645,17 @@
         </w:tc>
       </w:tr>
       <w:tr>
+        <w:trPr>
+          <w:cantSplit/>
+        </w:trPr>
         <w:tc>
           <w:tcPr>
             <w:tcW w:type="dxa" w:w="3784"/>
           </w:tcPr>
           <w:p>
+            <w:pPr>
+              <w:spacing w:before="20" w:after="20"/>
+            </w:pPr>
             <w:r/>
             <w:r>
               <w:rPr>
@@ -144,6 +672,9 @@
             <w:tcW w:type="dxa" w:w="3784"/>
           </w:tcPr>
           <w:p>
+            <w:pPr>
+              <w:spacing w:before="20" w:after="20"/>
+            </w:pPr>
             <w:r/>
             <w:r>
               <w:rPr>
@@ -160,6 +691,9 @@
             <w:tcW w:type="dxa" w:w="3784"/>
           </w:tcPr>
           <w:p>
+            <w:pPr>
+              <w:spacing w:before="20" w:after="20"/>
+            </w:pPr>
             <w:r/>
             <w:r>
               <w:rPr>
@@ -176,6 +710,9 @@
             <w:tcW w:type="dxa" w:w="3784"/>
           </w:tcPr>
           <w:p>
+            <w:pPr>
+              <w:spacing w:before="20" w:after="20"/>
+            </w:pPr>
             <w:r/>
             <w:r>
               <w:rPr>
@@ -188,11 +725,17 @@
         </w:tc>
       </w:tr>
       <w:tr>
+        <w:trPr>
+          <w:cantSplit/>
+        </w:trPr>
         <w:tc>
           <w:tcPr>
             <w:tcW w:type="dxa" w:w="3784"/>
           </w:tcPr>
           <w:p>
+            <w:pPr>
+              <w:spacing w:before="20" w:after="20"/>
+            </w:pPr>
             <w:r/>
             <w:r>
               <w:rPr>
@@ -209,6 +752,9 @@
             <w:tcW w:type="dxa" w:w="3784"/>
           </w:tcPr>
           <w:p>
+            <w:pPr>
+              <w:spacing w:before="20" w:after="20"/>
+            </w:pPr>
             <w:r/>
             <w:r>
               <w:rPr>
@@ -225,6 +771,9 @@
             <w:tcW w:type="dxa" w:w="3784"/>
           </w:tcPr>
           <w:p>
+            <w:pPr>
+              <w:spacing w:before="20" w:after="20"/>
+            </w:pPr>
             <w:r/>
             <w:r>
               <w:rPr>
@@ -241,6 +790,9 @@
             <w:tcW w:type="dxa" w:w="3784"/>
           </w:tcPr>
           <w:p>
+            <w:pPr>
+              <w:spacing w:before="20" w:after="20"/>
+            </w:pPr>
             <w:r/>
             <w:r>
               <w:rPr>
@@ -253,11 +805,17 @@
         </w:tc>
       </w:tr>
       <w:tr>
+        <w:trPr>
+          <w:cantSplit/>
+        </w:trPr>
         <w:tc>
           <w:tcPr>
             <w:tcW w:type="dxa" w:w="3784"/>
           </w:tcPr>
           <w:p>
+            <w:pPr>
+              <w:spacing w:before="20" w:after="20"/>
+            </w:pPr>
             <w:r/>
             <w:r>
               <w:rPr>
@@ -274,6 +832,9 @@
             <w:tcW w:type="dxa" w:w="3784"/>
           </w:tcPr>
           <w:p>
+            <w:pPr>
+              <w:spacing w:before="20" w:after="20"/>
+            </w:pPr>
             <w:r/>
             <w:r>
               <w:rPr>
@@ -290,6 +851,9 @@
             <w:tcW w:type="dxa" w:w="3784"/>
           </w:tcPr>
           <w:p>
+            <w:pPr>
+              <w:spacing w:before="20" w:after="20"/>
+            </w:pPr>
             <w:r/>
             <w:r>
               <w:rPr>
@@ -306,6 +870,9 @@
             <w:tcW w:type="dxa" w:w="3784"/>
           </w:tcPr>
           <w:p>
+            <w:pPr>
+              <w:spacing w:before="20" w:after="20"/>
+            </w:pPr>
             <w:r/>
             <w:r>
               <w:rPr>
@@ -318,11 +885,17 @@
         </w:tc>
       </w:tr>
       <w:tr>
+        <w:trPr>
+          <w:cantSplit/>
+        </w:trPr>
         <w:tc>
           <w:tcPr>
             <w:tcW w:type="dxa" w:w="3784"/>
           </w:tcPr>
           <w:p>
+            <w:pPr>
+              <w:spacing w:before="20" w:after="20"/>
+            </w:pPr>
             <w:r/>
             <w:r>
               <w:rPr>
@@ -339,6 +912,9 @@
             <w:tcW w:type="dxa" w:w="3784"/>
           </w:tcPr>
           <w:p>
+            <w:pPr>
+              <w:spacing w:before="20" w:after="20"/>
+            </w:pPr>
             <w:r/>
             <w:r>
               <w:rPr>
@@ -355,6 +931,9 @@
             <w:tcW w:type="dxa" w:w="3784"/>
           </w:tcPr>
           <w:p>
+            <w:pPr>
+              <w:spacing w:before="20" w:after="20"/>
+            </w:pPr>
             <w:r/>
             <w:r>
               <w:rPr>
@@ -371,6 +950,9 @@
             <w:tcW w:type="dxa" w:w="3784"/>
           </w:tcPr>
           <w:p>
+            <w:pPr>
+              <w:spacing w:before="20" w:after="20"/>
+            </w:pPr>
             <w:r/>
             <w:r>
               <w:rPr>
@@ -383,11 +965,17 @@
         </w:tc>
       </w:tr>
       <w:tr>
+        <w:trPr>
+          <w:cantSplit/>
+        </w:trPr>
         <w:tc>
           <w:tcPr>
             <w:tcW w:type="dxa" w:w="3784"/>
           </w:tcPr>
           <w:p>
+            <w:pPr>
+              <w:spacing w:before="20" w:after="20"/>
+            </w:pPr>
             <w:r/>
             <w:r>
               <w:rPr>
@@ -404,6 +992,9 @@
             <w:tcW w:type="dxa" w:w="3784"/>
           </w:tcPr>
           <w:p>
+            <w:pPr>
+              <w:spacing w:before="20" w:after="20"/>
+            </w:pPr>
             <w:r/>
             <w:r>
               <w:rPr>
@@ -420,6 +1011,9 @@
             <w:tcW w:type="dxa" w:w="3784"/>
           </w:tcPr>
           <w:p>
+            <w:pPr>
+              <w:spacing w:before="20" w:after="20"/>
+            </w:pPr>
             <w:r/>
             <w:r>
               <w:rPr>
@@ -436,6 +1030,9 @@
             <w:tcW w:type="dxa" w:w="3784"/>
           </w:tcPr>
           <w:p>
+            <w:pPr>
+              <w:spacing w:before="20" w:after="20"/>
+            </w:pPr>
             <w:r/>
             <w:r>
               <w:rPr>
@@ -448,11 +1045,17 @@
         </w:tc>
       </w:tr>
       <w:tr>
+        <w:trPr>
+          <w:cantSplit/>
+        </w:trPr>
         <w:tc>
           <w:tcPr>
             <w:tcW w:type="dxa" w:w="3784"/>
           </w:tcPr>
           <w:p>
+            <w:pPr>
+              <w:spacing w:before="20" w:after="20"/>
+            </w:pPr>
             <w:r/>
             <w:r>
               <w:rPr>
@@ -469,6 +1072,9 @@
             <w:tcW w:type="dxa" w:w="3784"/>
           </w:tcPr>
           <w:p>
+            <w:pPr>
+              <w:spacing w:before="20" w:after="20"/>
+            </w:pPr>
             <w:r/>
             <w:r>
               <w:rPr>
@@ -485,6 +1091,9 @@
             <w:tcW w:type="dxa" w:w="3784"/>
           </w:tcPr>
           <w:p>
+            <w:pPr>
+              <w:spacing w:before="20" w:after="20"/>
+            </w:pPr>
             <w:r/>
             <w:r>
               <w:rPr>
@@ -501,6 +1110,9 @@
             <w:tcW w:type="dxa" w:w="3784"/>
           </w:tcPr>
           <w:p>
+            <w:pPr>
+              <w:spacing w:before="20" w:after="20"/>
+            </w:pPr>
             <w:r/>
             <w:r>
               <w:rPr>
@@ -513,11 +1125,17 @@
         </w:tc>
       </w:tr>
       <w:tr>
+        <w:trPr>
+          <w:cantSplit/>
+        </w:trPr>
         <w:tc>
           <w:tcPr>
             <w:tcW w:type="dxa" w:w="3784"/>
           </w:tcPr>
           <w:p>
+            <w:pPr>
+              <w:spacing w:before="20" w:after="20"/>
+            </w:pPr>
             <w:r/>
             <w:r>
               <w:rPr>
@@ -534,6 +1152,9 @@
             <w:tcW w:type="dxa" w:w="3784"/>
           </w:tcPr>
           <w:p>
+            <w:pPr>
+              <w:spacing w:before="20" w:after="20"/>
+            </w:pPr>
             <w:r/>
             <w:r>
               <w:rPr>
@@ -550,6 +1171,9 @@
             <w:tcW w:type="dxa" w:w="3784"/>
           </w:tcPr>
           <w:p>
+            <w:pPr>
+              <w:spacing w:before="20" w:after="20"/>
+            </w:pPr>
             <w:r/>
             <w:r>
               <w:rPr>
@@ -566,6 +1190,9 @@
             <w:tcW w:type="dxa" w:w="3784"/>
           </w:tcPr>
           <w:p>
+            <w:pPr>
+              <w:spacing w:before="20" w:after="20"/>
+            </w:pPr>
             <w:r/>
             <w:r>
               <w:rPr>
@@ -578,11 +1205,17 @@
         </w:tc>
       </w:tr>
       <w:tr>
+        <w:trPr>
+          <w:cantSplit/>
+        </w:trPr>
         <w:tc>
           <w:tcPr>
             <w:tcW w:type="dxa" w:w="3784"/>
           </w:tcPr>
           <w:p>
+            <w:pPr>
+              <w:spacing w:before="20" w:after="20"/>
+            </w:pPr>
             <w:r/>
             <w:r>
               <w:rPr>
@@ -599,6 +1232,9 @@
             <w:tcW w:type="dxa" w:w="3784"/>
           </w:tcPr>
           <w:p>
+            <w:pPr>
+              <w:spacing w:before="20" w:after="20"/>
+            </w:pPr>
             <w:r/>
             <w:r>
               <w:rPr>
@@ -615,6 +1251,9 @@
             <w:tcW w:type="dxa" w:w="3784"/>
           </w:tcPr>
           <w:p>
+            <w:pPr>
+              <w:spacing w:before="20" w:after="20"/>
+            </w:pPr>
             <w:r/>
             <w:r>
               <w:rPr>
@@ -631,6 +1270,9 @@
             <w:tcW w:type="dxa" w:w="3784"/>
           </w:tcPr>
           <w:p>
+            <w:pPr>
+              <w:spacing w:before="20" w:after="20"/>
+            </w:pPr>
             <w:r/>
             <w:r>
               <w:rPr>
@@ -643,11 +1285,17 @@
         </w:tc>
       </w:tr>
       <w:tr>
+        <w:trPr>
+          <w:cantSplit/>
+        </w:trPr>
         <w:tc>
           <w:tcPr>
             <w:tcW w:type="dxa" w:w="3784"/>
           </w:tcPr>
           <w:p>
+            <w:pPr>
+              <w:spacing w:before="20" w:after="20"/>
+            </w:pPr>
             <w:r/>
             <w:r>
               <w:rPr>
@@ -664,6 +1312,9 @@
             <w:tcW w:type="dxa" w:w="3784"/>
           </w:tcPr>
           <w:p>
+            <w:pPr>
+              <w:spacing w:before="20" w:after="20"/>
+            </w:pPr>
             <w:r/>
             <w:r>
               <w:rPr>
@@ -680,6 +1331,9 @@
             <w:tcW w:type="dxa" w:w="3784"/>
           </w:tcPr>
           <w:p>
+            <w:pPr>
+              <w:spacing w:before="20" w:after="20"/>
+            </w:pPr>
             <w:r/>
             <w:r>
               <w:rPr>
@@ -696,6 +1350,9 @@
             <w:tcW w:type="dxa" w:w="3784"/>
           </w:tcPr>
           <w:p>
+            <w:pPr>
+              <w:spacing w:before="20" w:after="20"/>
+            </w:pPr>
             <w:r/>
             <w:r>
               <w:rPr>
@@ -708,11 +1365,17 @@
         </w:tc>
       </w:tr>
       <w:tr>
+        <w:trPr>
+          <w:cantSplit/>
+        </w:trPr>
         <w:tc>
           <w:tcPr>
             <w:tcW w:type="dxa" w:w="3784"/>
           </w:tcPr>
           <w:p>
+            <w:pPr>
+              <w:spacing w:before="20" w:after="20"/>
+            </w:pPr>
             <w:r/>
             <w:r>
               <w:rPr>
@@ -729,6 +1392,9 @@
             <w:tcW w:type="dxa" w:w="3784"/>
           </w:tcPr>
           <w:p>
+            <w:pPr>
+              <w:spacing w:before="20" w:after="20"/>
+            </w:pPr>
             <w:r/>
             <w:r>
               <w:rPr>
@@ -745,6 +1411,9 @@
             <w:tcW w:type="dxa" w:w="3784"/>
           </w:tcPr>
           <w:p>
+            <w:pPr>
+              <w:spacing w:before="20" w:after="20"/>
+            </w:pPr>
             <w:r/>
             <w:r>
               <w:rPr>
@@ -761,6 +1430,9 @@
             <w:tcW w:type="dxa" w:w="3784"/>
           </w:tcPr>
           <w:p>
+            <w:pPr>
+              <w:spacing w:before="20" w:after="20"/>
+            </w:pPr>
             <w:r/>
             <w:r>
               <w:rPr>
@@ -773,11 +1445,17 @@
         </w:tc>
       </w:tr>
       <w:tr>
+        <w:trPr>
+          <w:cantSplit/>
+        </w:trPr>
         <w:tc>
           <w:tcPr>
             <w:tcW w:type="dxa" w:w="3784"/>
           </w:tcPr>
           <w:p>
+            <w:pPr>
+              <w:spacing w:before="20" w:after="20"/>
+            </w:pPr>
             <w:r/>
             <w:r>
               <w:rPr>
@@ -794,6 +1472,9 @@
             <w:tcW w:type="dxa" w:w="3784"/>
           </w:tcPr>
           <w:p>
+            <w:pPr>
+              <w:spacing w:before="20" w:after="20"/>
+            </w:pPr>
             <w:r/>
             <w:r>
               <w:rPr>
@@ -810,6 +1491,9 @@
             <w:tcW w:type="dxa" w:w="3784"/>
           </w:tcPr>
           <w:p>
+            <w:pPr>
+              <w:spacing w:before="20" w:after="20"/>
+            </w:pPr>
             <w:r/>
             <w:r>
               <w:rPr>
@@ -826,6 +1510,9 @@
             <w:tcW w:type="dxa" w:w="3784"/>
           </w:tcPr>
           <w:p>
+            <w:pPr>
+              <w:spacing w:before="20" w:after="20"/>
+            </w:pPr>
             <w:r/>
             <w:r>
               <w:rPr>
@@ -838,11 +1525,17 @@
         </w:tc>
       </w:tr>
       <w:tr>
+        <w:trPr>
+          <w:cantSplit/>
+        </w:trPr>
         <w:tc>
           <w:tcPr>
             <w:tcW w:type="dxa" w:w="3784"/>
           </w:tcPr>
           <w:p>
+            <w:pPr>
+              <w:spacing w:before="20" w:after="20"/>
+            </w:pPr>
             <w:r/>
             <w:r>
               <w:rPr>
@@ -859,6 +1552,9 @@
             <w:tcW w:type="dxa" w:w="3784"/>
           </w:tcPr>
           <w:p>
+            <w:pPr>
+              <w:spacing w:before="20" w:after="20"/>
+            </w:pPr>
             <w:r/>
             <w:r>
               <w:rPr>
@@ -875,6 +1571,9 @@
             <w:tcW w:type="dxa" w:w="3784"/>
           </w:tcPr>
           <w:p>
+            <w:pPr>
+              <w:spacing w:before="20" w:after="20"/>
+            </w:pPr>
             <w:r/>
             <w:r>
               <w:rPr>
@@ -891,6 +1590,9 @@
             <w:tcW w:type="dxa" w:w="3784"/>
           </w:tcPr>
           <w:p>
+            <w:pPr>
+              <w:spacing w:before="20" w:after="20"/>
+            </w:pPr>
             <w:r/>
             <w:r>
               <w:rPr>
@@ -903,11 +1605,17 @@
         </w:tc>
       </w:tr>
       <w:tr>
+        <w:trPr>
+          <w:cantSplit/>
+        </w:trPr>
         <w:tc>
           <w:tcPr>
             <w:tcW w:type="dxa" w:w="3784"/>
           </w:tcPr>
           <w:p>
+            <w:pPr>
+              <w:spacing w:before="20" w:after="20"/>
+            </w:pPr>
             <w:r/>
             <w:r>
               <w:rPr>
@@ -924,6 +1632,9 @@
             <w:tcW w:type="dxa" w:w="3784"/>
           </w:tcPr>
           <w:p>
+            <w:pPr>
+              <w:spacing w:before="20" w:after="20"/>
+            </w:pPr>
             <w:r/>
             <w:r>
               <w:rPr>
@@ -940,6 +1651,9 @@
             <w:tcW w:type="dxa" w:w="3784"/>
           </w:tcPr>
           <w:p>
+            <w:pPr>
+              <w:spacing w:before="20" w:after="20"/>
+            </w:pPr>
             <w:r/>
             <w:r>
               <w:rPr>
@@ -955,6 +1669,9 @@
             <w:tcW w:type="dxa" w:w="3784"/>
           </w:tcPr>
           <w:p>
+            <w:pPr>
+              <w:spacing w:before="20" w:after="20"/>
+            </w:pPr>
             <w:r/>
             <w:r>
               <w:rPr>
@@ -967,11 +1684,17 @@
         </w:tc>
       </w:tr>
       <w:tr>
+        <w:trPr>
+          <w:cantSplit/>
+        </w:trPr>
         <w:tc>
           <w:tcPr>
             <w:tcW w:type="dxa" w:w="3784"/>
           </w:tcPr>
           <w:p>
+            <w:pPr>
+              <w:spacing w:before="20" w:after="20"/>
+            </w:pPr>
             <w:r/>
             <w:r>
               <w:rPr>
@@ -988,6 +1711,9 @@
             <w:tcW w:type="dxa" w:w="3784"/>
           </w:tcPr>
           <w:p>
+            <w:pPr>
+              <w:spacing w:before="20" w:after="20"/>
+            </w:pPr>
             <w:r/>
             <w:r>
               <w:rPr>
@@ -1004,6 +1730,9 @@
             <w:tcW w:type="dxa" w:w="3784"/>
           </w:tcPr>
           <w:p>
+            <w:pPr>
+              <w:spacing w:before="20" w:after="20"/>
+            </w:pPr>
             <w:r/>
             <w:r>
               <w:rPr>
@@ -1019,6 +1748,9 @@
             <w:tcW w:type="dxa" w:w="3784"/>
           </w:tcPr>
           <w:p>
+            <w:pPr>
+              <w:spacing w:before="20" w:after="20"/>
+            </w:pPr>
             <w:r/>
             <w:r>
               <w:rPr>
@@ -1031,11 +1763,17 @@
         </w:tc>
       </w:tr>
       <w:tr>
+        <w:trPr>
+          <w:cantSplit/>
+        </w:trPr>
         <w:tc>
           <w:tcPr>
             <w:tcW w:type="dxa" w:w="3784"/>
           </w:tcPr>
           <w:p>
+            <w:pPr>
+              <w:spacing w:before="20" w:after="20"/>
+            </w:pPr>
             <w:r/>
             <w:r>
               <w:rPr>
@@ -1052,6 +1790,9 @@
             <w:tcW w:type="dxa" w:w="3784"/>
           </w:tcPr>
           <w:p>
+            <w:pPr>
+              <w:spacing w:before="20" w:after="20"/>
+            </w:pPr>
             <w:r/>
             <w:r>
               <w:rPr>
@@ -1068,6 +1809,9 @@
             <w:tcW w:type="dxa" w:w="3784"/>
           </w:tcPr>
           <w:p>
+            <w:pPr>
+              <w:spacing w:before="20" w:after="20"/>
+            </w:pPr>
             <w:r/>
             <w:r>
               <w:rPr>
@@ -1083,6 +1827,9 @@
             <w:tcW w:type="dxa" w:w="3784"/>
           </w:tcPr>
           <w:p>
+            <w:pPr>
+              <w:spacing w:before="20" w:after="20"/>
+            </w:pPr>
             <w:r/>
             <w:r>
               <w:rPr>
@@ -1095,11 +1842,17 @@
         </w:tc>
       </w:tr>
       <w:tr>
+        <w:trPr>
+          <w:cantSplit/>
+        </w:trPr>
         <w:tc>
           <w:tcPr>
             <w:tcW w:type="dxa" w:w="3784"/>
           </w:tcPr>
           <w:p>
+            <w:pPr>
+              <w:spacing w:before="20" w:after="20"/>
+            </w:pPr>
             <w:r/>
             <w:r>
               <w:rPr>
@@ -1116,6 +1869,9 @@
             <w:tcW w:type="dxa" w:w="3784"/>
           </w:tcPr>
           <w:p>
+            <w:pPr>
+              <w:spacing w:before="20" w:after="20"/>
+            </w:pPr>
             <w:r/>
             <w:r>
               <w:rPr>
@@ -1132,6 +1888,9 @@
             <w:tcW w:type="dxa" w:w="3784"/>
           </w:tcPr>
           <w:p>
+            <w:pPr>
+              <w:spacing w:before="20" w:after="20"/>
+            </w:pPr>
             <w:r/>
             <w:r>
               <w:rPr>
@@ -1147,6 +1906,9 @@
             <w:tcW w:type="dxa" w:w="3784"/>
           </w:tcPr>
           <w:p>
+            <w:pPr>
+              <w:spacing w:before="20" w:after="20"/>
+            </w:pPr>
             <w:r/>
             <w:r>
               <w:rPr>
@@ -1159,11 +1921,17 @@
         </w:tc>
       </w:tr>
       <w:tr>
+        <w:trPr>
+          <w:cantSplit/>
+        </w:trPr>
         <w:tc>
           <w:tcPr>
             <w:tcW w:type="dxa" w:w="3784"/>
           </w:tcPr>
           <w:p>
+            <w:pPr>
+              <w:spacing w:before="20" w:after="20"/>
+            </w:pPr>
             <w:r/>
             <w:r>
               <w:rPr>
@@ -1180,6 +1948,9 @@
             <w:tcW w:type="dxa" w:w="3784"/>
           </w:tcPr>
           <w:p>
+            <w:pPr>
+              <w:spacing w:before="20" w:after="20"/>
+            </w:pPr>
             <w:r/>
             <w:r>
               <w:rPr>
@@ -1196,6 +1967,9 @@
             <w:tcW w:type="dxa" w:w="3784"/>
           </w:tcPr>
           <w:p>
+            <w:pPr>
+              <w:spacing w:before="20" w:after="20"/>
+            </w:pPr>
             <w:r/>
             <w:r>
               <w:rPr>
@@ -1211,6 +1985,9 @@
             <w:tcW w:type="dxa" w:w="3784"/>
           </w:tcPr>
           <w:p>
+            <w:pPr>
+              <w:spacing w:before="20" w:after="20"/>
+            </w:pPr>
             <w:r/>
             <w:r>
               <w:rPr>
@@ -1223,11 +2000,17 @@
         </w:tc>
       </w:tr>
       <w:tr>
+        <w:trPr>
+          <w:cantSplit/>
+        </w:trPr>
         <w:tc>
           <w:tcPr>
             <w:tcW w:type="dxa" w:w="3784"/>
           </w:tcPr>
           <w:p>
+            <w:pPr>
+              <w:spacing w:before="20" w:after="20"/>
+            </w:pPr>
             <w:r/>
             <w:r>
               <w:rPr>
@@ -1244,6 +2027,9 @@
             <w:tcW w:type="dxa" w:w="3784"/>
           </w:tcPr>
           <w:p>
+            <w:pPr>
+              <w:spacing w:before="20" w:after="20"/>
+            </w:pPr>
             <w:r/>
             <w:r>
               <w:rPr>
@@ -1260,6 +2046,9 @@
             <w:tcW w:type="dxa" w:w="3784"/>
           </w:tcPr>
           <w:p>
+            <w:pPr>
+              <w:spacing w:before="20" w:after="20"/>
+            </w:pPr>
             <w:r/>
             <w:r>
               <w:rPr>
@@ -1275,6 +2064,9 @@
             <w:tcW w:type="dxa" w:w="3784"/>
           </w:tcPr>
           <w:p>
+            <w:pPr>
+              <w:spacing w:before="20" w:after="20"/>
+            </w:pPr>
             <w:r/>
             <w:r>
               <w:rPr>
@@ -1287,11 +2079,17 @@
         </w:tc>
       </w:tr>
       <w:tr>
+        <w:trPr>
+          <w:cantSplit/>
+        </w:trPr>
         <w:tc>
           <w:tcPr>
             <w:tcW w:type="dxa" w:w="3784"/>
           </w:tcPr>
           <w:p>
+            <w:pPr>
+              <w:spacing w:before="20" w:after="20"/>
+            </w:pPr>
             <w:r/>
             <w:r>
               <w:rPr>
@@ -1308,6 +2106,9 @@
             <w:tcW w:type="dxa" w:w="3784"/>
           </w:tcPr>
           <w:p>
+            <w:pPr>
+              <w:spacing w:before="20" w:after="20"/>
+            </w:pPr>
             <w:r/>
             <w:r>
               <w:rPr>
@@ -1324,6 +2125,9 @@
             <w:tcW w:type="dxa" w:w="3784"/>
           </w:tcPr>
           <w:p>
+            <w:pPr>
+              <w:spacing w:before="20" w:after="20"/>
+            </w:pPr>
             <w:r/>
             <w:r>
               <w:rPr>
@@ -1339,6 +2143,9 @@
             <w:tcW w:type="dxa" w:w="3784"/>
           </w:tcPr>
           <w:p>
+            <w:pPr>
+              <w:spacing w:before="20" w:after="20"/>
+            </w:pPr>
             <w:r/>
             <w:r>
               <w:rPr>
@@ -1351,11 +2158,17 @@
         </w:tc>
       </w:tr>
       <w:tr>
+        <w:trPr>
+          <w:cantSplit/>
+        </w:trPr>
         <w:tc>
           <w:tcPr>
             <w:tcW w:type="dxa" w:w="3784"/>
           </w:tcPr>
           <w:p>
+            <w:pPr>
+              <w:spacing w:before="20" w:after="20"/>
+            </w:pPr>
             <w:r/>
             <w:r>
               <w:rPr>
@@ -1372,6 +2185,9 @@
             <w:tcW w:type="dxa" w:w="3784"/>
           </w:tcPr>
           <w:p>
+            <w:pPr>
+              <w:spacing w:before="20" w:after="20"/>
+            </w:pPr>
             <w:r/>
             <w:r>
               <w:rPr>
@@ -1388,6 +2204,9 @@
             <w:tcW w:type="dxa" w:w="3784"/>
           </w:tcPr>
           <w:p>
+            <w:pPr>
+              <w:spacing w:before="20" w:after="20"/>
+            </w:pPr>
             <w:r/>
             <w:r>
               <w:rPr>
@@ -1403,6 +2222,9 @@
             <w:tcW w:type="dxa" w:w="3784"/>
           </w:tcPr>
           <w:p>
+            <w:pPr>
+              <w:spacing w:before="20" w:after="20"/>
+            </w:pPr>
             <w:r/>
             <w:r>
               <w:rPr>
@@ -1415,11 +2237,17 @@
         </w:tc>
       </w:tr>
       <w:tr>
+        <w:trPr>
+          <w:cantSplit/>
+        </w:trPr>
         <w:tc>
           <w:tcPr>
             <w:tcW w:type="dxa" w:w="3784"/>
           </w:tcPr>
           <w:p>
+            <w:pPr>
+              <w:spacing w:before="20" w:after="20"/>
+            </w:pPr>
             <w:r/>
             <w:r>
               <w:rPr>
@@ -1436,6 +2264,9 @@
             <w:tcW w:type="dxa" w:w="3784"/>
           </w:tcPr>
           <w:p>
+            <w:pPr>
+              <w:spacing w:before="20" w:after="20"/>
+            </w:pPr>
             <w:r/>
             <w:r>
               <w:rPr>
@@ -1452,6 +2283,9 @@
             <w:tcW w:type="dxa" w:w="3784"/>
           </w:tcPr>
           <w:p>
+            <w:pPr>
+              <w:spacing w:before="20" w:after="20"/>
+            </w:pPr>
             <w:r/>
             <w:r>
               <w:rPr>
@@ -1467,6 +2301,9 @@
             <w:tcW w:type="dxa" w:w="3784"/>
           </w:tcPr>
           <w:p>
+            <w:pPr>
+              <w:spacing w:before="20" w:after="20"/>
+            </w:pPr>
             <w:r/>
             <w:r>
               <w:rPr>
@@ -1479,11 +2316,17 @@
         </w:tc>
       </w:tr>
       <w:tr>
+        <w:trPr>
+          <w:cantSplit/>
+        </w:trPr>
         <w:tc>
           <w:tcPr>
             <w:tcW w:type="dxa" w:w="3784"/>
           </w:tcPr>
           <w:p>
+            <w:pPr>
+              <w:spacing w:before="20" w:after="20"/>
+            </w:pPr>
             <w:r/>
             <w:r>
               <w:rPr>
@@ -1500,6 +2343,9 @@
             <w:tcW w:type="dxa" w:w="3784"/>
           </w:tcPr>
           <w:p>
+            <w:pPr>
+              <w:spacing w:before="20" w:after="20"/>
+            </w:pPr>
             <w:r/>
             <w:r>
               <w:rPr>
@@ -1516,6 +2362,9 @@
             <w:tcW w:type="dxa" w:w="3784"/>
           </w:tcPr>
           <w:p>
+            <w:pPr>
+              <w:spacing w:before="20" w:after="20"/>
+            </w:pPr>
             <w:r/>
             <w:r>
               <w:rPr>
@@ -1531,6 +2380,9 @@
             <w:tcW w:type="dxa" w:w="3784"/>
           </w:tcPr>
           <w:p>
+            <w:pPr>
+              <w:spacing w:before="20" w:after="20"/>
+            </w:pPr>
             <w:r/>
             <w:r>
               <w:rPr>
@@ -1543,11 +2395,17 @@
         </w:tc>
       </w:tr>
       <w:tr>
+        <w:trPr>
+          <w:cantSplit/>
+        </w:trPr>
         <w:tc>
           <w:tcPr>
             <w:tcW w:type="dxa" w:w="3784"/>
           </w:tcPr>
           <w:p>
+            <w:pPr>
+              <w:spacing w:before="20" w:after="20"/>
+            </w:pPr>
             <w:r/>
             <w:r>
               <w:rPr>
@@ -1564,6 +2422,9 @@
             <w:tcW w:type="dxa" w:w="3784"/>
           </w:tcPr>
           <w:p>
+            <w:pPr>
+              <w:spacing w:before="20" w:after="20"/>
+            </w:pPr>
             <w:r/>
             <w:r>
               <w:rPr>
@@ -1580,6 +2441,9 @@
             <w:tcW w:type="dxa" w:w="3784"/>
           </w:tcPr>
           <w:p>
+            <w:pPr>
+              <w:spacing w:before="20" w:after="20"/>
+            </w:pPr>
             <w:r/>
             <w:r>
               <w:rPr>
@@ -1595,6 +2459,9 @@
             <w:tcW w:type="dxa" w:w="3784"/>
           </w:tcPr>
           <w:p>
+            <w:pPr>
+              <w:spacing w:before="20" w:after="20"/>
+            </w:pPr>
             <w:r/>
             <w:r>
               <w:rPr>
@@ -1607,11 +2474,17 @@
         </w:tc>
       </w:tr>
       <w:tr>
+        <w:trPr>
+          <w:cantSplit/>
+        </w:trPr>
         <w:tc>
           <w:tcPr>
             <w:tcW w:type="dxa" w:w="3784"/>
           </w:tcPr>
           <w:p>
+            <w:pPr>
+              <w:spacing w:before="20" w:after="20"/>
+            </w:pPr>
             <w:r/>
             <w:r>
               <w:rPr>
@@ -1628,6 +2501,9 @@
             <w:tcW w:type="dxa" w:w="3784"/>
           </w:tcPr>
           <w:p>
+            <w:pPr>
+              <w:spacing w:before="20" w:after="20"/>
+            </w:pPr>
             <w:r/>
             <w:r>
               <w:rPr>
@@ -1644,6 +2520,9 @@
             <w:tcW w:type="dxa" w:w="3784"/>
           </w:tcPr>
           <w:p>
+            <w:pPr>
+              <w:spacing w:before="20" w:after="20"/>
+            </w:pPr>
             <w:r/>
             <w:r>
               <w:rPr>
@@ -1659,6 +2538,9 @@
             <w:tcW w:type="dxa" w:w="3784"/>
           </w:tcPr>
           <w:p>
+            <w:pPr>
+              <w:spacing w:before="20" w:after="20"/>
+            </w:pPr>
             <w:r/>
             <w:r>
               <w:rPr>
@@ -1671,11 +2553,17 @@
         </w:tc>
       </w:tr>
       <w:tr>
+        <w:trPr>
+          <w:cantSplit/>
+        </w:trPr>
         <w:tc>
           <w:tcPr>
             <w:tcW w:type="dxa" w:w="3784"/>
           </w:tcPr>
           <w:p>
+            <w:pPr>
+              <w:spacing w:before="20" w:after="20"/>
+            </w:pPr>
             <w:r/>
             <w:r>
               <w:rPr>
@@ -1692,6 +2580,9 @@
             <w:tcW w:type="dxa" w:w="3784"/>
           </w:tcPr>
           <w:p>
+            <w:pPr>
+              <w:spacing w:before="20" w:after="20"/>
+            </w:pPr>
             <w:r/>
             <w:r>
               <w:rPr>
@@ -1708,6 +2599,9 @@
             <w:tcW w:type="dxa" w:w="3784"/>
           </w:tcPr>
           <w:p>
+            <w:pPr>
+              <w:spacing w:before="20" w:after="20"/>
+            </w:pPr>
             <w:r/>
             <w:r>
               <w:rPr>
@@ -1723,6 +2617,9 @@
             <w:tcW w:type="dxa" w:w="3784"/>
           </w:tcPr>
           <w:p>
+            <w:pPr>
+              <w:spacing w:before="20" w:after="20"/>
+            </w:pPr>
             <w:r/>
             <w:r>
               <w:rPr>
@@ -1735,11 +2632,17 @@
         </w:tc>
       </w:tr>
       <w:tr>
+        <w:trPr>
+          <w:cantSplit/>
+        </w:trPr>
         <w:tc>
           <w:tcPr>
             <w:tcW w:type="dxa" w:w="3784"/>
           </w:tcPr>
           <w:p>
+            <w:pPr>
+              <w:spacing w:before="20" w:after="20"/>
+            </w:pPr>
             <w:r/>
             <w:r>
               <w:rPr>
@@ -1756,6 +2659,9 @@
             <w:tcW w:type="dxa" w:w="3784"/>
           </w:tcPr>
           <w:p>
+            <w:pPr>
+              <w:spacing w:before="20" w:after="20"/>
+            </w:pPr>
             <w:r/>
             <w:r>
               <w:rPr>
@@ -1772,6 +2678,9 @@
             <w:tcW w:type="dxa" w:w="3784"/>
           </w:tcPr>
           <w:p>
+            <w:pPr>
+              <w:spacing w:before="20" w:after="20"/>
+            </w:pPr>
             <w:r/>
             <w:r>
               <w:rPr>
@@ -1787,6 +2696,9 @@
             <w:tcW w:type="dxa" w:w="3784"/>
           </w:tcPr>
           <w:p>
+            <w:pPr>
+              <w:spacing w:before="20" w:after="20"/>
+            </w:pPr>
             <w:r/>
             <w:r>
               <w:rPr>
@@ -1844,6 +2756,9 @@
             <w:shd w:val="clear" w:color="auto" w:fill="D9D9D9"/>
           </w:tcPr>
           <w:p>
+            <w:pPr>
+              <w:spacing w:before="20" w:after="20"/>
+            </w:pPr>
             <w:r/>
             <w:r>
               <w:rPr>
@@ -1861,6 +2776,9 @@
             <w:shd w:val="clear" w:color="auto" w:fill="D9D9D9"/>
           </w:tcPr>
           <w:p>
+            <w:pPr>
+              <w:spacing w:before="20" w:after="20"/>
+            </w:pPr>
             <w:r/>
             <w:r>
               <w:rPr>
@@ -1878,6 +2796,9 @@
             <w:shd w:val="clear" w:color="auto" w:fill="D9D9D9"/>
           </w:tcPr>
           <w:p>
+            <w:pPr>
+              <w:spacing w:before="20" w:after="20"/>
+            </w:pPr>
             <w:r/>
             <w:r>
               <w:rPr>
@@ -1895,6 +2816,9 @@
             <w:shd w:val="clear" w:color="auto" w:fill="D9D9D9"/>
           </w:tcPr>
           <w:p>
+            <w:pPr>
+              <w:spacing w:before="20" w:after="20"/>
+            </w:pPr>
             <w:r/>
             <w:r>
               <w:rPr>
@@ -1908,11 +2832,17 @@
         </w:tc>
       </w:tr>
       <w:tr>
+        <w:trPr>
+          <w:cantSplit/>
+        </w:trPr>
         <w:tc>
           <w:tcPr>
             <w:tcW w:type="dxa" w:w="3784"/>
           </w:tcPr>
           <w:p>
+            <w:pPr>
+              <w:spacing w:before="20" w:after="20"/>
+            </w:pPr>
             <w:r/>
             <w:r>
               <w:rPr>
@@ -1929,6 +2859,9 @@
             <w:tcW w:type="dxa" w:w="3784"/>
           </w:tcPr>
           <w:p>
+            <w:pPr>
+              <w:spacing w:before="20" w:after="20"/>
+            </w:pPr>
             <w:r/>
             <w:r>
               <w:rPr>
@@ -1945,6 +2878,9 @@
             <w:tcW w:type="dxa" w:w="3784"/>
           </w:tcPr>
           <w:p>
+            <w:pPr>
+              <w:spacing w:before="20" w:after="20"/>
+            </w:pPr>
             <w:r/>
             <w:r>
               <w:rPr>
@@ -1961,6 +2897,9 @@
             <w:tcW w:type="dxa" w:w="3784"/>
           </w:tcPr>
           <w:p>
+            <w:pPr>
+              <w:spacing w:before="20" w:after="20"/>
+            </w:pPr>
             <w:r/>
             <w:r>
               <w:rPr>
@@ -1973,11 +2912,17 @@
         </w:tc>
       </w:tr>
       <w:tr>
+        <w:trPr>
+          <w:cantSplit/>
+        </w:trPr>
         <w:tc>
           <w:tcPr>
             <w:tcW w:type="dxa" w:w="3784"/>
           </w:tcPr>
           <w:p>
+            <w:pPr>
+              <w:spacing w:before="20" w:after="20"/>
+            </w:pPr>
             <w:r/>
             <w:r>
               <w:rPr>
@@ -1994,6 +2939,9 @@
             <w:tcW w:type="dxa" w:w="3784"/>
           </w:tcPr>
           <w:p>
+            <w:pPr>
+              <w:spacing w:before="20" w:after="20"/>
+            </w:pPr>
             <w:r/>
             <w:r>
               <w:rPr>
@@ -2010,6 +2958,9 @@
             <w:tcW w:type="dxa" w:w="3784"/>
           </w:tcPr>
           <w:p>
+            <w:pPr>
+              <w:spacing w:before="20" w:after="20"/>
+            </w:pPr>
             <w:r/>
             <w:r>
               <w:rPr>
@@ -2026,6 +2977,9 @@
             <w:tcW w:type="dxa" w:w="3784"/>
           </w:tcPr>
           <w:p>
+            <w:pPr>
+              <w:spacing w:before="20" w:after="20"/>
+            </w:pPr>
             <w:r/>
             <w:r>
               <w:rPr>
@@ -2038,11 +2992,17 @@
         </w:tc>
       </w:tr>
       <w:tr>
+        <w:trPr>
+          <w:cantSplit/>
+        </w:trPr>
         <w:tc>
           <w:tcPr>
             <w:tcW w:type="dxa" w:w="3784"/>
           </w:tcPr>
           <w:p>
+            <w:pPr>
+              <w:spacing w:before="20" w:after="20"/>
+            </w:pPr>
             <w:r/>
             <w:r>
               <w:rPr>
@@ -2059,6 +3019,9 @@
             <w:tcW w:type="dxa" w:w="3784"/>
           </w:tcPr>
           <w:p>
+            <w:pPr>
+              <w:spacing w:before="20" w:after="20"/>
+            </w:pPr>
             <w:r/>
             <w:r>
               <w:rPr>
@@ -2075,6 +3038,9 @@
             <w:tcW w:type="dxa" w:w="3784"/>
           </w:tcPr>
           <w:p>
+            <w:pPr>
+              <w:spacing w:before="20" w:after="20"/>
+            </w:pPr>
             <w:r/>
             <w:r>
               <w:rPr>
@@ -2091,6 +3057,9 @@
             <w:tcW w:type="dxa" w:w="3784"/>
           </w:tcPr>
           <w:p>
+            <w:pPr>
+              <w:spacing w:before="20" w:after="20"/>
+            </w:pPr>
             <w:r/>
             <w:r>
               <w:rPr>
@@ -2103,11 +3072,17 @@
         </w:tc>
       </w:tr>
       <w:tr>
+        <w:trPr>
+          <w:cantSplit/>
+        </w:trPr>
         <w:tc>
           <w:tcPr>
             <w:tcW w:type="dxa" w:w="3784"/>
           </w:tcPr>
           <w:p>
+            <w:pPr>
+              <w:spacing w:before="20" w:after="20"/>
+            </w:pPr>
             <w:r/>
             <w:r>
               <w:rPr>
@@ -2124,6 +3099,9 @@
             <w:tcW w:type="dxa" w:w="3784"/>
           </w:tcPr>
           <w:p>
+            <w:pPr>
+              <w:spacing w:before="20" w:after="20"/>
+            </w:pPr>
             <w:r/>
             <w:r>
               <w:rPr>
@@ -2140,6 +3118,9 @@
             <w:tcW w:type="dxa" w:w="3784"/>
           </w:tcPr>
           <w:p>
+            <w:pPr>
+              <w:spacing w:before="20" w:after="20"/>
+            </w:pPr>
             <w:r/>
             <w:r>
               <w:rPr>
@@ -2156,6 +3137,9 @@
             <w:tcW w:type="dxa" w:w="3784"/>
           </w:tcPr>
           <w:p>
+            <w:pPr>
+              <w:spacing w:before="20" w:after="20"/>
+            </w:pPr>
             <w:r/>
             <w:r>
               <w:rPr>
@@ -2168,11 +3152,17 @@
         </w:tc>
       </w:tr>
       <w:tr>
+        <w:trPr>
+          <w:cantSplit/>
+        </w:trPr>
         <w:tc>
           <w:tcPr>
             <w:tcW w:type="dxa" w:w="3784"/>
           </w:tcPr>
           <w:p>
+            <w:pPr>
+              <w:spacing w:before="20" w:after="20"/>
+            </w:pPr>
             <w:r/>
             <w:r>
               <w:rPr>
@@ -2189,6 +3179,9 @@
             <w:tcW w:type="dxa" w:w="3784"/>
           </w:tcPr>
           <w:p>
+            <w:pPr>
+              <w:spacing w:before="20" w:after="20"/>
+            </w:pPr>
             <w:r/>
             <w:r>
               <w:rPr>
@@ -2205,6 +3198,9 @@
             <w:tcW w:type="dxa" w:w="3784"/>
           </w:tcPr>
           <w:p>
+            <w:pPr>
+              <w:spacing w:before="20" w:after="20"/>
+            </w:pPr>
             <w:r/>
             <w:r>
               <w:rPr>
@@ -2221,6 +3217,9 @@
             <w:tcW w:type="dxa" w:w="3784"/>
           </w:tcPr>
           <w:p>
+            <w:pPr>
+              <w:spacing w:before="20" w:after="20"/>
+            </w:pPr>
             <w:r/>
             <w:r>
               <w:rPr>
@@ -2233,11 +3232,17 @@
         </w:tc>
       </w:tr>
       <w:tr>
+        <w:trPr>
+          <w:cantSplit/>
+        </w:trPr>
         <w:tc>
           <w:tcPr>
             <w:tcW w:type="dxa" w:w="3784"/>
           </w:tcPr>
           <w:p>
+            <w:pPr>
+              <w:spacing w:before="20" w:after="20"/>
+            </w:pPr>
             <w:r/>
             <w:r>
               <w:rPr>
@@ -2254,6 +3259,9 @@
             <w:tcW w:type="dxa" w:w="3784"/>
           </w:tcPr>
           <w:p>
+            <w:pPr>
+              <w:spacing w:before="20" w:after="20"/>
+            </w:pPr>
             <w:r/>
             <w:r>
               <w:rPr>
@@ -2270,6 +3278,9 @@
             <w:tcW w:type="dxa" w:w="3784"/>
           </w:tcPr>
           <w:p>
+            <w:pPr>
+              <w:spacing w:before="20" w:after="20"/>
+            </w:pPr>
             <w:r/>
             <w:r>
               <w:rPr>
@@ -2286,6 +3297,9 @@
             <w:tcW w:type="dxa" w:w="3784"/>
           </w:tcPr>
           <w:p>
+            <w:pPr>
+              <w:spacing w:before="20" w:after="20"/>
+            </w:pPr>
             <w:r/>
             <w:r>
               <w:rPr>
@@ -2298,11 +3312,17 @@
         </w:tc>
       </w:tr>
       <w:tr>
+        <w:trPr>
+          <w:cantSplit/>
+        </w:trPr>
         <w:tc>
           <w:tcPr>
             <w:tcW w:type="dxa" w:w="3784"/>
           </w:tcPr>
           <w:p>
+            <w:pPr>
+              <w:spacing w:before="20" w:after="20"/>
+            </w:pPr>
             <w:r/>
             <w:r>
               <w:rPr>
@@ -2319,6 +3339,9 @@
             <w:tcW w:type="dxa" w:w="3784"/>
           </w:tcPr>
           <w:p>
+            <w:pPr>
+              <w:spacing w:before="20" w:after="20"/>
+            </w:pPr>
             <w:r/>
             <w:r>
               <w:rPr>
@@ -2335,6 +3358,9 @@
             <w:tcW w:type="dxa" w:w="3784"/>
           </w:tcPr>
           <w:p>
+            <w:pPr>
+              <w:spacing w:before="20" w:after="20"/>
+            </w:pPr>
             <w:r/>
             <w:r>
               <w:rPr>
@@ -2351,6 +3377,9 @@
             <w:tcW w:type="dxa" w:w="3784"/>
           </w:tcPr>
           <w:p>
+            <w:pPr>
+              <w:spacing w:before="20" w:after="20"/>
+            </w:pPr>
             <w:r/>
             <w:r>
               <w:rPr>
@@ -2363,11 +3392,17 @@
         </w:tc>
       </w:tr>
       <w:tr>
+        <w:trPr>
+          <w:cantSplit/>
+        </w:trPr>
         <w:tc>
           <w:tcPr>
             <w:tcW w:type="dxa" w:w="3784"/>
           </w:tcPr>
           <w:p>
+            <w:pPr>
+              <w:spacing w:before="20" w:after="20"/>
+            </w:pPr>
             <w:r/>
             <w:r>
               <w:rPr>
@@ -2384,6 +3419,9 @@
             <w:tcW w:type="dxa" w:w="3784"/>
           </w:tcPr>
           <w:p>
+            <w:pPr>
+              <w:spacing w:before="20" w:after="20"/>
+            </w:pPr>
             <w:r/>
             <w:r>
               <w:rPr>
@@ -2400,6 +3438,9 @@
             <w:tcW w:type="dxa" w:w="3784"/>
           </w:tcPr>
           <w:p>
+            <w:pPr>
+              <w:spacing w:before="20" w:after="20"/>
+            </w:pPr>
             <w:r/>
             <w:r>
               <w:rPr>
@@ -2416,6 +3457,9 @@
             <w:tcW w:type="dxa" w:w="3784"/>
           </w:tcPr>
           <w:p>
+            <w:pPr>
+              <w:spacing w:before="20" w:after="20"/>
+            </w:pPr>
             <w:r/>
             <w:r>
               <w:rPr>
@@ -2428,11 +3472,17 @@
         </w:tc>
       </w:tr>
       <w:tr>
+        <w:trPr>
+          <w:cantSplit/>
+        </w:trPr>
         <w:tc>
           <w:tcPr>
             <w:tcW w:type="dxa" w:w="3784"/>
           </w:tcPr>
           <w:p>
+            <w:pPr>
+              <w:spacing w:before="20" w:after="20"/>
+            </w:pPr>
             <w:r/>
             <w:r>
               <w:rPr>
@@ -2449,6 +3499,9 @@
             <w:tcW w:type="dxa" w:w="3784"/>
           </w:tcPr>
           <w:p>
+            <w:pPr>
+              <w:spacing w:before="20" w:after="20"/>
+            </w:pPr>
             <w:r/>
             <w:r>
               <w:rPr>
@@ -2465,6 +3518,9 @@
             <w:tcW w:type="dxa" w:w="3784"/>
           </w:tcPr>
           <w:p>
+            <w:pPr>
+              <w:spacing w:before="20" w:after="20"/>
+            </w:pPr>
             <w:r/>
             <w:r>
               <w:rPr>
@@ -2481,6 +3537,9 @@
             <w:tcW w:type="dxa" w:w="3784"/>
           </w:tcPr>
           <w:p>
+            <w:pPr>
+              <w:spacing w:before="20" w:after="20"/>
+            </w:pPr>
             <w:r/>
             <w:r>
               <w:rPr>
@@ -2493,11 +3552,17 @@
         </w:tc>
       </w:tr>
       <w:tr>
+        <w:trPr>
+          <w:cantSplit/>
+        </w:trPr>
         <w:tc>
           <w:tcPr>
             <w:tcW w:type="dxa" w:w="3784"/>
           </w:tcPr>
           <w:p>
+            <w:pPr>
+              <w:spacing w:before="20" w:after="20"/>
+            </w:pPr>
             <w:r/>
             <w:r>
               <w:rPr>
@@ -2514,6 +3579,9 @@
             <w:tcW w:type="dxa" w:w="3784"/>
           </w:tcPr>
           <w:p>
+            <w:pPr>
+              <w:spacing w:before="20" w:after="20"/>
+            </w:pPr>
             <w:r/>
             <w:r>
               <w:rPr>
@@ -2530,6 +3598,9 @@
             <w:tcW w:type="dxa" w:w="3784"/>
           </w:tcPr>
           <w:p>
+            <w:pPr>
+              <w:spacing w:before="20" w:after="20"/>
+            </w:pPr>
             <w:r/>
             <w:r>
               <w:rPr>
@@ -2546,6 +3617,9 @@
             <w:tcW w:type="dxa" w:w="3784"/>
           </w:tcPr>
           <w:p>
+            <w:pPr>
+              <w:spacing w:before="20" w:after="20"/>
+            </w:pPr>
             <w:r/>
             <w:r>
               <w:rPr>
@@ -2558,11 +3632,17 @@
         </w:tc>
       </w:tr>
       <w:tr>
+        <w:trPr>
+          <w:cantSplit/>
+        </w:trPr>
         <w:tc>
           <w:tcPr>
             <w:tcW w:type="dxa" w:w="3784"/>
           </w:tcPr>
           <w:p>
+            <w:pPr>
+              <w:spacing w:before="20" w:after="20"/>
+            </w:pPr>
             <w:r/>
             <w:r>
               <w:rPr>
@@ -2579,6 +3659,9 @@
             <w:tcW w:type="dxa" w:w="3784"/>
           </w:tcPr>
           <w:p>
+            <w:pPr>
+              <w:spacing w:before="20" w:after="20"/>
+            </w:pPr>
             <w:r/>
             <w:r>
               <w:rPr>
@@ -2595,6 +3678,9 @@
             <w:tcW w:type="dxa" w:w="3784"/>
           </w:tcPr>
           <w:p>
+            <w:pPr>
+              <w:spacing w:before="20" w:after="20"/>
+            </w:pPr>
             <w:r/>
             <w:r>
               <w:rPr>
@@ -2611,6 +3697,9 @@
             <w:tcW w:type="dxa" w:w="3784"/>
           </w:tcPr>
           <w:p>
+            <w:pPr>
+              <w:spacing w:before="20" w:after="20"/>
+            </w:pPr>
             <w:r/>
             <w:r>
               <w:rPr>
@@ -2623,11 +3712,17 @@
         </w:tc>
       </w:tr>
       <w:tr>
+        <w:trPr>
+          <w:cantSplit/>
+        </w:trPr>
         <w:tc>
           <w:tcPr>
             <w:tcW w:type="dxa" w:w="3784"/>
           </w:tcPr>
           <w:p>
+            <w:pPr>
+              <w:spacing w:before="20" w:after="20"/>
+            </w:pPr>
             <w:r/>
             <w:r>
               <w:rPr>
@@ -2644,6 +3739,9 @@
             <w:tcW w:type="dxa" w:w="3784"/>
           </w:tcPr>
           <w:p>
+            <w:pPr>
+              <w:spacing w:before="20" w:after="20"/>
+            </w:pPr>
             <w:r/>
             <w:r>
               <w:rPr>
@@ -2660,6 +3758,9 @@
             <w:tcW w:type="dxa" w:w="3784"/>
           </w:tcPr>
           <w:p>
+            <w:pPr>
+              <w:spacing w:before="20" w:after="20"/>
+            </w:pPr>
             <w:r/>
             <w:r>
               <w:rPr>
@@ -2676,6 +3777,9 @@
             <w:tcW w:type="dxa" w:w="3784"/>
           </w:tcPr>
           <w:p>
+            <w:pPr>
+              <w:spacing w:before="20" w:after="20"/>
+            </w:pPr>
             <w:r/>
             <w:r>
               <w:rPr>
@@ -2688,11 +3792,17 @@
         </w:tc>
       </w:tr>
       <w:tr>
+        <w:trPr>
+          <w:cantSplit/>
+        </w:trPr>
         <w:tc>
           <w:tcPr>
             <w:tcW w:type="dxa" w:w="3784"/>
           </w:tcPr>
           <w:p>
+            <w:pPr>
+              <w:spacing w:before="20" w:after="20"/>
+            </w:pPr>
             <w:r/>
             <w:r>
               <w:rPr>
@@ -2709,6 +3819,9 @@
             <w:tcW w:type="dxa" w:w="3784"/>
           </w:tcPr>
           <w:p>
+            <w:pPr>
+              <w:spacing w:before="20" w:after="20"/>
+            </w:pPr>
             <w:r/>
             <w:r>
               <w:rPr>
@@ -2725,6 +3838,9 @@
             <w:tcW w:type="dxa" w:w="3784"/>
           </w:tcPr>
           <w:p>
+            <w:pPr>
+              <w:spacing w:before="20" w:after="20"/>
+            </w:pPr>
             <w:r/>
             <w:r>
               <w:rPr>
@@ -2740,6 +3856,9 @@
             <w:tcW w:type="dxa" w:w="3784"/>
           </w:tcPr>
           <w:p>
+            <w:pPr>
+              <w:spacing w:before="20" w:after="20"/>
+            </w:pPr>
             <w:r/>
             <w:r>
               <w:rPr>
@@ -2752,11 +3871,17 @@
         </w:tc>
       </w:tr>
       <w:tr>
+        <w:trPr>
+          <w:cantSplit/>
+        </w:trPr>
         <w:tc>
           <w:tcPr>
             <w:tcW w:type="dxa" w:w="3784"/>
           </w:tcPr>
           <w:p>
+            <w:pPr>
+              <w:spacing w:before="20" w:after="20"/>
+            </w:pPr>
             <w:r/>
             <w:r>
               <w:rPr>
@@ -2773,6 +3898,9 @@
             <w:tcW w:type="dxa" w:w="3784"/>
           </w:tcPr>
           <w:p>
+            <w:pPr>
+              <w:spacing w:before="20" w:after="20"/>
+            </w:pPr>
             <w:r/>
             <w:r>
               <w:rPr>
@@ -2789,6 +3917,9 @@
             <w:tcW w:type="dxa" w:w="3784"/>
           </w:tcPr>
           <w:p>
+            <w:pPr>
+              <w:spacing w:before="20" w:after="20"/>
+            </w:pPr>
             <w:r/>
             <w:r>
               <w:rPr>
@@ -2804,6 +3935,9 @@
             <w:tcW w:type="dxa" w:w="3784"/>
           </w:tcPr>
           <w:p>
+            <w:pPr>
+              <w:spacing w:before="20" w:after="20"/>
+            </w:pPr>
             <w:r/>
             <w:r>
               <w:rPr>
@@ -2816,11 +3950,17 @@
         </w:tc>
       </w:tr>
       <w:tr>
+        <w:trPr>
+          <w:cantSplit/>
+        </w:trPr>
         <w:tc>
           <w:tcPr>
             <w:tcW w:type="dxa" w:w="3784"/>
           </w:tcPr>
           <w:p>
+            <w:pPr>
+              <w:spacing w:before="20" w:after="20"/>
+            </w:pPr>
             <w:r/>
             <w:r>
               <w:rPr>
@@ -2837,6 +3977,9 @@
             <w:tcW w:type="dxa" w:w="3784"/>
           </w:tcPr>
           <w:p>
+            <w:pPr>
+              <w:spacing w:before="20" w:after="20"/>
+            </w:pPr>
             <w:r/>
             <w:r>
               <w:rPr>
@@ -2853,6 +3996,9 @@
             <w:tcW w:type="dxa" w:w="3784"/>
           </w:tcPr>
           <w:p>
+            <w:pPr>
+              <w:spacing w:before="20" w:after="20"/>
+            </w:pPr>
             <w:r/>
             <w:r>
               <w:rPr>
@@ -2868,6 +4014,9 @@
             <w:tcW w:type="dxa" w:w="3784"/>
           </w:tcPr>
           <w:p>
+            <w:pPr>
+              <w:spacing w:before="20" w:after="20"/>
+            </w:pPr>
             <w:r/>
             <w:r>
               <w:rPr>
@@ -2880,11 +4029,17 @@
         </w:tc>
       </w:tr>
       <w:tr>
+        <w:trPr>
+          <w:cantSplit/>
+        </w:trPr>
         <w:tc>
           <w:tcPr>
             <w:tcW w:type="dxa" w:w="3784"/>
           </w:tcPr>
           <w:p>
+            <w:pPr>
+              <w:spacing w:before="20" w:after="20"/>
+            </w:pPr>
             <w:r/>
             <w:r>
               <w:rPr>
@@ -2901,6 +4056,9 @@
             <w:tcW w:type="dxa" w:w="3784"/>
           </w:tcPr>
           <w:p>
+            <w:pPr>
+              <w:spacing w:before="20" w:after="20"/>
+            </w:pPr>
             <w:r/>
             <w:r>
               <w:rPr>
@@ -2917,6 +4075,9 @@
             <w:tcW w:type="dxa" w:w="3784"/>
           </w:tcPr>
           <w:p>
+            <w:pPr>
+              <w:spacing w:before="20" w:after="20"/>
+            </w:pPr>
             <w:r/>
             <w:r>
               <w:rPr>
@@ -2932,6 +4093,9 @@
             <w:tcW w:type="dxa" w:w="3784"/>
           </w:tcPr>
           <w:p>
+            <w:pPr>
+              <w:spacing w:before="20" w:after="20"/>
+            </w:pPr>
             <w:r/>
             <w:r>
               <w:rPr>
@@ -2989,6 +4153,9 @@
             <w:shd w:val="clear" w:color="auto" w:fill="D9D9D9"/>
           </w:tcPr>
           <w:p>
+            <w:pPr>
+              <w:spacing w:before="20" w:after="20"/>
+            </w:pPr>
             <w:r/>
             <w:r>
               <w:rPr>
@@ -3006,6 +4173,9 @@
             <w:shd w:val="clear" w:color="auto" w:fill="D9D9D9"/>
           </w:tcPr>
           <w:p>
+            <w:pPr>
+              <w:spacing w:before="20" w:after="20"/>
+            </w:pPr>
             <w:r/>
             <w:r>
               <w:rPr>
@@ -3023,6 +4193,9 @@
             <w:shd w:val="clear" w:color="auto" w:fill="D9D9D9"/>
           </w:tcPr>
           <w:p>
+            <w:pPr>
+              <w:spacing w:before="20" w:after="20"/>
+            </w:pPr>
             <w:r/>
             <w:r>
               <w:rPr>
@@ -3040,6 +4213,9 @@
             <w:shd w:val="clear" w:color="auto" w:fill="D9D9D9"/>
           </w:tcPr>
           <w:p>
+            <w:pPr>
+              <w:spacing w:before="20" w:after="20"/>
+            </w:pPr>
             <w:r/>
             <w:r>
               <w:rPr>
@@ -3053,11 +4229,17 @@
         </w:tc>
       </w:tr>
       <w:tr>
+        <w:trPr>
+          <w:cantSplit/>
+        </w:trPr>
         <w:tc>
           <w:tcPr>
             <w:tcW w:type="dxa" w:w="3784"/>
           </w:tcPr>
           <w:p>
+            <w:pPr>
+              <w:spacing w:before="20" w:after="20"/>
+            </w:pPr>
             <w:r/>
             <w:r>
               <w:rPr>
@@ -3074,6 +4256,9 @@
             <w:tcW w:type="dxa" w:w="3784"/>
           </w:tcPr>
           <w:p>
+            <w:pPr>
+              <w:spacing w:before="20" w:after="20"/>
+            </w:pPr>
             <w:r/>
             <w:r>
               <w:rPr>
@@ -3090,6 +4275,9 @@
             <w:tcW w:type="dxa" w:w="3784"/>
           </w:tcPr>
           <w:p>
+            <w:pPr>
+              <w:spacing w:before="20" w:after="20"/>
+            </w:pPr>
             <w:r/>
             <w:r>
               <w:rPr>
@@ -3106,6 +4294,9 @@
             <w:tcW w:type="dxa" w:w="3784"/>
           </w:tcPr>
           <w:p>
+            <w:pPr>
+              <w:spacing w:before="20" w:after="20"/>
+            </w:pPr>
             <w:r/>
             <w:r>
               <w:rPr>
@@ -3118,11 +4309,17 @@
         </w:tc>
       </w:tr>
       <w:tr>
+        <w:trPr>
+          <w:cantSplit/>
+        </w:trPr>
         <w:tc>
           <w:tcPr>
             <w:tcW w:type="dxa" w:w="3784"/>
           </w:tcPr>
           <w:p>
+            <w:pPr>
+              <w:spacing w:before="20" w:after="20"/>
+            </w:pPr>
             <w:r/>
             <w:r>
               <w:rPr>
@@ -3139,6 +4336,9 @@
             <w:tcW w:type="dxa" w:w="3784"/>
           </w:tcPr>
           <w:p>
+            <w:pPr>
+              <w:spacing w:before="20" w:after="20"/>
+            </w:pPr>
             <w:r/>
             <w:r>
               <w:rPr>
@@ -3155,6 +4355,9 @@
             <w:tcW w:type="dxa" w:w="3784"/>
           </w:tcPr>
           <w:p>
+            <w:pPr>
+              <w:spacing w:before="20" w:after="20"/>
+            </w:pPr>
             <w:r/>
             <w:r>
               <w:rPr>
@@ -3171,6 +4374,9 @@
             <w:tcW w:type="dxa" w:w="3784"/>
           </w:tcPr>
           <w:p>
+            <w:pPr>
+              <w:spacing w:before="20" w:after="20"/>
+            </w:pPr>
             <w:r/>
             <w:r>
               <w:rPr>
@@ -3183,11 +4389,17 @@
         </w:tc>
       </w:tr>
       <w:tr>
+        <w:trPr>
+          <w:cantSplit/>
+        </w:trPr>
         <w:tc>
           <w:tcPr>
             <w:tcW w:type="dxa" w:w="3784"/>
           </w:tcPr>
           <w:p>
+            <w:pPr>
+              <w:spacing w:before="20" w:after="20"/>
+            </w:pPr>
             <w:r/>
             <w:r>
               <w:rPr>
@@ -3204,6 +4416,9 @@
             <w:tcW w:type="dxa" w:w="3784"/>
           </w:tcPr>
           <w:p>
+            <w:pPr>
+              <w:spacing w:before="20" w:after="20"/>
+            </w:pPr>
             <w:r/>
             <w:r>
               <w:rPr>
@@ -3220,6 +4435,9 @@
             <w:tcW w:type="dxa" w:w="3784"/>
           </w:tcPr>
           <w:p>
+            <w:pPr>
+              <w:spacing w:before="20" w:after="20"/>
+            </w:pPr>
             <w:r/>
             <w:r>
               <w:rPr>
@@ -3236,6 +4454,9 @@
             <w:tcW w:type="dxa" w:w="3784"/>
           </w:tcPr>
           <w:p>
+            <w:pPr>
+              <w:spacing w:before="20" w:after="20"/>
+            </w:pPr>
             <w:r/>
             <w:r>
               <w:rPr>
@@ -3248,11 +4469,17 @@
         </w:tc>
       </w:tr>
       <w:tr>
+        <w:trPr>
+          <w:cantSplit/>
+        </w:trPr>
         <w:tc>
           <w:tcPr>
             <w:tcW w:type="dxa" w:w="3784"/>
           </w:tcPr>
           <w:p>
+            <w:pPr>
+              <w:spacing w:before="20" w:after="20"/>
+            </w:pPr>
             <w:r/>
             <w:r>
               <w:rPr>
@@ -3269,6 +4496,9 @@
             <w:tcW w:type="dxa" w:w="3784"/>
           </w:tcPr>
           <w:p>
+            <w:pPr>
+              <w:spacing w:before="20" w:after="20"/>
+            </w:pPr>
             <w:r/>
             <w:r>
               <w:rPr>
@@ -3285,6 +4515,9 @@
             <w:tcW w:type="dxa" w:w="3784"/>
           </w:tcPr>
           <w:p>
+            <w:pPr>
+              <w:spacing w:before="20" w:after="20"/>
+            </w:pPr>
             <w:r/>
             <w:r>
               <w:rPr>
@@ -3301,6 +4534,9 @@
             <w:tcW w:type="dxa" w:w="3784"/>
           </w:tcPr>
           <w:p>
+            <w:pPr>
+              <w:spacing w:before="20" w:after="20"/>
+            </w:pPr>
             <w:r/>
             <w:r>
               <w:rPr>
@@ -3313,11 +4549,17 @@
         </w:tc>
       </w:tr>
       <w:tr>
+        <w:trPr>
+          <w:cantSplit/>
+        </w:trPr>
         <w:tc>
           <w:tcPr>
             <w:tcW w:type="dxa" w:w="3784"/>
           </w:tcPr>
           <w:p>
+            <w:pPr>
+              <w:spacing w:before="20" w:after="20"/>
+            </w:pPr>
             <w:r/>
             <w:r>
               <w:rPr>
@@ -3334,6 +4576,9 @@
             <w:tcW w:type="dxa" w:w="3784"/>
           </w:tcPr>
           <w:p>
+            <w:pPr>
+              <w:spacing w:before="20" w:after="20"/>
+            </w:pPr>
             <w:r/>
             <w:r>
               <w:rPr>
@@ -3350,6 +4595,9 @@
             <w:tcW w:type="dxa" w:w="3784"/>
           </w:tcPr>
           <w:p>
+            <w:pPr>
+              <w:spacing w:before="20" w:after="20"/>
+            </w:pPr>
             <w:r/>
             <w:r>
               <w:rPr>
@@ -3366,6 +4614,9 @@
             <w:tcW w:type="dxa" w:w="3784"/>
           </w:tcPr>
           <w:p>
+            <w:pPr>
+              <w:spacing w:before="20" w:after="20"/>
+            </w:pPr>
             <w:r/>
             <w:r>
               <w:rPr>
@@ -3378,11 +4629,17 @@
         </w:tc>
       </w:tr>
       <w:tr>
+        <w:trPr>
+          <w:cantSplit/>
+        </w:trPr>
         <w:tc>
           <w:tcPr>
             <w:tcW w:type="dxa" w:w="3784"/>
           </w:tcPr>
           <w:p>
+            <w:pPr>
+              <w:spacing w:before="20" w:after="20"/>
+            </w:pPr>
             <w:r/>
             <w:r>
               <w:rPr>
@@ -3399,6 +4656,9 @@
             <w:tcW w:type="dxa" w:w="3784"/>
           </w:tcPr>
           <w:p>
+            <w:pPr>
+              <w:spacing w:before="20" w:after="20"/>
+            </w:pPr>
             <w:r/>
             <w:r>
               <w:rPr>
@@ -3415,6 +4675,9 @@
             <w:tcW w:type="dxa" w:w="3784"/>
           </w:tcPr>
           <w:p>
+            <w:pPr>
+              <w:spacing w:before="20" w:after="20"/>
+            </w:pPr>
             <w:r/>
             <w:r>
               <w:rPr>
@@ -3431,6 +4694,9 @@
             <w:tcW w:type="dxa" w:w="3784"/>
           </w:tcPr>
           <w:p>
+            <w:pPr>
+              <w:spacing w:before="20" w:after="20"/>
+            </w:pPr>
             <w:r/>
             <w:r>
               <w:rPr>
@@ -3443,11 +4709,17 @@
         </w:tc>
       </w:tr>
       <w:tr>
+        <w:trPr>
+          <w:cantSplit/>
+        </w:trPr>
         <w:tc>
           <w:tcPr>
             <w:tcW w:type="dxa" w:w="3784"/>
           </w:tcPr>
           <w:p>
+            <w:pPr>
+              <w:spacing w:before="20" w:after="20"/>
+            </w:pPr>
             <w:r/>
             <w:r>
               <w:rPr>
@@ -3464,6 +4736,9 @@
             <w:tcW w:type="dxa" w:w="3784"/>
           </w:tcPr>
           <w:p>
+            <w:pPr>
+              <w:spacing w:before="20" w:after="20"/>
+            </w:pPr>
             <w:r/>
             <w:r>
               <w:rPr>
@@ -3480,6 +4755,9 @@
             <w:tcW w:type="dxa" w:w="3784"/>
           </w:tcPr>
           <w:p>
+            <w:pPr>
+              <w:spacing w:before="20" w:after="20"/>
+            </w:pPr>
             <w:r/>
             <w:r>
               <w:rPr>
@@ -3496,6 +4774,9 @@
             <w:tcW w:type="dxa" w:w="3784"/>
           </w:tcPr>
           <w:p>
+            <w:pPr>
+              <w:spacing w:before="20" w:after="20"/>
+            </w:pPr>
             <w:r/>
             <w:r>
               <w:rPr>
@@ -3508,11 +4789,17 @@
         </w:tc>
       </w:tr>
       <w:tr>
+        <w:trPr>
+          <w:cantSplit/>
+        </w:trPr>
         <w:tc>
           <w:tcPr>
             <w:tcW w:type="dxa" w:w="3784"/>
           </w:tcPr>
           <w:p>
+            <w:pPr>
+              <w:spacing w:before="20" w:after="20"/>
+            </w:pPr>
             <w:r/>
             <w:r>
               <w:rPr>
@@ -3529,6 +4816,9 @@
             <w:tcW w:type="dxa" w:w="3784"/>
           </w:tcPr>
           <w:p>
+            <w:pPr>
+              <w:spacing w:before="20" w:after="20"/>
+            </w:pPr>
             <w:r/>
             <w:r>
               <w:rPr>
@@ -3545,6 +4835,9 @@
             <w:tcW w:type="dxa" w:w="3784"/>
           </w:tcPr>
           <w:p>
+            <w:pPr>
+              <w:spacing w:before="20" w:after="20"/>
+            </w:pPr>
             <w:r/>
             <w:r>
               <w:rPr>
@@ -3561,6 +4854,9 @@
             <w:tcW w:type="dxa" w:w="3784"/>
           </w:tcPr>
           <w:p>
+            <w:pPr>
+              <w:spacing w:before="20" w:after="20"/>
+            </w:pPr>
             <w:r/>
             <w:r>
               <w:rPr>
@@ -3573,11 +4869,17 @@
         </w:tc>
       </w:tr>
       <w:tr>
+        <w:trPr>
+          <w:cantSplit/>
+        </w:trPr>
         <w:tc>
           <w:tcPr>
             <w:tcW w:type="dxa" w:w="3784"/>
           </w:tcPr>
           <w:p>
+            <w:pPr>
+              <w:spacing w:before="20" w:after="20"/>
+            </w:pPr>
             <w:r/>
             <w:r>
               <w:rPr>
@@ -3594,6 +4896,9 @@
             <w:tcW w:type="dxa" w:w="3784"/>
           </w:tcPr>
           <w:p>
+            <w:pPr>
+              <w:spacing w:before="20" w:after="20"/>
+            </w:pPr>
             <w:r/>
             <w:r>
               <w:rPr>
@@ -3610,6 +4915,9 @@
             <w:tcW w:type="dxa" w:w="3784"/>
           </w:tcPr>
           <w:p>
+            <w:pPr>
+              <w:spacing w:before="20" w:after="20"/>
+            </w:pPr>
             <w:r/>
             <w:r>
               <w:rPr>
@@ -3626,6 +4934,9 @@
             <w:tcW w:type="dxa" w:w="3784"/>
           </w:tcPr>
           <w:p>
+            <w:pPr>
+              <w:spacing w:before="20" w:after="20"/>
+            </w:pPr>
             <w:r/>
             <w:r>
               <w:rPr>
@@ -3638,11 +4949,17 @@
         </w:tc>
       </w:tr>
       <w:tr>
+        <w:trPr>
+          <w:cantSplit/>
+        </w:trPr>
         <w:tc>
           <w:tcPr>
             <w:tcW w:type="dxa" w:w="3784"/>
           </w:tcPr>
           <w:p>
+            <w:pPr>
+              <w:spacing w:before="20" w:after="20"/>
+            </w:pPr>
             <w:r/>
             <w:r>
               <w:rPr>
@@ -3659,6 +4976,9 @@
             <w:tcW w:type="dxa" w:w="3784"/>
           </w:tcPr>
           <w:p>
+            <w:pPr>
+              <w:spacing w:before="20" w:after="20"/>
+            </w:pPr>
             <w:r/>
             <w:r>
               <w:rPr>
@@ -3675,6 +4995,9 @@
             <w:tcW w:type="dxa" w:w="3784"/>
           </w:tcPr>
           <w:p>
+            <w:pPr>
+              <w:spacing w:before="20" w:after="20"/>
+            </w:pPr>
             <w:r/>
             <w:r>
               <w:rPr>
@@ -3691,6 +5014,9 @@
             <w:tcW w:type="dxa" w:w="3784"/>
           </w:tcPr>
           <w:p>
+            <w:pPr>
+              <w:spacing w:before="20" w:after="20"/>
+            </w:pPr>
             <w:r/>
             <w:r>
               <w:rPr>
@@ -3703,11 +5029,17 @@
         </w:tc>
       </w:tr>
       <w:tr>
+        <w:trPr>
+          <w:cantSplit/>
+        </w:trPr>
         <w:tc>
           <w:tcPr>
             <w:tcW w:type="dxa" w:w="3784"/>
           </w:tcPr>
           <w:p>
+            <w:pPr>
+              <w:spacing w:before="20" w:after="20"/>
+            </w:pPr>
             <w:r/>
             <w:r>
               <w:rPr>
@@ -3724,6 +5056,9 @@
             <w:tcW w:type="dxa" w:w="3784"/>
           </w:tcPr>
           <w:p>
+            <w:pPr>
+              <w:spacing w:before="20" w:after="20"/>
+            </w:pPr>
             <w:r/>
             <w:r>
               <w:rPr>
@@ -3740,6 +5075,9 @@
             <w:tcW w:type="dxa" w:w="3784"/>
           </w:tcPr>
           <w:p>
+            <w:pPr>
+              <w:spacing w:before="20" w:after="20"/>
+            </w:pPr>
             <w:r/>
             <w:r>
               <w:rPr>
@@ -3756,6 +5094,9 @@
             <w:tcW w:type="dxa" w:w="3784"/>
           </w:tcPr>
           <w:p>
+            <w:pPr>
+              <w:spacing w:before="20" w:after="20"/>
+            </w:pPr>
             <w:r/>
             <w:r>
               <w:rPr>
@@ -3768,11 +5109,17 @@
         </w:tc>
       </w:tr>
       <w:tr>
+        <w:trPr>
+          <w:cantSplit/>
+        </w:trPr>
         <w:tc>
           <w:tcPr>
             <w:tcW w:type="dxa" w:w="3784"/>
           </w:tcPr>
           <w:p>
+            <w:pPr>
+              <w:spacing w:before="20" w:after="20"/>
+            </w:pPr>
             <w:r/>
             <w:r>
               <w:rPr>
@@ -3789,6 +5136,9 @@
             <w:tcW w:type="dxa" w:w="3784"/>
           </w:tcPr>
           <w:p>
+            <w:pPr>
+              <w:spacing w:before="20" w:after="20"/>
+            </w:pPr>
             <w:r/>
             <w:r>
               <w:rPr>
@@ -3805,6 +5155,9 @@
             <w:tcW w:type="dxa" w:w="3784"/>
           </w:tcPr>
           <w:p>
+            <w:pPr>
+              <w:spacing w:before="20" w:after="20"/>
+            </w:pPr>
             <w:r/>
             <w:r>
               <w:rPr>
@@ -3821,6 +5174,9 @@
             <w:tcW w:type="dxa" w:w="3784"/>
           </w:tcPr>
           <w:p>
+            <w:pPr>
+              <w:spacing w:before="20" w:after="20"/>
+            </w:pPr>
             <w:r/>
             <w:r>
               <w:rPr>
@@ -3833,11 +5189,17 @@
         </w:tc>
       </w:tr>
       <w:tr>
+        <w:trPr>
+          <w:cantSplit/>
+        </w:trPr>
         <w:tc>
           <w:tcPr>
             <w:tcW w:type="dxa" w:w="3784"/>
           </w:tcPr>
           <w:p>
+            <w:pPr>
+              <w:spacing w:before="20" w:after="20"/>
+            </w:pPr>
             <w:r/>
             <w:r>
               <w:rPr>
@@ -3854,6 +5216,9 @@
             <w:tcW w:type="dxa" w:w="3784"/>
           </w:tcPr>
           <w:p>
+            <w:pPr>
+              <w:spacing w:before="20" w:after="20"/>
+            </w:pPr>
             <w:r/>
             <w:r>
               <w:rPr>
@@ -3870,6 +5235,9 @@
             <w:tcW w:type="dxa" w:w="3784"/>
           </w:tcPr>
           <w:p>
+            <w:pPr>
+              <w:spacing w:before="20" w:after="20"/>
+            </w:pPr>
             <w:r/>
             <w:r>
               <w:rPr>
@@ -3886,6 +5254,9 @@
             <w:tcW w:type="dxa" w:w="3784"/>
           </w:tcPr>
           <w:p>
+            <w:pPr>
+              <w:spacing w:before="20" w:after="20"/>
+            </w:pPr>
             <w:r/>
             <w:r>
               <w:rPr>
@@ -3898,11 +5269,17 @@
         </w:tc>
       </w:tr>
       <w:tr>
+        <w:trPr>
+          <w:cantSplit/>
+        </w:trPr>
         <w:tc>
           <w:tcPr>
             <w:tcW w:type="dxa" w:w="3784"/>
           </w:tcPr>
           <w:p>
+            <w:pPr>
+              <w:spacing w:before="20" w:after="20"/>
+            </w:pPr>
             <w:r/>
             <w:r>
               <w:rPr>
@@ -3919,6 +5296,9 @@
             <w:tcW w:type="dxa" w:w="3784"/>
           </w:tcPr>
           <w:p>
+            <w:pPr>
+              <w:spacing w:before="20" w:after="20"/>
+            </w:pPr>
             <w:r/>
             <w:r>
               <w:rPr>
@@ -3935,6 +5315,9 @@
             <w:tcW w:type="dxa" w:w="3784"/>
           </w:tcPr>
           <w:p>
+            <w:pPr>
+              <w:spacing w:before="20" w:after="20"/>
+            </w:pPr>
             <w:r/>
             <w:r>
               <w:rPr>
@@ -3951,6 +5334,9 @@
             <w:tcW w:type="dxa" w:w="3784"/>
           </w:tcPr>
           <w:p>
+            <w:pPr>
+              <w:spacing w:before="20" w:after="20"/>
+            </w:pPr>
             <w:r/>
             <w:r>
               <w:rPr>
@@ -3963,11 +5349,17 @@
         </w:tc>
       </w:tr>
       <w:tr>
+        <w:trPr>
+          <w:cantSplit/>
+        </w:trPr>
         <w:tc>
           <w:tcPr>
             <w:tcW w:type="dxa" w:w="3784"/>
           </w:tcPr>
           <w:p>
+            <w:pPr>
+              <w:spacing w:before="20" w:after="20"/>
+            </w:pPr>
             <w:r/>
             <w:r>
               <w:rPr>
@@ -3984,6 +5376,9 @@
             <w:tcW w:type="dxa" w:w="3784"/>
           </w:tcPr>
           <w:p>
+            <w:pPr>
+              <w:spacing w:before="20" w:after="20"/>
+            </w:pPr>
             <w:r/>
             <w:r>
               <w:rPr>
@@ -4000,6 +5395,9 @@
             <w:tcW w:type="dxa" w:w="3784"/>
           </w:tcPr>
           <w:p>
+            <w:pPr>
+              <w:spacing w:before="20" w:after="20"/>
+            </w:pPr>
             <w:r/>
             <w:r>
               <w:rPr>
@@ -4016,6 +5414,9 @@
             <w:tcW w:type="dxa" w:w="3784"/>
           </w:tcPr>
           <w:p>
+            <w:pPr>
+              <w:spacing w:before="20" w:after="20"/>
+            </w:pPr>
             <w:r/>
             <w:r>
               <w:rPr>
@@ -4028,11 +5429,17 @@
         </w:tc>
       </w:tr>
       <w:tr>
+        <w:trPr>
+          <w:cantSplit/>
+        </w:trPr>
         <w:tc>
           <w:tcPr>
             <w:tcW w:type="dxa" w:w="3784"/>
           </w:tcPr>
           <w:p>
+            <w:pPr>
+              <w:spacing w:before="20" w:after="20"/>
+            </w:pPr>
             <w:r/>
             <w:r>
               <w:rPr>
@@ -4049,6 +5456,9 @@
             <w:tcW w:type="dxa" w:w="3784"/>
           </w:tcPr>
           <w:p>
+            <w:pPr>
+              <w:spacing w:before="20" w:after="20"/>
+            </w:pPr>
             <w:r/>
             <w:r>
               <w:rPr>
@@ -4065,6 +5475,9 @@
             <w:tcW w:type="dxa" w:w="3784"/>
           </w:tcPr>
           <w:p>
+            <w:pPr>
+              <w:spacing w:before="20" w:after="20"/>
+            </w:pPr>
             <w:r/>
             <w:r>
               <w:rPr>
@@ -4081,6 +5494,9 @@
             <w:tcW w:type="dxa" w:w="3784"/>
           </w:tcPr>
           <w:p>
+            <w:pPr>
+              <w:spacing w:before="20" w:after="20"/>
+            </w:pPr>
             <w:r/>
             <w:r>
               <w:rPr>
@@ -4093,11 +5509,17 @@
         </w:tc>
       </w:tr>
       <w:tr>
+        <w:trPr>
+          <w:cantSplit/>
+        </w:trPr>
         <w:tc>
           <w:tcPr>
             <w:tcW w:type="dxa" w:w="3784"/>
           </w:tcPr>
           <w:p>
+            <w:pPr>
+              <w:spacing w:before="20" w:after="20"/>
+            </w:pPr>
             <w:r/>
             <w:r>
               <w:rPr>
@@ -4114,6 +5536,9 @@
             <w:tcW w:type="dxa" w:w="3784"/>
           </w:tcPr>
           <w:p>
+            <w:pPr>
+              <w:spacing w:before="20" w:after="20"/>
+            </w:pPr>
             <w:r/>
             <w:r>
               <w:rPr>
@@ -4130,6 +5555,9 @@
             <w:tcW w:type="dxa" w:w="3784"/>
           </w:tcPr>
           <w:p>
+            <w:pPr>
+              <w:spacing w:before="20" w:after="20"/>
+            </w:pPr>
             <w:r/>
             <w:r>
               <w:rPr>
@@ -4146,6 +5574,9 @@
             <w:tcW w:type="dxa" w:w="3784"/>
           </w:tcPr>
           <w:p>
+            <w:pPr>
+              <w:spacing w:before="20" w:after="20"/>
+            </w:pPr>
             <w:r/>
             <w:r>
               <w:rPr>
@@ -4158,11 +5589,17 @@
         </w:tc>
       </w:tr>
       <w:tr>
+        <w:trPr>
+          <w:cantSplit/>
+        </w:trPr>
         <w:tc>
           <w:tcPr>
             <w:tcW w:type="dxa" w:w="3784"/>
           </w:tcPr>
           <w:p>
+            <w:pPr>
+              <w:spacing w:before="20" w:after="20"/>
+            </w:pPr>
             <w:r/>
             <w:r>
               <w:rPr>
@@ -4179,6 +5616,9 @@
             <w:tcW w:type="dxa" w:w="3784"/>
           </w:tcPr>
           <w:p>
+            <w:pPr>
+              <w:spacing w:before="20" w:after="20"/>
+            </w:pPr>
             <w:r/>
             <w:r>
               <w:rPr>
@@ -4195,6 +5635,9 @@
             <w:tcW w:type="dxa" w:w="3784"/>
           </w:tcPr>
           <w:p>
+            <w:pPr>
+              <w:spacing w:before="20" w:after="20"/>
+            </w:pPr>
             <w:r/>
             <w:r>
               <w:rPr>
@@ -4211,6 +5654,9 @@
             <w:tcW w:type="dxa" w:w="3784"/>
           </w:tcPr>
           <w:p>
+            <w:pPr>
+              <w:spacing w:before="20" w:after="20"/>
+            </w:pPr>
             <w:r/>
             <w:r>
               <w:rPr>
@@ -4223,11 +5669,17 @@
         </w:tc>
       </w:tr>
       <w:tr>
+        <w:trPr>
+          <w:cantSplit/>
+        </w:trPr>
         <w:tc>
           <w:tcPr>
             <w:tcW w:type="dxa" w:w="3784"/>
           </w:tcPr>
           <w:p>
+            <w:pPr>
+              <w:spacing w:before="20" w:after="20"/>
+            </w:pPr>
             <w:r/>
             <w:r>
               <w:rPr>
@@ -4244,6 +5696,9 @@
             <w:tcW w:type="dxa" w:w="3784"/>
           </w:tcPr>
           <w:p>
+            <w:pPr>
+              <w:spacing w:before="20" w:after="20"/>
+            </w:pPr>
             <w:r/>
             <w:r>
               <w:rPr>
@@ -4260,6 +5715,9 @@
             <w:tcW w:type="dxa" w:w="3784"/>
           </w:tcPr>
           <w:p>
+            <w:pPr>
+              <w:spacing w:before="20" w:after="20"/>
+            </w:pPr>
             <w:r/>
             <w:r>
               <w:rPr>
@@ -4276,6 +5734,9 @@
             <w:tcW w:type="dxa" w:w="3784"/>
           </w:tcPr>
           <w:p>
+            <w:pPr>
+              <w:spacing w:before="20" w:after="20"/>
+            </w:pPr>
             <w:r/>
             <w:r>
               <w:rPr>
@@ -4288,11 +5749,17 @@
         </w:tc>
       </w:tr>
       <w:tr>
+        <w:trPr>
+          <w:cantSplit/>
+        </w:trPr>
         <w:tc>
           <w:tcPr>
             <w:tcW w:type="dxa" w:w="3784"/>
           </w:tcPr>
           <w:p>
+            <w:pPr>
+              <w:spacing w:before="20" w:after="20"/>
+            </w:pPr>
             <w:r/>
             <w:r>
               <w:rPr>
@@ -4309,6 +5776,9 @@
             <w:tcW w:type="dxa" w:w="3784"/>
           </w:tcPr>
           <w:p>
+            <w:pPr>
+              <w:spacing w:before="20" w:after="20"/>
+            </w:pPr>
             <w:r/>
             <w:r>
               <w:rPr>
@@ -4325,6 +5795,9 @@
             <w:tcW w:type="dxa" w:w="3784"/>
           </w:tcPr>
           <w:p>
+            <w:pPr>
+              <w:spacing w:before="20" w:after="20"/>
+            </w:pPr>
             <w:r/>
             <w:r>
               <w:rPr>
@@ -4341,6 +5814,9 @@
             <w:tcW w:type="dxa" w:w="3784"/>
           </w:tcPr>
           <w:p>
+            <w:pPr>
+              <w:spacing w:before="20" w:after="20"/>
+            </w:pPr>
             <w:r/>
             <w:r>
               <w:rPr>
@@ -4353,11 +5829,17 @@
         </w:tc>
       </w:tr>
       <w:tr>
+        <w:trPr>
+          <w:cantSplit/>
+        </w:trPr>
         <w:tc>
           <w:tcPr>
             <w:tcW w:type="dxa" w:w="3784"/>
           </w:tcPr>
           <w:p>
+            <w:pPr>
+              <w:spacing w:before="20" w:after="20"/>
+            </w:pPr>
             <w:r/>
             <w:r>
               <w:rPr>
@@ -4374,6 +5856,9 @@
             <w:tcW w:type="dxa" w:w="3784"/>
           </w:tcPr>
           <w:p>
+            <w:pPr>
+              <w:spacing w:before="20" w:after="20"/>
+            </w:pPr>
             <w:r/>
             <w:r>
               <w:rPr>
@@ -4390,6 +5875,9 @@
             <w:tcW w:type="dxa" w:w="3784"/>
           </w:tcPr>
           <w:p>
+            <w:pPr>
+              <w:spacing w:before="20" w:after="20"/>
+            </w:pPr>
             <w:r/>
             <w:r>
               <w:rPr>
@@ -4406,6 +5894,9 @@
             <w:tcW w:type="dxa" w:w="3784"/>
           </w:tcPr>
           <w:p>
+            <w:pPr>
+              <w:spacing w:before="20" w:after="20"/>
+            </w:pPr>
             <w:r/>
             <w:r>
               <w:rPr>
@@ -4418,11 +5909,17 @@
         </w:tc>
       </w:tr>
       <w:tr>
+        <w:trPr>
+          <w:cantSplit/>
+        </w:trPr>
         <w:tc>
           <w:tcPr>
             <w:tcW w:type="dxa" w:w="3784"/>
           </w:tcPr>
           <w:p>
+            <w:pPr>
+              <w:spacing w:before="20" w:after="20"/>
+            </w:pPr>
             <w:r/>
             <w:r>
               <w:rPr>
@@ -4439,6 +5936,9 @@
             <w:tcW w:type="dxa" w:w="3784"/>
           </w:tcPr>
           <w:p>
+            <w:pPr>
+              <w:spacing w:before="20" w:after="20"/>
+            </w:pPr>
             <w:r/>
             <w:r>
               <w:rPr>
@@ -4455,6 +5955,9 @@
             <w:tcW w:type="dxa" w:w="3784"/>
           </w:tcPr>
           <w:p>
+            <w:pPr>
+              <w:spacing w:before="20" w:after="20"/>
+            </w:pPr>
             <w:r/>
             <w:r>
               <w:rPr>
@@ -4471,6 +5974,9 @@
             <w:tcW w:type="dxa" w:w="3784"/>
           </w:tcPr>
           <w:p>
+            <w:pPr>
+              <w:spacing w:before="20" w:after="20"/>
+            </w:pPr>
             <w:r/>
             <w:r>
               <w:rPr>
@@ -4483,11 +5989,17 @@
         </w:tc>
       </w:tr>
       <w:tr>
+        <w:trPr>
+          <w:cantSplit/>
+        </w:trPr>
         <w:tc>
           <w:tcPr>
             <w:tcW w:type="dxa" w:w="3784"/>
           </w:tcPr>
           <w:p>
+            <w:pPr>
+              <w:spacing w:before="20" w:after="20"/>
+            </w:pPr>
             <w:r/>
             <w:r>
               <w:rPr>
@@ -4504,6 +6016,9 @@
             <w:tcW w:type="dxa" w:w="3784"/>
           </w:tcPr>
           <w:p>
+            <w:pPr>
+              <w:spacing w:before="20" w:after="20"/>
+            </w:pPr>
             <w:r/>
             <w:r>
               <w:rPr>
@@ -4520,6 +6035,9 @@
             <w:tcW w:type="dxa" w:w="3784"/>
           </w:tcPr>
           <w:p>
+            <w:pPr>
+              <w:spacing w:before="20" w:after="20"/>
+            </w:pPr>
             <w:r/>
             <w:r>
               <w:rPr>
@@ -4536,6 +6054,9 @@
             <w:tcW w:type="dxa" w:w="3784"/>
           </w:tcPr>
           <w:p>
+            <w:pPr>
+              <w:spacing w:before="20" w:after="20"/>
+            </w:pPr>
             <w:r/>
             <w:r>
               <w:rPr>
@@ -4548,11 +6069,17 @@
         </w:tc>
       </w:tr>
       <w:tr>
+        <w:trPr>
+          <w:cantSplit/>
+        </w:trPr>
         <w:tc>
           <w:tcPr>
             <w:tcW w:type="dxa" w:w="3784"/>
           </w:tcPr>
           <w:p>
+            <w:pPr>
+              <w:spacing w:before="20" w:after="20"/>
+            </w:pPr>
             <w:r/>
             <w:r>
               <w:rPr>
@@ -4569,6 +6096,9 @@
             <w:tcW w:type="dxa" w:w="3784"/>
           </w:tcPr>
           <w:p>
+            <w:pPr>
+              <w:spacing w:before="20" w:after="20"/>
+            </w:pPr>
             <w:r/>
             <w:r>
               <w:rPr>
@@ -4585,6 +6115,9 @@
             <w:tcW w:type="dxa" w:w="3784"/>
           </w:tcPr>
           <w:p>
+            <w:pPr>
+              <w:spacing w:before="20" w:after="20"/>
+            </w:pPr>
             <w:r/>
             <w:r>
               <w:rPr>
@@ -4601,6 +6134,9 @@
             <w:tcW w:type="dxa" w:w="3784"/>
           </w:tcPr>
           <w:p>
+            <w:pPr>
+              <w:spacing w:before="20" w:after="20"/>
+            </w:pPr>
             <w:r/>
             <w:r>
               <w:rPr>
@@ -4613,11 +6149,17 @@
         </w:tc>
       </w:tr>
       <w:tr>
+        <w:trPr>
+          <w:cantSplit/>
+        </w:trPr>
         <w:tc>
           <w:tcPr>
             <w:tcW w:type="dxa" w:w="3784"/>
           </w:tcPr>
           <w:p>
+            <w:pPr>
+              <w:spacing w:before="20" w:after="20"/>
+            </w:pPr>
             <w:r/>
             <w:r>
               <w:rPr>
@@ -4634,6 +6176,9 @@
             <w:tcW w:type="dxa" w:w="3784"/>
           </w:tcPr>
           <w:p>
+            <w:pPr>
+              <w:spacing w:before="20" w:after="20"/>
+            </w:pPr>
             <w:r/>
             <w:r>
               <w:rPr>
@@ -4650,6 +6195,9 @@
             <w:tcW w:type="dxa" w:w="3784"/>
           </w:tcPr>
           <w:p>
+            <w:pPr>
+              <w:spacing w:before="20" w:after="20"/>
+            </w:pPr>
             <w:r/>
             <w:r>
               <w:rPr>
@@ -4666,6 +6214,9 @@
             <w:tcW w:type="dxa" w:w="3784"/>
           </w:tcPr>
           <w:p>
+            <w:pPr>
+              <w:spacing w:before="20" w:after="20"/>
+            </w:pPr>
             <w:r/>
             <w:r>
               <w:rPr>
@@ -4678,11 +6229,17 @@
         </w:tc>
       </w:tr>
       <w:tr>
+        <w:trPr>
+          <w:cantSplit/>
+        </w:trPr>
         <w:tc>
           <w:tcPr>
             <w:tcW w:type="dxa" w:w="3784"/>
           </w:tcPr>
           <w:p>
+            <w:pPr>
+              <w:spacing w:before="20" w:after="20"/>
+            </w:pPr>
             <w:r/>
             <w:r>
               <w:rPr>
@@ -4699,6 +6256,9 @@
             <w:tcW w:type="dxa" w:w="3784"/>
           </w:tcPr>
           <w:p>
+            <w:pPr>
+              <w:spacing w:before="20" w:after="20"/>
+            </w:pPr>
             <w:r/>
             <w:r>
               <w:rPr>
@@ -4715,6 +6275,9 @@
             <w:tcW w:type="dxa" w:w="3784"/>
           </w:tcPr>
           <w:p>
+            <w:pPr>
+              <w:spacing w:before="20" w:after="20"/>
+            </w:pPr>
             <w:r/>
             <w:r>
               <w:rPr>
@@ -4731,6 +6294,9 @@
             <w:tcW w:type="dxa" w:w="3784"/>
           </w:tcPr>
           <w:p>
+            <w:pPr>
+              <w:spacing w:before="20" w:after="20"/>
+            </w:pPr>
             <w:r/>
             <w:r>
               <w:rPr>
@@ -4743,11 +6309,17 @@
         </w:tc>
       </w:tr>
       <w:tr>
+        <w:trPr>
+          <w:cantSplit/>
+        </w:trPr>
         <w:tc>
           <w:tcPr>
             <w:tcW w:type="dxa" w:w="3784"/>
           </w:tcPr>
           <w:p>
+            <w:pPr>
+              <w:spacing w:before="20" w:after="20"/>
+            </w:pPr>
             <w:r/>
             <w:r>
               <w:rPr>
@@ -4764,6 +6336,9 @@
             <w:tcW w:type="dxa" w:w="3784"/>
           </w:tcPr>
           <w:p>
+            <w:pPr>
+              <w:spacing w:before="20" w:after="20"/>
+            </w:pPr>
             <w:r/>
             <w:r>
               <w:rPr>
@@ -4780,6 +6355,9 @@
             <w:tcW w:type="dxa" w:w="3784"/>
           </w:tcPr>
           <w:p>
+            <w:pPr>
+              <w:spacing w:before="20" w:after="20"/>
+            </w:pPr>
             <w:r/>
             <w:r>
               <w:rPr>
@@ -4796,6 +6374,9 @@
             <w:tcW w:type="dxa" w:w="3784"/>
           </w:tcPr>
           <w:p>
+            <w:pPr>
+              <w:spacing w:before="20" w:after="20"/>
+            </w:pPr>
             <w:r/>
             <w:r>
               <w:rPr>
@@ -4808,11 +6389,17 @@
         </w:tc>
       </w:tr>
       <w:tr>
+        <w:trPr>
+          <w:cantSplit/>
+        </w:trPr>
         <w:tc>
           <w:tcPr>
             <w:tcW w:type="dxa" w:w="3784"/>
           </w:tcPr>
           <w:p>
+            <w:pPr>
+              <w:spacing w:before="20" w:after="20"/>
+            </w:pPr>
             <w:r/>
             <w:r>
               <w:rPr>
@@ -4829,6 +6416,9 @@
             <w:tcW w:type="dxa" w:w="3784"/>
           </w:tcPr>
           <w:p>
+            <w:pPr>
+              <w:spacing w:before="20" w:after="20"/>
+            </w:pPr>
             <w:r/>
             <w:r>
               <w:rPr>
@@ -4845,6 +6435,9 @@
             <w:tcW w:type="dxa" w:w="3784"/>
           </w:tcPr>
           <w:p>
+            <w:pPr>
+              <w:spacing w:before="20" w:after="20"/>
+            </w:pPr>
             <w:r/>
             <w:r>
               <w:rPr>
@@ -4861,6 +6454,9 @@
             <w:tcW w:type="dxa" w:w="3784"/>
           </w:tcPr>
           <w:p>
+            <w:pPr>
+              <w:spacing w:before="20" w:after="20"/>
+            </w:pPr>
             <w:r/>
             <w:r>
               <w:rPr>
@@ -4873,11 +6469,17 @@
         </w:tc>
       </w:tr>
       <w:tr>
+        <w:trPr>
+          <w:cantSplit/>
+        </w:trPr>
         <w:tc>
           <w:tcPr>
             <w:tcW w:type="dxa" w:w="3784"/>
           </w:tcPr>
           <w:p>
+            <w:pPr>
+              <w:spacing w:before="20" w:after="20"/>
+            </w:pPr>
             <w:r/>
             <w:r>
               <w:rPr>
@@ -4894,6 +6496,9 @@
             <w:tcW w:type="dxa" w:w="3784"/>
           </w:tcPr>
           <w:p>
+            <w:pPr>
+              <w:spacing w:before="20" w:after="20"/>
+            </w:pPr>
             <w:r/>
             <w:r>
               <w:rPr>
@@ -4910,6 +6515,9 @@
             <w:tcW w:type="dxa" w:w="3784"/>
           </w:tcPr>
           <w:p>
+            <w:pPr>
+              <w:spacing w:before="20" w:after="20"/>
+            </w:pPr>
             <w:r/>
             <w:r>
               <w:rPr>
@@ -4926,6 +6534,9 @@
             <w:tcW w:type="dxa" w:w="3784"/>
           </w:tcPr>
           <w:p>
+            <w:pPr>
+              <w:spacing w:before="20" w:after="20"/>
+            </w:pPr>
             <w:r/>
             <w:r>
               <w:rPr>
@@ -4938,11 +6549,17 @@
         </w:tc>
       </w:tr>
       <w:tr>
+        <w:trPr>
+          <w:cantSplit/>
+        </w:trPr>
         <w:tc>
           <w:tcPr>
             <w:tcW w:type="dxa" w:w="3784"/>
           </w:tcPr>
           <w:p>
+            <w:pPr>
+              <w:spacing w:before="20" w:after="20"/>
+            </w:pPr>
             <w:r/>
             <w:r>
               <w:rPr>
@@ -4959,6 +6576,9 @@
             <w:tcW w:type="dxa" w:w="3784"/>
           </w:tcPr>
           <w:p>
+            <w:pPr>
+              <w:spacing w:before="20" w:after="20"/>
+            </w:pPr>
             <w:r/>
             <w:r>
               <w:rPr>
@@ -4975,6 +6595,9 @@
             <w:tcW w:type="dxa" w:w="3784"/>
           </w:tcPr>
           <w:p>
+            <w:pPr>
+              <w:spacing w:before="20" w:after="20"/>
+            </w:pPr>
             <w:r/>
             <w:r>
               <w:rPr>
@@ -4991,6 +6614,9 @@
             <w:tcW w:type="dxa" w:w="3784"/>
           </w:tcPr>
           <w:p>
+            <w:pPr>
+              <w:spacing w:before="20" w:after="20"/>
+            </w:pPr>
             <w:r/>
             <w:r>
               <w:rPr>
@@ -5003,11 +6629,17 @@
         </w:tc>
       </w:tr>
       <w:tr>
+        <w:trPr>
+          <w:cantSplit/>
+        </w:trPr>
         <w:tc>
           <w:tcPr>
             <w:tcW w:type="dxa" w:w="3784"/>
           </w:tcPr>
           <w:p>
+            <w:pPr>
+              <w:spacing w:before="20" w:after="20"/>
+            </w:pPr>
             <w:r/>
             <w:r>
               <w:rPr>
@@ -5024,6 +6656,9 @@
             <w:tcW w:type="dxa" w:w="3784"/>
           </w:tcPr>
           <w:p>
+            <w:pPr>
+              <w:spacing w:before="20" w:after="20"/>
+            </w:pPr>
             <w:r/>
             <w:r>
               <w:rPr>
@@ -5040,6 +6675,9 @@
             <w:tcW w:type="dxa" w:w="3784"/>
           </w:tcPr>
           <w:p>
+            <w:pPr>
+              <w:spacing w:before="20" w:after="20"/>
+            </w:pPr>
             <w:r/>
             <w:r>
               <w:rPr>
@@ -5056,6 +6694,9 @@
             <w:tcW w:type="dxa" w:w="3784"/>
           </w:tcPr>
           <w:p>
+            <w:pPr>
+              <w:spacing w:before="20" w:after="20"/>
+            </w:pPr>
             <w:r/>
             <w:r>
               <w:rPr>
@@ -5112,6 +6753,9 @@
             <w:shd w:val="clear" w:color="auto" w:fill="D9D9D9"/>
           </w:tcPr>
           <w:p>
+            <w:pPr>
+              <w:spacing w:before="20" w:after="20"/>
+            </w:pPr>
             <w:r/>
             <w:r>
               <w:rPr>
@@ -5129,6 +6773,9 @@
             <w:shd w:val="clear" w:color="auto" w:fill="D9D9D9"/>
           </w:tcPr>
           <w:p>
+            <w:pPr>
+              <w:spacing w:before="20" w:after="20"/>
+            </w:pPr>
             <w:r/>
             <w:r>
               <w:rPr>
@@ -5146,6 +6793,9 @@
             <w:shd w:val="clear" w:color="auto" w:fill="D9D9D9"/>
           </w:tcPr>
           <w:p>
+            <w:pPr>
+              <w:spacing w:before="20" w:after="20"/>
+            </w:pPr>
             <w:r/>
             <w:r>
               <w:rPr>
@@ -5159,11 +6809,17 @@
         </w:tc>
       </w:tr>
       <w:tr>
+        <w:trPr>
+          <w:cantSplit/>
+        </w:trPr>
         <w:tc>
           <w:tcPr>
             <w:tcW w:type="dxa" w:w="5046"/>
           </w:tcPr>
           <w:p>
+            <w:pPr>
+              <w:spacing w:before="20" w:after="20"/>
+            </w:pPr>
             <w:r/>
             <w:r>
               <w:rPr>
@@ -5180,6 +6836,9 @@
             <w:tcW w:type="dxa" w:w="5046"/>
           </w:tcPr>
           <w:p>
+            <w:pPr>
+              <w:spacing w:before="20" w:after="20"/>
+            </w:pPr>
             <w:r/>
             <w:r>
               <w:rPr>
@@ -5196,6 +6855,9 @@
             <w:tcW w:type="dxa" w:w="5046"/>
           </w:tcPr>
           <w:p>
+            <w:pPr>
+              <w:spacing w:before="20" w:after="20"/>
+            </w:pPr>
             <w:r/>
             <w:r>
               <w:rPr>
@@ -5208,11 +6870,17 @@
         </w:tc>
       </w:tr>
       <w:tr>
+        <w:trPr>
+          <w:cantSplit/>
+        </w:trPr>
         <w:tc>
           <w:tcPr>
             <w:tcW w:type="dxa" w:w="5046"/>
           </w:tcPr>
           <w:p>
+            <w:pPr>
+              <w:spacing w:before="20" w:after="20"/>
+            </w:pPr>
             <w:r/>
             <w:r>
               <w:rPr>
@@ -5229,6 +6897,9 @@
             <w:tcW w:type="dxa" w:w="5046"/>
           </w:tcPr>
           <w:p>
+            <w:pPr>
+              <w:spacing w:before="20" w:after="20"/>
+            </w:pPr>
             <w:r/>
             <w:r>
               <w:rPr>
@@ -5245,6 +6916,9 @@
             <w:tcW w:type="dxa" w:w="5046"/>
           </w:tcPr>
           <w:p>
+            <w:pPr>
+              <w:spacing w:before="20" w:after="20"/>
+            </w:pPr>
             <w:r/>
             <w:r>
               <w:rPr>
@@ -5257,11 +6931,17 @@
         </w:tc>
       </w:tr>
       <w:tr>
+        <w:trPr>
+          <w:cantSplit/>
+        </w:trPr>
         <w:tc>
           <w:tcPr>
             <w:tcW w:type="dxa" w:w="5046"/>
           </w:tcPr>
           <w:p>
+            <w:pPr>
+              <w:spacing w:before="20" w:after="20"/>
+            </w:pPr>
             <w:r/>
             <w:r>
               <w:rPr>
@@ -5278,6 +6958,9 @@
             <w:tcW w:type="dxa" w:w="5046"/>
           </w:tcPr>
           <w:p>
+            <w:pPr>
+              <w:spacing w:before="20" w:after="20"/>
+            </w:pPr>
             <w:r/>
             <w:r>
               <w:rPr>
@@ -5294,6 +6977,9 @@
             <w:tcW w:type="dxa" w:w="5046"/>
           </w:tcPr>
           <w:p>
+            <w:pPr>
+              <w:spacing w:before="20" w:after="20"/>
+            </w:pPr>
             <w:r/>
             <w:r>
               <w:rPr>
@@ -5306,11 +6992,17 @@
         </w:tc>
       </w:tr>
       <w:tr>
+        <w:trPr>
+          <w:cantSplit/>
+        </w:trPr>
         <w:tc>
           <w:tcPr>
             <w:tcW w:type="dxa" w:w="5046"/>
           </w:tcPr>
           <w:p>
+            <w:pPr>
+              <w:spacing w:before="20" w:after="20"/>
+            </w:pPr>
             <w:r/>
             <w:r>
               <w:rPr>
@@ -5327,6 +7019,9 @@
             <w:tcW w:type="dxa" w:w="5046"/>
           </w:tcPr>
           <w:p>
+            <w:pPr>
+              <w:spacing w:before="20" w:after="20"/>
+            </w:pPr>
             <w:r/>
             <w:r>
               <w:rPr>
@@ -5343,6 +7038,9 @@
             <w:tcW w:type="dxa" w:w="5046"/>
           </w:tcPr>
           <w:p>
+            <w:pPr>
+              <w:spacing w:before="20" w:after="20"/>
+            </w:pPr>
             <w:r/>
             <w:r>
               <w:rPr>
@@ -5355,11 +7053,17 @@
         </w:tc>
       </w:tr>
       <w:tr>
+        <w:trPr>
+          <w:cantSplit/>
+        </w:trPr>
         <w:tc>
           <w:tcPr>
             <w:tcW w:type="dxa" w:w="5046"/>
           </w:tcPr>
           <w:p>
+            <w:pPr>
+              <w:spacing w:before="20" w:after="20"/>
+            </w:pPr>
             <w:r/>
             <w:r>
               <w:rPr>
@@ -5376,6 +7080,9 @@
             <w:tcW w:type="dxa" w:w="5046"/>
           </w:tcPr>
           <w:p>
+            <w:pPr>
+              <w:spacing w:before="20" w:after="20"/>
+            </w:pPr>
             <w:r/>
             <w:r>
               <w:rPr>
@@ -5392,6 +7099,9 @@
             <w:tcW w:type="dxa" w:w="5046"/>
           </w:tcPr>
           <w:p>
+            <w:pPr>
+              <w:spacing w:before="20" w:after="20"/>
+            </w:pPr>
             <w:r/>
             <w:r>
               <w:rPr>
@@ -5404,11 +7114,17 @@
         </w:tc>
       </w:tr>
       <w:tr>
+        <w:trPr>
+          <w:cantSplit/>
+        </w:trPr>
         <w:tc>
           <w:tcPr>
             <w:tcW w:type="dxa" w:w="5046"/>
           </w:tcPr>
           <w:p>
+            <w:pPr>
+              <w:spacing w:before="20" w:after="20"/>
+            </w:pPr>
             <w:r/>
             <w:r>
               <w:rPr>
@@ -5425,6 +7141,9 @@
             <w:tcW w:type="dxa" w:w="5046"/>
           </w:tcPr>
           <w:p>
+            <w:pPr>
+              <w:spacing w:before="20" w:after="20"/>
+            </w:pPr>
             <w:r/>
             <w:r>
               <w:rPr>
@@ -5441,6 +7160,9 @@
             <w:tcW w:type="dxa" w:w="5046"/>
           </w:tcPr>
           <w:p>
+            <w:pPr>
+              <w:spacing w:before="20" w:after="20"/>
+            </w:pPr>
             <w:r/>
             <w:r>
               <w:rPr>
@@ -5453,11 +7175,17 @@
         </w:tc>
       </w:tr>
       <w:tr>
+        <w:trPr>
+          <w:cantSplit/>
+        </w:trPr>
         <w:tc>
           <w:tcPr>
             <w:tcW w:type="dxa" w:w="5046"/>
           </w:tcPr>
           <w:p>
+            <w:pPr>
+              <w:spacing w:before="20" w:after="20"/>
+            </w:pPr>
             <w:r/>
             <w:r>
               <w:rPr>
@@ -5474,6 +7202,9 @@
             <w:tcW w:type="dxa" w:w="5046"/>
           </w:tcPr>
           <w:p>
+            <w:pPr>
+              <w:spacing w:before="20" w:after="20"/>
+            </w:pPr>
             <w:r/>
             <w:r>
               <w:rPr>
@@ -5490,6 +7221,9 @@
             <w:tcW w:type="dxa" w:w="5046"/>
           </w:tcPr>
           <w:p>
+            <w:pPr>
+              <w:spacing w:before="20" w:after="20"/>
+            </w:pPr>
             <w:r/>
             <w:r>
               <w:rPr>
@@ -5502,11 +7236,17 @@
         </w:tc>
       </w:tr>
       <w:tr>
+        <w:trPr>
+          <w:cantSplit/>
+        </w:trPr>
         <w:tc>
           <w:tcPr>
             <w:tcW w:type="dxa" w:w="5046"/>
           </w:tcPr>
           <w:p>
+            <w:pPr>
+              <w:spacing w:before="20" w:after="20"/>
+            </w:pPr>
             <w:r/>
             <w:r>
               <w:rPr>
@@ -5523,6 +7263,9 @@
             <w:tcW w:type="dxa" w:w="5046"/>
           </w:tcPr>
           <w:p>
+            <w:pPr>
+              <w:spacing w:before="20" w:after="20"/>
+            </w:pPr>
             <w:r/>
             <w:r>
               <w:rPr>
@@ -5539,6 +7282,9 @@
             <w:tcW w:type="dxa" w:w="5046"/>
           </w:tcPr>
           <w:p>
+            <w:pPr>
+              <w:spacing w:before="20" w:after="20"/>
+            </w:pPr>
             <w:r/>
             <w:r>
               <w:rPr>
@@ -5551,11 +7297,17 @@
         </w:tc>
       </w:tr>
       <w:tr>
+        <w:trPr>
+          <w:cantSplit/>
+        </w:trPr>
         <w:tc>
           <w:tcPr>
             <w:tcW w:type="dxa" w:w="5046"/>
           </w:tcPr>
           <w:p>
+            <w:pPr>
+              <w:spacing w:before="20" w:after="20"/>
+            </w:pPr>
             <w:r/>
             <w:r>
               <w:rPr>
@@ -5572,6 +7324,9 @@
             <w:tcW w:type="dxa" w:w="5046"/>
           </w:tcPr>
           <w:p>
+            <w:pPr>
+              <w:spacing w:before="20" w:after="20"/>
+            </w:pPr>
             <w:r/>
             <w:r>
               <w:rPr>
@@ -5588,6 +7343,9 @@
             <w:tcW w:type="dxa" w:w="5046"/>
           </w:tcPr>
           <w:p>
+            <w:pPr>
+              <w:spacing w:before="20" w:after="20"/>
+            </w:pPr>
             <w:r/>
             <w:r>
               <w:rPr>
@@ -5600,11 +7358,17 @@
         </w:tc>
       </w:tr>
       <w:tr>
+        <w:trPr>
+          <w:cantSplit/>
+        </w:trPr>
         <w:tc>
           <w:tcPr>
             <w:tcW w:type="dxa" w:w="5046"/>
           </w:tcPr>
           <w:p>
+            <w:pPr>
+              <w:spacing w:before="20" w:after="20"/>
+            </w:pPr>
             <w:r/>
             <w:r>
               <w:rPr>
@@ -5621,6 +7385,9 @@
             <w:tcW w:type="dxa" w:w="5046"/>
           </w:tcPr>
           <w:p>
+            <w:pPr>
+              <w:spacing w:before="20" w:after="20"/>
+            </w:pPr>
             <w:r/>
             <w:r>
               <w:rPr>
@@ -5637,6 +7404,9 @@
             <w:tcW w:type="dxa" w:w="5046"/>
           </w:tcPr>
           <w:p>
+            <w:pPr>
+              <w:spacing w:before="20" w:after="20"/>
+            </w:pPr>
             <w:r/>
             <w:r>
               <w:rPr>
@@ -5649,11 +7419,17 @@
         </w:tc>
       </w:tr>
       <w:tr>
+        <w:trPr>
+          <w:cantSplit/>
+        </w:trPr>
         <w:tc>
           <w:tcPr>
             <w:tcW w:type="dxa" w:w="5046"/>
           </w:tcPr>
           <w:p>
+            <w:pPr>
+              <w:spacing w:before="20" w:after="20"/>
+            </w:pPr>
             <w:r/>
             <w:r>
               <w:rPr>
@@ -5670,6 +7446,9 @@
             <w:tcW w:type="dxa" w:w="5046"/>
           </w:tcPr>
           <w:p>
+            <w:pPr>
+              <w:spacing w:before="20" w:after="20"/>
+            </w:pPr>
             <w:r/>
             <w:r>
               <w:rPr>
@@ -5686,6 +7465,9 @@
             <w:tcW w:type="dxa" w:w="5046"/>
           </w:tcPr>
           <w:p>
+            <w:pPr>
+              <w:spacing w:before="20" w:after="20"/>
+            </w:pPr>
             <w:r/>
             <w:r>
               <w:rPr>
@@ -5698,11 +7480,17 @@
         </w:tc>
       </w:tr>
       <w:tr>
+        <w:trPr>
+          <w:cantSplit/>
+        </w:trPr>
         <w:tc>
           <w:tcPr>
             <w:tcW w:type="dxa" w:w="5046"/>
           </w:tcPr>
           <w:p>
+            <w:pPr>
+              <w:spacing w:before="20" w:after="20"/>
+            </w:pPr>
             <w:r/>
             <w:r>
               <w:rPr>
@@ -5719,6 +7507,9 @@
             <w:tcW w:type="dxa" w:w="5046"/>
           </w:tcPr>
           <w:p>
+            <w:pPr>
+              <w:spacing w:before="20" w:after="20"/>
+            </w:pPr>
             <w:r/>
             <w:r>
               <w:rPr>
@@ -5735,6 +7526,9 @@
             <w:tcW w:type="dxa" w:w="5046"/>
           </w:tcPr>
           <w:p>
+            <w:pPr>
+              <w:spacing w:before="20" w:after="20"/>
+            </w:pPr>
             <w:r/>
             <w:r>
               <w:rPr>
@@ -5747,11 +7541,17 @@
         </w:tc>
       </w:tr>
       <w:tr>
+        <w:trPr>
+          <w:cantSplit/>
+        </w:trPr>
         <w:tc>
           <w:tcPr>
             <w:tcW w:type="dxa" w:w="5046"/>
           </w:tcPr>
           <w:p>
+            <w:pPr>
+              <w:spacing w:before="20" w:after="20"/>
+            </w:pPr>
             <w:r/>
             <w:r>
               <w:rPr>
@@ -5768,6 +7568,9 @@
             <w:tcW w:type="dxa" w:w="5046"/>
           </w:tcPr>
           <w:p>
+            <w:pPr>
+              <w:spacing w:before="20" w:after="20"/>
+            </w:pPr>
             <w:r/>
             <w:r>
               <w:rPr>
@@ -5784,6 +7587,9 @@
             <w:tcW w:type="dxa" w:w="5046"/>
           </w:tcPr>
           <w:p>
+            <w:pPr>
+              <w:spacing w:before="20" w:after="20"/>
+            </w:pPr>
             <w:r/>
             <w:r>
               <w:rPr>
@@ -5796,11 +7602,17 @@
         </w:tc>
       </w:tr>
       <w:tr>
+        <w:trPr>
+          <w:cantSplit/>
+        </w:trPr>
         <w:tc>
           <w:tcPr>
             <w:tcW w:type="dxa" w:w="5046"/>
           </w:tcPr>
           <w:p>
+            <w:pPr>
+              <w:spacing w:before="20" w:after="20"/>
+            </w:pPr>
             <w:r/>
             <w:r>
               <w:rPr>
@@ -5817,6 +7629,9 @@
             <w:tcW w:type="dxa" w:w="5046"/>
           </w:tcPr>
           <w:p>
+            <w:pPr>
+              <w:spacing w:before="20" w:after="20"/>
+            </w:pPr>
             <w:r/>
             <w:r>
               <w:rPr>
@@ -5833,6 +7648,9 @@
             <w:tcW w:type="dxa" w:w="5046"/>
           </w:tcPr>
           <w:p>
+            <w:pPr>
+              <w:spacing w:before="20" w:after="20"/>
+            </w:pPr>
             <w:r/>
             <w:r>
               <w:rPr>
@@ -5845,11 +7663,17 @@
         </w:tc>
       </w:tr>
       <w:tr>
+        <w:trPr>
+          <w:cantSplit/>
+        </w:trPr>
         <w:tc>
           <w:tcPr>
             <w:tcW w:type="dxa" w:w="5046"/>
           </w:tcPr>
           <w:p>
+            <w:pPr>
+              <w:spacing w:before="20" w:after="20"/>
+            </w:pPr>
             <w:r/>
             <w:r>
               <w:rPr>
@@ -5866,6 +7690,9 @@
             <w:tcW w:type="dxa" w:w="5046"/>
           </w:tcPr>
           <w:p>
+            <w:pPr>
+              <w:spacing w:before="20" w:after="20"/>
+            </w:pPr>
             <w:r/>
             <w:r>
               <w:rPr>
@@ -5882,6 +7709,9 @@
             <w:tcW w:type="dxa" w:w="5046"/>
           </w:tcPr>
           <w:p>
+            <w:pPr>
+              <w:spacing w:before="20" w:after="20"/>
+            </w:pPr>
             <w:r/>
             <w:r>
               <w:rPr>
@@ -5894,11 +7724,17 @@
         </w:tc>
       </w:tr>
       <w:tr>
+        <w:trPr>
+          <w:cantSplit/>
+        </w:trPr>
         <w:tc>
           <w:tcPr>
             <w:tcW w:type="dxa" w:w="5046"/>
           </w:tcPr>
           <w:p>
+            <w:pPr>
+              <w:spacing w:before="20" w:after="20"/>
+            </w:pPr>
             <w:r/>
             <w:r>
               <w:rPr>
@@ -5915,6 +7751,9 @@
             <w:tcW w:type="dxa" w:w="5046"/>
           </w:tcPr>
           <w:p>
+            <w:pPr>
+              <w:spacing w:before="20" w:after="20"/>
+            </w:pPr>
             <w:r/>
             <w:r>
               <w:rPr>
@@ -5931,6 +7770,9 @@
             <w:tcW w:type="dxa" w:w="5046"/>
           </w:tcPr>
           <w:p>
+            <w:pPr>
+              <w:spacing w:before="20" w:after="20"/>
+            </w:pPr>
             <w:r/>
             <w:r>
               <w:rPr>
@@ -5943,11 +7785,17 @@
         </w:tc>
       </w:tr>
       <w:tr>
+        <w:trPr>
+          <w:cantSplit/>
+        </w:trPr>
         <w:tc>
           <w:tcPr>
             <w:tcW w:type="dxa" w:w="5046"/>
           </w:tcPr>
           <w:p>
+            <w:pPr>
+              <w:spacing w:before="20" w:after="20"/>
+            </w:pPr>
             <w:r/>
             <w:r>
               <w:rPr>
@@ -5964,6 +7812,9 @@
             <w:tcW w:type="dxa" w:w="5046"/>
           </w:tcPr>
           <w:p>
+            <w:pPr>
+              <w:spacing w:before="20" w:after="20"/>
+            </w:pPr>
             <w:r/>
             <w:r>
               <w:rPr>
@@ -5980,6 +7831,9 @@
             <w:tcW w:type="dxa" w:w="5046"/>
           </w:tcPr>
           <w:p>
+            <w:pPr>
+              <w:spacing w:before="20" w:after="20"/>
+            </w:pPr>
             <w:r/>
             <w:r>
               <w:rPr>
@@ -5992,11 +7846,17 @@
         </w:tc>
       </w:tr>
       <w:tr>
+        <w:trPr>
+          <w:cantSplit/>
+        </w:trPr>
         <w:tc>
           <w:tcPr>
             <w:tcW w:type="dxa" w:w="5046"/>
           </w:tcPr>
           <w:p>
+            <w:pPr>
+              <w:spacing w:before="20" w:after="20"/>
+            </w:pPr>
             <w:r/>
             <w:r>
               <w:rPr>
@@ -6013,6 +7873,9 @@
             <w:tcW w:type="dxa" w:w="5046"/>
           </w:tcPr>
           <w:p>
+            <w:pPr>
+              <w:spacing w:before="20" w:after="20"/>
+            </w:pPr>
             <w:r/>
             <w:r>
               <w:rPr>
@@ -6029,6 +7892,9 @@
             <w:tcW w:type="dxa" w:w="5046"/>
           </w:tcPr>
           <w:p>
+            <w:pPr>
+              <w:spacing w:before="20" w:after="20"/>
+            </w:pPr>
             <w:r/>
             <w:r>
               <w:rPr>
@@ -6085,6 +7951,9 @@
             <w:shd w:val="clear" w:color="auto" w:fill="D9D9D9"/>
           </w:tcPr>
           <w:p>
+            <w:pPr>
+              <w:spacing w:before="20" w:after="20"/>
+            </w:pPr>
             <w:r/>
             <w:r>
               <w:rPr>
@@ -6102,6 +7971,9 @@
             <w:shd w:val="clear" w:color="auto" w:fill="D9D9D9"/>
           </w:tcPr>
           <w:p>
+            <w:pPr>
+              <w:spacing w:before="20" w:after="20"/>
+            </w:pPr>
             <w:r/>
             <w:r>
               <w:rPr>
@@ -6119,6 +7991,9 @@
             <w:shd w:val="clear" w:color="auto" w:fill="D9D9D9"/>
           </w:tcPr>
           <w:p>
+            <w:pPr>
+              <w:spacing w:before="20" w:after="20"/>
+            </w:pPr>
             <w:r/>
             <w:r>
               <w:rPr>
@@ -6132,11 +8007,17 @@
         </w:tc>
       </w:tr>
       <w:tr>
+        <w:trPr>
+          <w:cantSplit/>
+        </w:trPr>
         <w:tc>
           <w:tcPr>
             <w:tcW w:type="dxa" w:w="5046"/>
           </w:tcPr>
           <w:p>
+            <w:pPr>
+              <w:spacing w:before="20" w:after="20"/>
+            </w:pPr>
             <w:r/>
             <w:r>
               <w:rPr>
@@ -6153,6 +8034,9 @@
             <w:tcW w:type="dxa" w:w="5046"/>
           </w:tcPr>
           <w:p>
+            <w:pPr>
+              <w:spacing w:before="20" w:after="20"/>
+            </w:pPr>
             <w:r/>
             <w:r>
               <w:rPr>
@@ -6169,6 +8053,9 @@
             <w:tcW w:type="dxa" w:w="5046"/>
           </w:tcPr>
           <w:p>
+            <w:pPr>
+              <w:spacing w:before="20" w:after="20"/>
+            </w:pPr>
             <w:r/>
             <w:r>
               <w:rPr>
@@ -6181,11 +8068,17 @@
         </w:tc>
       </w:tr>
       <w:tr>
+        <w:trPr>
+          <w:cantSplit/>
+        </w:trPr>
         <w:tc>
           <w:tcPr>
             <w:tcW w:type="dxa" w:w="5046"/>
           </w:tcPr>
           <w:p>
+            <w:pPr>
+              <w:spacing w:before="20" w:after="20"/>
+            </w:pPr>
             <w:r/>
             <w:r>
               <w:rPr>
@@ -6202,6 +8095,9 @@
             <w:tcW w:type="dxa" w:w="5046"/>
           </w:tcPr>
           <w:p>
+            <w:pPr>
+              <w:spacing w:before="20" w:after="20"/>
+            </w:pPr>
             <w:r/>
             <w:r>
               <w:rPr>
@@ -6218,6 +8114,9 @@
             <w:tcW w:type="dxa" w:w="5046"/>
           </w:tcPr>
           <w:p>
+            <w:pPr>
+              <w:spacing w:before="20" w:after="20"/>
+            </w:pPr>
             <w:r/>
             <w:r>
               <w:rPr>
@@ -6230,11 +8129,17 @@
         </w:tc>
       </w:tr>
       <w:tr>
+        <w:trPr>
+          <w:cantSplit/>
+        </w:trPr>
         <w:tc>
           <w:tcPr>
             <w:tcW w:type="dxa" w:w="5046"/>
           </w:tcPr>
           <w:p>
+            <w:pPr>
+              <w:spacing w:before="20" w:after="20"/>
+            </w:pPr>
             <w:r/>
             <w:r>
               <w:rPr>
@@ -6251,6 +8156,9 @@
             <w:tcW w:type="dxa" w:w="5046"/>
           </w:tcPr>
           <w:p>
+            <w:pPr>
+              <w:spacing w:before="20" w:after="20"/>
+            </w:pPr>
             <w:r/>
             <w:r>
               <w:rPr>
@@ -6267,6 +8175,9 @@
             <w:tcW w:type="dxa" w:w="5046"/>
           </w:tcPr>
           <w:p>
+            <w:pPr>
+              <w:spacing w:before="20" w:after="20"/>
+            </w:pPr>
             <w:r/>
             <w:r>
               <w:rPr>
@@ -6279,11 +8190,17 @@
         </w:tc>
       </w:tr>
       <w:tr>
+        <w:trPr>
+          <w:cantSplit/>
+        </w:trPr>
         <w:tc>
           <w:tcPr>
             <w:tcW w:type="dxa" w:w="5046"/>
           </w:tcPr>
           <w:p>
+            <w:pPr>
+              <w:spacing w:before="20" w:after="20"/>
+            </w:pPr>
             <w:r/>
             <w:r>
               <w:rPr>
@@ -6300,6 +8217,9 @@
             <w:tcW w:type="dxa" w:w="5046"/>
           </w:tcPr>
           <w:p>
+            <w:pPr>
+              <w:spacing w:before="20" w:after="20"/>
+            </w:pPr>
             <w:r/>
             <w:r>
               <w:rPr>
@@ -6316,6 +8236,9 @@
             <w:tcW w:type="dxa" w:w="5046"/>
           </w:tcPr>
           <w:p>
+            <w:pPr>
+              <w:spacing w:before="20" w:after="20"/>
+            </w:pPr>
             <w:r/>
             <w:r>
               <w:rPr>
@@ -6328,11 +8251,17 @@
         </w:tc>
       </w:tr>
       <w:tr>
+        <w:trPr>
+          <w:cantSplit/>
+        </w:trPr>
         <w:tc>
           <w:tcPr>
             <w:tcW w:type="dxa" w:w="5046"/>
           </w:tcPr>
           <w:p>
+            <w:pPr>
+              <w:spacing w:before="20" w:after="20"/>
+            </w:pPr>
             <w:r/>
             <w:r>
               <w:rPr>
@@ -6349,6 +8278,9 @@
             <w:tcW w:type="dxa" w:w="5046"/>
           </w:tcPr>
           <w:p>
+            <w:pPr>
+              <w:spacing w:before="20" w:after="20"/>
+            </w:pPr>
             <w:r/>
             <w:r>
               <w:rPr>
@@ -6365,6 +8297,9 @@
             <w:tcW w:type="dxa" w:w="5046"/>
           </w:tcPr>
           <w:p>
+            <w:pPr>
+              <w:spacing w:before="20" w:after="20"/>
+            </w:pPr>
             <w:r/>
             <w:r>
               <w:rPr>
@@ -6377,11 +8312,17 @@
         </w:tc>
       </w:tr>
       <w:tr>
+        <w:trPr>
+          <w:cantSplit/>
+        </w:trPr>
         <w:tc>
           <w:tcPr>
             <w:tcW w:type="dxa" w:w="5046"/>
           </w:tcPr>
           <w:p>
+            <w:pPr>
+              <w:spacing w:before="20" w:after="20"/>
+            </w:pPr>
             <w:r/>
             <w:r>
               <w:rPr>
@@ -6398,6 +8339,9 @@
             <w:tcW w:type="dxa" w:w="5046"/>
           </w:tcPr>
           <w:p>
+            <w:pPr>
+              <w:spacing w:before="20" w:after="20"/>
+            </w:pPr>
             <w:r/>
             <w:r>
               <w:rPr>
@@ -6414,6 +8358,9 @@
             <w:tcW w:type="dxa" w:w="5046"/>
           </w:tcPr>
           <w:p>
+            <w:pPr>
+              <w:spacing w:before="20" w:after="20"/>
+            </w:pPr>
             <w:r/>
             <w:r>
               <w:rPr>
@@ -6426,11 +8373,17 @@
         </w:tc>
       </w:tr>
       <w:tr>
+        <w:trPr>
+          <w:cantSplit/>
+        </w:trPr>
         <w:tc>
           <w:tcPr>
             <w:tcW w:type="dxa" w:w="5046"/>
           </w:tcPr>
           <w:p>
+            <w:pPr>
+              <w:spacing w:before="20" w:after="20"/>
+            </w:pPr>
             <w:r/>
             <w:r>
               <w:rPr>
@@ -6447,6 +8400,9 @@
             <w:tcW w:type="dxa" w:w="5046"/>
           </w:tcPr>
           <w:p>
+            <w:pPr>
+              <w:spacing w:before="20" w:after="20"/>
+            </w:pPr>
             <w:r/>
             <w:r>
               <w:rPr>
@@ -6463,6 +8419,9 @@
             <w:tcW w:type="dxa" w:w="5046"/>
           </w:tcPr>
           <w:p>
+            <w:pPr>
+              <w:spacing w:before="20" w:after="20"/>
+            </w:pPr>
             <w:r/>
             <w:r>
               <w:rPr>
@@ -6475,11 +8434,17 @@
         </w:tc>
       </w:tr>
       <w:tr>
+        <w:trPr>
+          <w:cantSplit/>
+        </w:trPr>
         <w:tc>
           <w:tcPr>
             <w:tcW w:type="dxa" w:w="5046"/>
           </w:tcPr>
           <w:p>
+            <w:pPr>
+              <w:spacing w:before="20" w:after="20"/>
+            </w:pPr>
             <w:r/>
             <w:r>
               <w:rPr>
@@ -6496,6 +8461,9 @@
             <w:tcW w:type="dxa" w:w="5046"/>
           </w:tcPr>
           <w:p>
+            <w:pPr>
+              <w:spacing w:before="20" w:after="20"/>
+            </w:pPr>
             <w:r/>
             <w:r>
               <w:rPr>
@@ -6512,6 +8480,9 @@
             <w:tcW w:type="dxa" w:w="5046"/>
           </w:tcPr>
           <w:p>
+            <w:pPr>
+              <w:spacing w:before="20" w:after="20"/>
+            </w:pPr>
             <w:r/>
             <w:r>
               <w:rPr>
@@ -6524,11 +8495,17 @@
         </w:tc>
       </w:tr>
       <w:tr>
+        <w:trPr>
+          <w:cantSplit/>
+        </w:trPr>
         <w:tc>
           <w:tcPr>
             <w:tcW w:type="dxa" w:w="5046"/>
           </w:tcPr>
           <w:p>
+            <w:pPr>
+              <w:spacing w:before="20" w:after="20"/>
+            </w:pPr>
             <w:r/>
             <w:r>
               <w:rPr>
@@ -6545,6 +8522,9 @@
             <w:tcW w:type="dxa" w:w="5046"/>
           </w:tcPr>
           <w:p>
+            <w:pPr>
+              <w:spacing w:before="20" w:after="20"/>
+            </w:pPr>
             <w:r/>
             <w:r>
               <w:rPr>
@@ -6561,6 +8541,9 @@
             <w:tcW w:type="dxa" w:w="5046"/>
           </w:tcPr>
           <w:p>
+            <w:pPr>
+              <w:spacing w:before="20" w:after="20"/>
+            </w:pPr>
             <w:r/>
             <w:r>
               <w:rPr>
@@ -6573,11 +8556,17 @@
         </w:tc>
       </w:tr>
       <w:tr>
+        <w:trPr>
+          <w:cantSplit/>
+        </w:trPr>
         <w:tc>
           <w:tcPr>
             <w:tcW w:type="dxa" w:w="5046"/>
           </w:tcPr>
           <w:p>
+            <w:pPr>
+              <w:spacing w:before="20" w:after="20"/>
+            </w:pPr>
             <w:r/>
             <w:r>
               <w:rPr>
@@ -6594,6 +8583,9 @@
             <w:tcW w:type="dxa" w:w="5046"/>
           </w:tcPr>
           <w:p>
+            <w:pPr>
+              <w:spacing w:before="20" w:after="20"/>
+            </w:pPr>
             <w:r/>
             <w:r>
               <w:rPr>
@@ -6610,6 +8602,9 @@
             <w:tcW w:type="dxa" w:w="5046"/>
           </w:tcPr>
           <w:p>
+            <w:pPr>
+              <w:spacing w:before="20" w:after="20"/>
+            </w:pPr>
             <w:r/>
             <w:r>
               <w:rPr>
@@ -6622,11 +8617,17 @@
         </w:tc>
       </w:tr>
       <w:tr>
+        <w:trPr>
+          <w:cantSplit/>
+        </w:trPr>
         <w:tc>
           <w:tcPr>
             <w:tcW w:type="dxa" w:w="5046"/>
           </w:tcPr>
           <w:p>
+            <w:pPr>
+              <w:spacing w:before="20" w:after="20"/>
+            </w:pPr>
             <w:r/>
             <w:r>
               <w:rPr>
@@ -6643,6 +8644,9 @@
             <w:tcW w:type="dxa" w:w="5046"/>
           </w:tcPr>
           <w:p>
+            <w:pPr>
+              <w:spacing w:before="20" w:after="20"/>
+            </w:pPr>
             <w:r/>
             <w:r>
               <w:rPr>
@@ -6659,6 +8663,9 @@
             <w:tcW w:type="dxa" w:w="5046"/>
           </w:tcPr>
           <w:p>
+            <w:pPr>
+              <w:spacing w:before="20" w:after="20"/>
+            </w:pPr>
             <w:r/>
             <w:r>
               <w:rPr>
@@ -6671,11 +8678,17 @@
         </w:tc>
       </w:tr>
       <w:tr>
+        <w:trPr>
+          <w:cantSplit/>
+        </w:trPr>
         <w:tc>
           <w:tcPr>
             <w:tcW w:type="dxa" w:w="5046"/>
           </w:tcPr>
           <w:p>
+            <w:pPr>
+              <w:spacing w:before="20" w:after="20"/>
+            </w:pPr>
             <w:r/>
             <w:r>
               <w:rPr>
@@ -6692,6 +8705,9 @@
             <w:tcW w:type="dxa" w:w="5046"/>
           </w:tcPr>
           <w:p>
+            <w:pPr>
+              <w:spacing w:before="20" w:after="20"/>
+            </w:pPr>
             <w:r/>
             <w:r>
               <w:rPr>
@@ -6708,6 +8724,9 @@
             <w:tcW w:type="dxa" w:w="5046"/>
           </w:tcPr>
           <w:p>
+            <w:pPr>
+              <w:spacing w:before="20" w:after="20"/>
+            </w:pPr>
             <w:r/>
             <w:r>
               <w:rPr>
@@ -6720,11 +8739,17 @@
         </w:tc>
       </w:tr>
       <w:tr>
+        <w:trPr>
+          <w:cantSplit/>
+        </w:trPr>
         <w:tc>
           <w:tcPr>
             <w:tcW w:type="dxa" w:w="5046"/>
           </w:tcPr>
           <w:p>
+            <w:pPr>
+              <w:spacing w:before="20" w:after="20"/>
+            </w:pPr>
             <w:r/>
             <w:r>
               <w:rPr>
@@ -6741,6 +8766,9 @@
             <w:tcW w:type="dxa" w:w="5046"/>
           </w:tcPr>
           <w:p>
+            <w:pPr>
+              <w:spacing w:before="20" w:after="20"/>
+            </w:pPr>
             <w:r/>
             <w:r>
               <w:rPr>
@@ -6757,6 +8785,9 @@
             <w:tcW w:type="dxa" w:w="5046"/>
           </w:tcPr>
           <w:p>
+            <w:pPr>
+              <w:spacing w:before="20" w:after="20"/>
+            </w:pPr>
             <w:r/>
             <w:r>
               <w:rPr>
@@ -6769,11 +8800,17 @@
         </w:tc>
       </w:tr>
       <w:tr>
+        <w:trPr>
+          <w:cantSplit/>
+        </w:trPr>
         <w:tc>
           <w:tcPr>
             <w:tcW w:type="dxa" w:w="5046"/>
           </w:tcPr>
           <w:p>
+            <w:pPr>
+              <w:spacing w:before="20" w:after="20"/>
+            </w:pPr>
             <w:r/>
             <w:r>
               <w:rPr>
@@ -6790,6 +8827,9 @@
             <w:tcW w:type="dxa" w:w="5046"/>
           </w:tcPr>
           <w:p>
+            <w:pPr>
+              <w:spacing w:before="20" w:after="20"/>
+            </w:pPr>
             <w:r/>
             <w:r>
               <w:rPr>
@@ -6806,6 +8846,9 @@
             <w:tcW w:type="dxa" w:w="5046"/>
           </w:tcPr>
           <w:p>
+            <w:pPr>
+              <w:spacing w:before="20" w:after="20"/>
+            </w:pPr>
             <w:r/>
             <w:r>
               <w:rPr>
@@ -6818,11 +8861,17 @@
         </w:tc>
       </w:tr>
       <w:tr>
+        <w:trPr>
+          <w:cantSplit/>
+        </w:trPr>
         <w:tc>
           <w:tcPr>
             <w:tcW w:type="dxa" w:w="5046"/>
           </w:tcPr>
           <w:p>
+            <w:pPr>
+              <w:spacing w:before="20" w:after="20"/>
+            </w:pPr>
             <w:r/>
             <w:r>
               <w:rPr>
@@ -6839,6 +8888,9 @@
             <w:tcW w:type="dxa" w:w="5046"/>
           </w:tcPr>
           <w:p>
+            <w:pPr>
+              <w:spacing w:before="20" w:after="20"/>
+            </w:pPr>
             <w:r/>
             <w:r>
               <w:rPr>
@@ -6855,6 +8907,9 @@
             <w:tcW w:type="dxa" w:w="5046"/>
           </w:tcPr>
           <w:p>
+            <w:pPr>
+              <w:spacing w:before="20" w:after="20"/>
+            </w:pPr>
             <w:r/>
             <w:r>
               <w:rPr>
@@ -6867,11 +8922,17 @@
         </w:tc>
       </w:tr>
       <w:tr>
+        <w:trPr>
+          <w:cantSplit/>
+        </w:trPr>
         <w:tc>
           <w:tcPr>
             <w:tcW w:type="dxa" w:w="5046"/>
           </w:tcPr>
           <w:p>
+            <w:pPr>
+              <w:spacing w:before="20" w:after="20"/>
+            </w:pPr>
             <w:r/>
             <w:r>
               <w:rPr>
@@ -6888,6 +8949,9 @@
             <w:tcW w:type="dxa" w:w="5046"/>
           </w:tcPr>
           <w:p>
+            <w:pPr>
+              <w:spacing w:before="20" w:after="20"/>
+            </w:pPr>
             <w:r/>
             <w:r>
               <w:rPr>
@@ -6904,6 +8968,9 @@
             <w:tcW w:type="dxa" w:w="5046"/>
           </w:tcPr>
           <w:p>
+            <w:pPr>
+              <w:spacing w:before="20" w:after="20"/>
+            </w:pPr>
             <w:r/>
             <w:r>
               <w:rPr>
@@ -6916,11 +8983,17 @@
         </w:tc>
       </w:tr>
       <w:tr>
+        <w:trPr>
+          <w:cantSplit/>
+        </w:trPr>
         <w:tc>
           <w:tcPr>
             <w:tcW w:type="dxa" w:w="5046"/>
           </w:tcPr>
           <w:p>
+            <w:pPr>
+              <w:spacing w:before="20" w:after="20"/>
+            </w:pPr>
             <w:r/>
             <w:r>
               <w:rPr>
@@ -6937,6 +9010,9 @@
             <w:tcW w:type="dxa" w:w="5046"/>
           </w:tcPr>
           <w:p>
+            <w:pPr>
+              <w:spacing w:before="20" w:after="20"/>
+            </w:pPr>
             <w:r/>
             <w:r>
               <w:rPr>
@@ -6953,6 +9029,9 @@
             <w:tcW w:type="dxa" w:w="5046"/>
           </w:tcPr>
           <w:p>
+            <w:pPr>
+              <w:spacing w:before="20" w:after="20"/>
+            </w:pPr>
             <w:r/>
             <w:r>
               <w:rPr>
@@ -6965,11 +9044,17 @@
         </w:tc>
       </w:tr>
       <w:tr>
+        <w:trPr>
+          <w:cantSplit/>
+        </w:trPr>
         <w:tc>
           <w:tcPr>
             <w:tcW w:type="dxa" w:w="5046"/>
           </w:tcPr>
           <w:p>
+            <w:pPr>
+              <w:spacing w:before="20" w:after="20"/>
+            </w:pPr>
             <w:r/>
             <w:r>
               <w:rPr>
@@ -6986,6 +9071,9 @@
             <w:tcW w:type="dxa" w:w="5046"/>
           </w:tcPr>
           <w:p>
+            <w:pPr>
+              <w:spacing w:before="20" w:after="20"/>
+            </w:pPr>
             <w:r/>
             <w:r>
               <w:rPr>
@@ -7002,6 +9090,9 @@
             <w:tcW w:type="dxa" w:w="5046"/>
           </w:tcPr>
           <w:p>
+            <w:pPr>
+              <w:spacing w:before="20" w:after="20"/>
+            </w:pPr>
             <w:r/>
             <w:r>
               <w:rPr>
@@ -7014,11 +9105,17 @@
         </w:tc>
       </w:tr>
       <w:tr>
+        <w:trPr>
+          <w:cantSplit/>
+        </w:trPr>
         <w:tc>
           <w:tcPr>
             <w:tcW w:type="dxa" w:w="5046"/>
           </w:tcPr>
           <w:p>
+            <w:pPr>
+              <w:spacing w:before="20" w:after="20"/>
+            </w:pPr>
             <w:r/>
             <w:r>
               <w:rPr>
@@ -7035,6 +9132,9 @@
             <w:tcW w:type="dxa" w:w="5046"/>
           </w:tcPr>
           <w:p>
+            <w:pPr>
+              <w:spacing w:before="20" w:after="20"/>
+            </w:pPr>
             <w:r/>
             <w:r>
               <w:rPr>
@@ -7051,6 +9151,9 @@
             <w:tcW w:type="dxa" w:w="5046"/>
           </w:tcPr>
           <w:p>
+            <w:pPr>
+              <w:spacing w:before="20" w:after="20"/>
+            </w:pPr>
             <w:r/>
             <w:r>
               <w:rPr>

--- a/docx/ru/BUFRCREX_CodeFlag_ru_11.docx
+++ b/docx/ru/BUFRCREX_CodeFlag_ru_11.docx
@@ -8657,517 +8657,6 @@
       </w:tr>
     </w:tbl>
     <w:p/>
-    <w:p/>
-    <w:p>
-      <w:r>
-        <w:rPr>
-          <w:rFonts w:ascii="Verdana" w:hAnsi="Verdana"/>
-          <w:i/>
-          <w:sz w:val="14"/>
-        </w:rPr>
-        <w:t>Note 2: «Ясно» или «сплошная облачность» кодируются соответственно цифрами 0 и 8.</w:t>
-      </w:r>
-    </w:p>
-    <w:p>
-      <w:r>
-        <w:rPr>
-          <w:rFonts w:ascii="Verdana" w:hAnsi="Verdana"/>
-          <w:i/>
-          <w:sz w:val="14"/>
-        </w:rPr>
-        <w:t>Note 5: (0 = хорошее; 1 = плохое)</w:t>
-      </w:r>
-    </w:p>
-    <w:p>
-      <w:r>
-        <w:rPr>
-          <w:rFonts w:ascii="Verdana" w:hAnsi="Verdana"/>
-          <w:i/>
-          <w:sz w:val="14"/>
-        </w:rPr>
-        <w:t>Note 6: (См. общую кодовую таблицу С-1 в части С/с.)</w:t>
-      </w:r>
-    </w:p>
-    <w:p>
-      <w:r>
-        <w:rPr>
-          <w:rFonts w:ascii="Verdana" w:hAnsi="Verdana"/>
-          <w:i/>
-          <w:sz w:val="14"/>
-        </w:rPr>
-        <w:t>Note 7: (См. общую кодовую таблицу С-2 в части С/с.)</w:t>
-      </w:r>
-    </w:p>
-    <w:p>
-      <w:r>
-        <w:rPr>
-          <w:rFonts w:ascii="Verdana" w:hAnsi="Verdana"/>
-          <w:i/>
-          <w:sz w:val="14"/>
-        </w:rPr>
-        <w:t>Note 8: (См. общую кодовую таблицу С-3)</w:t>
-      </w:r>
-    </w:p>
-    <w:p>
-      <w:r>
-        <w:rPr>
-          <w:rFonts w:ascii="Verdana" w:hAnsi="Verdana"/>
-          <w:i/>
-          <w:sz w:val="14"/>
-        </w:rPr>
-        <w:t>Note 9: (См. общую кодовую таблицу С-4)</w:t>
-      </w:r>
-    </w:p>
-    <w:p>
-      <w:r>
-        <w:rPr>
-          <w:rFonts w:ascii="Verdana" w:hAnsi="Verdana"/>
-          <w:i/>
-          <w:sz w:val="14"/>
-        </w:rPr>
-        <w:t>Note 10: (См. общую кодовую таблицу С-5 в части С/с.)</w:t>
-      </w:r>
-    </w:p>
-    <w:p>
-      <w:r>
-        <w:rPr>
-          <w:rFonts w:ascii="Verdana" w:hAnsi="Verdana"/>
-          <w:i/>
-          <w:sz w:val="14"/>
-        </w:rPr>
-        <w:t>Note 11: (См. общую кодовую таблицу С-7 в части С/с.)</w:t>
-      </w:r>
-    </w:p>
-    <w:p>
-      <w:r>
-        <w:rPr>
-          <w:rFonts w:ascii="Verdana" w:hAnsi="Verdana"/>
-          <w:i/>
-          <w:sz w:val="14"/>
-        </w:rPr>
-        <w:t>Note 12: (См. общую кодовую таблицу С-8 в части С/с.)</w:t>
-      </w:r>
-    </w:p>
-    <w:p>
-      <w:r>
-        <w:rPr>
-          <w:rFonts w:ascii="Verdana" w:hAnsi="Verdana"/>
-          <w:i/>
-          <w:sz w:val="14"/>
-        </w:rPr>
-        <w:t>Note 14: (Будет определено самими центрами — см. общую кодовую таблицу С-12 в части С/с.)</w:t>
-      </w:r>
-    </w:p>
-    <w:p>
-      <w:r>
-        <w:rPr>
-          <w:rFonts w:ascii="Verdana" w:hAnsi="Verdana"/>
-          <w:i/>
-          <w:sz w:val="14"/>
-        </w:rPr>
-        <w:t>Note 15: (Будут разработаны)</w:t>
-      </w:r>
-    </w:p>
-    <w:p>
-      <w:r>
-        <w:rPr>
-          <w:rFonts w:ascii="Verdana" w:hAnsi="Verdana"/>
-          <w:i/>
-          <w:sz w:val="14"/>
-        </w:rPr>
-        <w:t>Note 16: Последовательность двух или более пар координат местоположения, таких как широта и долгота, определяет линию или многоугольник. Точки следует соединять в соответствии с порядком, данным в сообщении. Любая описываемая зона будет расположена слева от проведенной границы в направлении, установленном порядком, данным в сообщении. Это определение применяется к простым непересекающимся многоугольникам, без пробелов.</w:t>
-      </w:r>
-    </w:p>
-    <w:p>
-      <w:r>
-        <w:rPr>
-          <w:rFonts w:ascii="Verdana" w:hAnsi="Verdana"/>
-          <w:i/>
-          <w:sz w:val="14"/>
-        </w:rPr>
-        <w:t>Note 17: Если все биты установлены на 0, это означает, что калибровка правильная.</w:t>
-      </w:r>
-    </w:p>
-    <w:p>
-      <w:r>
-        <w:rPr>
-          <w:rFonts w:ascii="Verdana" w:hAnsi="Verdana"/>
-          <w:i/>
-          <w:sz w:val="14"/>
-        </w:rPr>
-        <w:t>Note 18: Все статистические данные первого порядка выражены в единицах измерения, определенных первоначальными дескрипторами данных.</w:t>
-      </w:r>
-    </w:p>
-    <w:p>
-      <w:r>
-        <w:rPr>
-          <w:rFonts w:ascii="Verdana" w:hAnsi="Verdana"/>
-          <w:i/>
-          <w:sz w:val="14"/>
-        </w:rPr>
-        <w:t>Note 19: Значимость ассоциированного поля должна использоваться на первоначальном этапе совместно с качеством данных наблюдений.</w:t>
-      </w:r>
-    </w:p>
-    <w:p>
-      <w:r>
-        <w:rPr>
-          <w:rFonts w:ascii="Verdana" w:hAnsi="Verdana"/>
-          <w:i/>
-          <w:sz w:val="14"/>
-        </w:rPr>
-        <w:t>Note 21: Начиная с позиции первого бита (бит старшего разряда), при приведении бита к цифре 1 канал используется. Если бит приводится к нулю, канал не используется.</w:t>
-      </w:r>
-    </w:p>
-    <w:p>
-      <w:r>
-        <w:rPr>
-          <w:rFonts w:ascii="Verdana" w:hAnsi="Verdana"/>
-          <w:i/>
-          <w:sz w:val="14"/>
-        </w:rPr>
-        <w:t>Note 23: Битовые флаги показывают прибор и/или каналы, используемые при получении различных физических параметров. Если в какой-либо группе параметров все биты = 0, то для этого параметра или группы параметров не производилась обработка.</w:t>
-      </w:r>
-    </w:p>
-    <w:p>
-      <w:r>
-        <w:rPr>
-          <w:rFonts w:ascii="Verdana" w:hAnsi="Verdana"/>
-          <w:i/>
-          <w:sz w:val="14"/>
-        </w:rPr>
-        <w:t>Note 24: Биты 1-4 представляют код погрешности времени. В том случае, когда все биты установлены на 0, это означает, что время сканирования соответствует предсказанному времени.</w:t>
-      </w:r>
-    </w:p>
-    <w:p>
-      <w:r>
-        <w:rPr>
-          <w:rFonts w:ascii="Verdana" w:hAnsi="Verdana"/>
-          <w:i/>
-          <w:sz w:val="14"/>
-        </w:rPr>
-        <w:t>Note 25: Биты 11-17 представляют код погрешности географического местоположения. В том случае, когда все биты установлены на 0, это означает, что географическое местоположение является нормальным.</w:t>
-      </w:r>
-    </w:p>
-    <w:p>
-      <w:r>
-        <w:rPr>
-          <w:rFonts w:ascii="Verdana" w:hAnsi="Verdana"/>
-          <w:i/>
-          <w:sz w:val="14"/>
-        </w:rPr>
-        <w:t>Note 27: Биты 5-10 представляют код погрешности калибровки. В том случае, когда все биты установлены на 0, это означает, что калибровка нормальная. В том случае, когда тот или иной из битов 5, 7 и 10 установлен на 1, это означает, что были использованы вторичные коэффициенты калибровки.</w:t>
-      </w:r>
-    </w:p>
-    <w:p>
-      <w:r>
-        <w:rPr>
-          <w:rFonts w:ascii="Verdana" w:hAnsi="Verdana"/>
-          <w:i/>
-          <w:sz w:val="14"/>
-        </w:rPr>
-        <w:t>Note 32: Кодовые цифры 1-9: Продолжительность и время измерения течения (векторный или доплеровский метод получения профиля течения).</w:t>
-      </w:r>
-    </w:p>
-    <w:p>
-      <w:r>
-        <w:rPr>
-          <w:rFonts w:ascii="Verdana" w:hAnsi="Verdana"/>
-          <w:i/>
-          <w:sz w:val="14"/>
-        </w:rPr>
-        <w:t>Note 33: Кодовые цифры 11-19: Период измерения течения (дрейфовый метод).</w:t>
-      </w:r>
-    </w:p>
-    <w:p>
-      <w:r>
-        <w:rPr>
-          <w:rFonts w:ascii="Verdana" w:hAnsi="Verdana"/>
-          <w:i/>
-          <w:sz w:val="14"/>
-        </w:rPr>
-        <w:t>Note 34: Средняя часть данной кодовой таблицы (кодовые цифры 100-199) включает термины на нескольких уровнях, которые могут быть использованы для простых и более сложных автоматических станций.</w:t>
-      </w:r>
-    </w:p>
-    <w:p>
-      <w:r>
-        <w:rPr>
-          <w:rFonts w:ascii="Verdana" w:hAnsi="Verdana"/>
-          <w:i/>
-          <w:sz w:val="14"/>
-        </w:rPr>
-        <w:t>Note 35: Дескриптор 0 25 009 исключен. Вместо него следует использовать дескриптор 0 25 029.</w:t>
-      </w:r>
-    </w:p>
-    <w:p>
-      <w:r>
-        <w:rPr>
-          <w:rFonts w:ascii="Verdana" w:hAnsi="Verdana"/>
-          <w:i/>
-          <w:sz w:val="14"/>
-        </w:rPr>
-        <w:t>Note 36: Данные о разностях — это значения разности, размеры которых аналогичны размерам соответствующих сообщаемых значений в отношении единиц измерения, но пределы которых установлены на нуль (например: разность между сообщенными и анализированными значениями, разность между сообщенными и прогнозированными значениями и т. д.).</w:t>
-      </w:r>
-    </w:p>
-    <w:p>
-      <w:r>
-        <w:rPr>
-          <w:rFonts w:ascii="Verdana" w:hAnsi="Verdana"/>
-          <w:i/>
-          <w:sz w:val="14"/>
-        </w:rPr>
-        <w:t>Note 39: EPSG представляет собой набор данных по системам координат и ее преобразованиям, который изначально был создан и поддерживался Европейской группой нефтепоисковых исследований. В настоящее время он поддерживается подкомитетом по геодезии Комитета по геоматике Международной ассоциации производителей нефти и газа.</w:t>
-      </w:r>
-    </w:p>
-    <w:p>
-      <w:r>
-        <w:rPr>
-          <w:rFonts w:ascii="Verdana" w:hAnsi="Verdana"/>
-          <w:i/>
-          <w:sz w:val="14"/>
-        </w:rPr>
-        <w:t>Note 42: Могут быть разработаны дополнительные применения.</w:t>
-      </w:r>
-    </w:p>
-    <w:p>
-      <w:r>
-        <w:rPr>
-          <w:rFonts w:ascii="Verdana" w:hAnsi="Verdana"/>
-          <w:i/>
-          <w:sz w:val="14"/>
-        </w:rPr>
-        <w:t>Note 43: Общие термины обозначения погоды (например: туман, морось) предназначены для использования на автоматических станциях, которые могут определить тип погоды, но не дают никакой другой информации. Общие термины обозначаются в кодовой таблице большими буквами.</w:t>
-      </w:r>
-    </w:p>
-    <w:p>
-      <w:r>
-        <w:rPr>
-          <w:rFonts w:ascii="Verdana" w:hAnsi="Verdana"/>
-          <w:i/>
-          <w:sz w:val="14"/>
-        </w:rPr>
-        <w:t>Note 45: H = Время наблюдения.</w:t>
-      </w:r>
-    </w:p>
-    <w:p>
-      <w:r>
-        <w:rPr>
-          <w:rFonts w:ascii="Verdana" w:hAnsi="Verdana"/>
-          <w:i/>
-          <w:sz w:val="14"/>
-        </w:rPr>
-        <w:t>Note 49: Если бит установлен на 1, указание действительно.</w:t>
-      </w:r>
-    </w:p>
-    <w:p>
-      <w:r>
-        <w:rPr>
-          <w:rFonts w:ascii="Verdana" w:hAnsi="Verdana"/>
-          <w:i/>
-          <w:sz w:val="14"/>
-        </w:rPr>
-        <w:t>Note 50: Определения в кодовых цифрах 0-2 и 4 применяются для обнаженной репрезентативной поверхности почвы, а цифры 3, 5-9 и 10-19 — к открытому репрезентативному району.</w:t>
-      </w:r>
-    </w:p>
-    <w:p>
-      <w:r>
-        <w:rPr>
-          <w:rFonts w:ascii="Verdana" w:hAnsi="Verdana"/>
-          <w:i/>
-          <w:sz w:val="14"/>
-        </w:rPr>
-        <w:t>Note 52: В сводках с автоматических станций следует использовать кодовую цифру 2, когда тенденция является положительной; 7 — отрицательной и 4, когда давление является таким же, как и 3 часа назад.</w:t>
-      </w:r>
-    </w:p>
-    <w:p>
-      <w:r>
-        <w:rPr>
-          <w:rFonts w:ascii="Verdana" w:hAnsi="Verdana"/>
-          <w:i/>
-          <w:sz w:val="14"/>
-        </w:rPr>
-        <w:t>Note 53: В сводках от тропических станций, сообщающих суточные изменения, следует использовать кодовую цифру 2 при положительной тенденции; 7 — при отрицательной тенденции и 4 — в случае, если давление остается таким же, как и за предшествующие 24 часа.</w:t>
-      </w:r>
-    </w:p>
-    <w:p>
-      <w:r>
-        <w:rPr>
-          <w:rFonts w:ascii="Verdana" w:hAnsi="Verdana"/>
-          <w:i/>
-          <w:sz w:val="14"/>
-        </w:rPr>
-        <w:t>Note 54: В данной кодовой таблице всякий раз, когда упоминается лед, это также включает в себя другие твердые осадки, отличные от снега.</w:t>
-      </w:r>
-    </w:p>
-    <w:p>
-      <w:r>
-        <w:rPr>
-          <w:rFonts w:ascii="Verdana" w:hAnsi="Verdana"/>
-          <w:i/>
-          <w:sz w:val="14"/>
-        </w:rPr>
-        <w:t>Note 57: Смешанные осадки обозначаются путем установки на единицу битов всех наблюдаемых самостоятельных типов осадков.</w:t>
-      </w:r>
-    </w:p>
-    <w:p>
-      <w:r>
-        <w:rPr>
-          <w:rFonts w:ascii="Verdana" w:hAnsi="Verdana"/>
-          <w:i/>
-          <w:sz w:val="14"/>
-        </w:rPr>
-        <w:t>Note 59: Новые локальные названия шторма различной интенсивности следует добавлять в соответствии с необходимостью.</w:t>
-      </w:r>
-    </w:p>
-    <w:p>
-      <w:r>
-        <w:rPr>
-          <w:rFonts w:ascii="Verdana" w:hAnsi="Verdana"/>
-          <w:i/>
-          <w:sz w:val="14"/>
-        </w:rPr>
-        <w:t>Note 60: Ни одна из кодовых цифр не исключает добавления интерполированных уровней по усмотрению центра-поставщика</w:t>
-      </w:r>
-    </w:p>
-    <w:p>
-      <w:r>
-        <w:rPr>
-          <w:rFonts w:ascii="Verdana" w:hAnsi="Verdana"/>
-          <w:i/>
-          <w:sz w:val="14"/>
-        </w:rPr>
-        <w:t>Note 63: Явление, указанное в данной таблице флагов, означает любое явление, включая осадки и явления, ухудшающие видимость.</w:t>
-      </w:r>
-    </w:p>
-    <w:p>
-      <w:r>
-        <w:rPr>
-          <w:rFonts w:ascii="Verdana" w:hAnsi="Verdana"/>
-          <w:i/>
-          <w:sz w:val="14"/>
-        </w:rPr>
-        <w:t>Note 75: Определения в кодовых цифрах 0-2 и 4 применяются для обнаженной репрезентативной поверхности почвы, а цифры 3, 5-9 и 10-19 — к открытому репрезентативному району.</w:t>
-      </w:r>
-    </w:p>
-    <w:p>
-      <w:r>
-        <w:rPr>
-          <w:rFonts w:ascii="Verdana" w:hAnsi="Verdana"/>
-          <w:i/>
-          <w:sz w:val="14"/>
-        </w:rPr>
-        <w:t>Note 76: Эти величины относятся к хорошо сформированному ветровому волнению в открытом море. В то время как предпочтение следует отдавать описательным терминам, значения этих высот могут использоваться наблюдателем как руководство при передаче состояния поверхности моря, которое возникает в результате различных факторов, таких, как ветер, зыбь, течения, угол между направлением ветра и зыби и т. д.</w:t>
-      </w:r>
-    </w:p>
-    <w:p>
-      <w:r>
-        <w:rPr>
-          <w:rFonts w:ascii="Verdana" w:hAnsi="Verdana"/>
-          <w:i/>
-          <w:sz w:val="14"/>
-        </w:rPr>
-        <w:t>Note 78: Первые три цифры представляют собой код страны ИСО.</w:t>
-      </w:r>
-    </w:p>
-    <w:p>
-      <w:r>
-        <w:rPr>
-          <w:rFonts w:ascii="Verdana" w:hAnsi="Verdana"/>
-          <w:i/>
-          <w:sz w:val="14"/>
-        </w:rPr>
-        <w:t>Note 79: Последняя колонка в таблице содержит соответствующий номер регистрации Химической реферативной службы (CAS) Американского химического общества.</w:t>
-      </w:r>
-    </w:p>
-    <w:p>
-      <w:r>
-        <w:rPr>
-          <w:rFonts w:ascii="Verdana" w:hAnsi="Verdana"/>
-          <w:i/>
-          <w:sz w:val="14"/>
-        </w:rPr>
-        <w:t>Note 80: Средняя часть данной кодовой таблицы (кодовые цифры 100-199) включает термины на нескольких уровнях, которые могут быть использованы для простых и более сложных автоматических станций.</w:t>
-      </w:r>
-    </w:p>
-    <w:p>
-      <w:r>
-        <w:rPr>
-          <w:rFonts w:ascii="Verdana" w:hAnsi="Verdana"/>
-          <w:i/>
-          <w:sz w:val="14"/>
-        </w:rPr>
-        <w:t>Note 81: Номинальный диапазон влажности поверхности почвы — от 0 % до 100 %. В крайних случаях экстраполированное обратное рассеяние при угле наклона в 40 градусов может превышать исходный показатель для влажного обратного рассеяния. В этих случаях значение, полученное в результате процесса измерения влажности поверхности почвы, будет менее 0 % или более 100 %, соответственно.</w:t>
-      </w:r>
-    </w:p>
-    <w:p>
-      <w:r>
-        <w:rPr>
-          <w:rFonts w:ascii="Verdana" w:hAnsi="Verdana"/>
-          <w:i/>
-          <w:sz w:val="14"/>
-        </w:rPr>
-        <w:t>Note 84: Эти величины относятся к хорошо сформированному ветровому волнению в открытом море. В то время как предпочтение следует отдавать описательным терминам, значения этих высот могут использоваться наблюдателем как руководство при передаче состояния поверхности моря, которое возникает в результате различных факторов, таких, как ветер, зыбь, течения, угол между направлением ветра и зыби и т. д.</w:t>
-      </w:r>
-    </w:p>
-    <w:p>
-      <w:r>
-        <w:rPr>
-          <w:rFonts w:ascii="Verdana" w:hAnsi="Verdana"/>
-          <w:i/>
-          <w:sz w:val="14"/>
-        </w:rPr>
-        <w:t>Note 85: Данный дескриптор будет связан с данными по видимости или высоте облаков для указания того, что значение является граничным. Если передаваемое значение является истинным, то кодовая цифра равна нулю. Однако измерение может попасть в предел измерительной способности прибора. Если передаваемое значение больше, чем истинное значение, то кодовая цифра будет равна 1, если передаваемое значение меньше истинного значения, то кодовая цифра будет равна 2.</w:t>
-      </w:r>
-    </w:p>
-    <w:p>
-      <w:r>
-        <w:rPr>
-          <w:rFonts w:ascii="Verdana" w:hAnsi="Verdana"/>
-          <w:i/>
-          <w:sz w:val="14"/>
-        </w:rPr>
-        <w:t>Note 88: Значимость времени должна быть квалифицирована соответствующими периодами времени, которые следует указывать.</w:t>
-      </w:r>
-    </w:p>
-    <w:p>
-      <w:r>
-        <w:rPr>
-          <w:rFonts w:ascii="Verdana" w:hAnsi="Verdana"/>
-          <w:i/>
-          <w:sz w:val="14"/>
-        </w:rPr>
-        <w:t>Note 90: Тип прибора и единицы начальных измерений для измерения ветра (в м с-1 за исключением отдельных указаний).</w:t>
-      </w:r>
-    </w:p>
-    <w:p>
-      <w:r>
-        <w:rPr>
-          <w:rFonts w:ascii="Verdana" w:hAnsi="Verdana"/>
-          <w:i/>
-          <w:sz w:val="14"/>
-        </w:rPr>
-        <w:t>Note 94: Там, где первоначальный метод передачи указывается кодовой цифрой 1, в целях получения достоверных значений данных, соответствующих дескриптору 0 01 012, рекомендуется следующее преобразование: Передаваемое значение Значение данных 0 0 1 45 2 90 3 135 4 180 5 225 6 270 7 315 8 360 9 511</w:t>
-      </w:r>
-    </w:p>
-    <w:p>
-      <w:r>
-        <w:rPr>
-          <w:rFonts w:ascii="Verdana" w:hAnsi="Verdana"/>
-          <w:i/>
-          <w:sz w:val="14"/>
-        </w:rPr>
-        <w:t>Note 95: Там, где первоначальный метод передачи указывается кодовой цифрой 1, в целях получения точных значений данных, соответствующих дескриптору 0 01 013, рекомендуется следующее преобразование: Передаваемое значение Значение данных 0 0 1 1 2 4 3 7 4 9 5 12 6 14 7 17 8 19 9 21 / 1023</w:t>
-      </w:r>
-    </w:p>
-    <w:p>
-      <w:r>
-        <w:rPr>
-          <w:rFonts w:ascii="Verdana" w:hAnsi="Verdana"/>
-          <w:i/>
-          <w:sz w:val="14"/>
-        </w:rPr>
-        <w:t>Note 22: Битовые флаги показывают элементы, включенные при обработке данных зондирования.</w:t>
-      </w:r>
-    </w:p>
     <w:sectPr>
       <w:pgSz w:w="16838" w:h="11906" w:orient="landscape"/>
       <w:pgMar w:top="850" w:right="850" w:bottom="850" w:left="850" w:header="720" w:footer="720" w:gutter="0"/>
